--- a/docs/SCW16-Paper-01.docx
+++ b/docs/SCW16-Paper-01.docx
@@ -157,7 +157,7 @@
         <w:pStyle w:val="BodyText"/>
       </w:pPr>
       <w:r>
-        <w:t xml:space="preserve">01 April 2026</w:t>
+        <w:t xml:space="preserve">04 April 2026</w:t>
       </w:r>
     </w:p>
     <w:bookmarkStart w:id="24" w:name="abstract"/>

--- a/docs/SCW16-Paper-01.docx
+++ b/docs/SCW16-Paper-01.docx
@@ -157,7 +157,7 @@
         <w:pStyle w:val="BodyText"/>
       </w:pPr>
       <w:r>
-        <w:t xml:space="preserve">04 April 2026</w:t>
+        <w:t xml:space="preserve">06 April 2026</w:t>
       </w:r>
     </w:p>
     <w:bookmarkStart w:id="24" w:name="abstract"/>
@@ -2705,7 +2705,7 @@
       </w:r>
     </w:p>
     <w:bookmarkEnd w:id="37"/>
-    <w:bookmarkStart w:id="146" w:name="proposed-simplified-alternatives"/>
+    <w:bookmarkStart w:id="150" w:name="proposed-simplified-alternatives"/>
     <w:p>
       <w:pPr>
         <w:pStyle w:val="Heading1"/>
@@ -19843,7 +19843,7 @@
       </w:tr>
     </w:tbl>
     <w:bookmarkEnd w:id="142"/>
-    <w:bookmarkStart w:id="145" w:name="fixed-reference-point-alternatives"/>
+    <w:bookmarkStart w:id="149" w:name="fixed-reference-point-alternatives"/>
     <w:p>
       <w:pPr>
         <w:pStyle w:val="Heading2"/>
@@ -19994,6 +19994,441 @@
         <w:t xml:space="preserve">simulation design.</w:t>
       </w:r>
     </w:p>
+    <w:p>
+      <w:pPr>
+        <w:pStyle w:val="BodyText"/>
+      </w:pPr>
+      <w:r>
+        <w:rPr>
+          <w:b/>
+          <w:bCs/>
+        </w:rPr>
+        <w:t xml:space="preserve">91.</w:t>
+      </w:r>
+      <w:r>
+        <w:t xml:space="preserve"> </w:t>
+      </w:r>
+      <w:r>
+        <w:t xml:space="preserve">As an additional diagnostic of selectivity dynamics, the fishery-combined mean selected age can be tracked through time:</w:t>
+      </w:r>
+    </w:p>
+    <w:p>
+      <w:pPr>
+        <w:pStyle w:val="BodyText"/>
+      </w:pPr>
+      <m:oMathPara>
+        <m:oMathParaPr>
+          <m:jc m:val="center"/>
+        </m:oMathParaPr>
+        <m:oMath>
+          <m:sSub>
+            <m:e>
+              <m:acc>
+                <m:accPr>
+                  <m:chr m:val="‾"/>
+                </m:accPr>
+                <m:e>
+                  <m:r>
+                    <m:t>a</m:t>
+                  </m:r>
+                </m:e>
+              </m:acc>
+            </m:e>
+            <m:sub>
+              <m:r>
+                <m:t>t</m:t>
+              </m:r>
+            </m:sub>
+          </m:sSub>
+          <m:r>
+            <m:rPr>
+              <m:sty m:val="p"/>
+            </m:rPr>
+            <m:t>=</m:t>
+          </m:r>
+          <m:f>
+            <m:fPr>
+              <m:type m:val="bar"/>
+            </m:fPr>
+            <m:num>
+              <m:nary>
+                <m:naryPr>
+                  <m:chr m:val="∑"/>
+                  <m:limLoc m:val="undOvr"/>
+                  <m:subHide m:val="off"/>
+                  <m:supHide m:val="on"/>
+                </m:naryPr>
+                <m:sub>
+                  <m:r>
+                    <m:t>a</m:t>
+                  </m:r>
+                </m:sub>
+                <m:sup>
+                  <m:r>
+                    <m:t>​</m:t>
+                  </m:r>
+                </m:sup>
+                <m:e>
+                  <m:sSub>
+                    <m:e>
+                      <m:r>
+                        <m:t>F</m:t>
+                      </m:r>
+                    </m:e>
+                    <m:sub>
+                      <m:r>
+                        <m:t>a</m:t>
+                      </m:r>
+                      <m:r>
+                        <m:rPr>
+                          <m:sty m:val="p"/>
+                        </m:rPr>
+                        <m:t>,</m:t>
+                      </m:r>
+                      <m:r>
+                        <m:t>t</m:t>
+                      </m:r>
+                    </m:sub>
+                  </m:sSub>
+                </m:e>
+              </m:nary>
+              <m:r>
+                <m:t>a</m:t>
+              </m:r>
+            </m:num>
+            <m:den>
+              <m:nary>
+                <m:naryPr>
+                  <m:chr m:val="∑"/>
+                  <m:limLoc m:val="undOvr"/>
+                  <m:subHide m:val="off"/>
+                  <m:supHide m:val="on"/>
+                </m:naryPr>
+                <m:sub>
+                  <m:r>
+                    <m:t>a</m:t>
+                  </m:r>
+                </m:sub>
+                <m:sup>
+                  <m:r>
+                    <m:t>​</m:t>
+                  </m:r>
+                </m:sup>
+                <m:e>
+                  <m:sSub>
+                    <m:e>
+                      <m:r>
+                        <m:t>F</m:t>
+                      </m:r>
+                    </m:e>
+                    <m:sub>
+                      <m:r>
+                        <m:t>a</m:t>
+                      </m:r>
+                      <m:r>
+                        <m:rPr>
+                          <m:sty m:val="p"/>
+                        </m:rPr>
+                        <m:t>,</m:t>
+                      </m:r>
+                      <m:r>
+                        <m:t>t</m:t>
+                      </m:r>
+                    </m:sub>
+                  </m:sSub>
+                </m:e>
+              </m:nary>
+            </m:den>
+          </m:f>
+          <m:r>
+            <m:rPr>
+              <m:sty m:val="p"/>
+            </m:rPr>
+            <m:t>,</m:t>
+          </m:r>
+        </m:oMath>
+      </m:oMathPara>
+    </w:p>
+    <w:p>
+      <w:pPr>
+        <w:pStyle w:val="FirstParagraph"/>
+      </w:pPr>
+      <w:r>
+        <w:t xml:space="preserve">where</w:t>
+      </w:r>
+      <w:r>
+        <w:t xml:space="preserve"> </w:t>
+      </w:r>
+      <m:oMath>
+        <m:sSub>
+          <m:e>
+            <m:r>
+              <m:t>F</m:t>
+            </m:r>
+          </m:e>
+          <m:sub>
+            <m:r>
+              <m:t>a</m:t>
+            </m:r>
+            <m:r>
+              <m:rPr>
+                <m:sty m:val="p"/>
+              </m:rPr>
+              <m:t>,</m:t>
+            </m:r>
+            <m:r>
+              <m:t>t</m:t>
+            </m:r>
+          </m:sub>
+        </m:sSub>
+      </m:oMath>
+      <w:r>
+        <w:t xml:space="preserve"> </w:t>
+      </w:r>
+      <w:r>
+        <w:t xml:space="preserve">is total fishing mortality at age in year</w:t>
+      </w:r>
+      <w:r>
+        <w:t xml:space="preserve"> </w:t>
+      </w:r>
+      <m:oMath>
+        <m:r>
+          <m:t>t</m:t>
+        </m:r>
+      </m:oMath>
+      <w:r>
+        <w:t xml:space="preserve">. The resulting trend for the SC13 single-stock model is shown in</w:t>
+      </w:r>
+      <w:r>
+        <w:t xml:space="preserve"> </w:t>
+      </w:r>
+      <w:hyperlink w:anchor="fig-mean-selected-age">
+        <w:r>
+          <w:rPr>
+            <w:rStyle w:val="Hyperlink"/>
+          </w:rPr>
+          <w:t xml:space="preserve">Figure 17</w:t>
+        </w:r>
+      </w:hyperlink>
+      <w:r>
+        <w:t xml:space="preserve">.</w:t>
+      </w:r>
+    </w:p>
+    <w:tbl>
+      <w:tblPr>
+        <w:tblStyle w:val="Table"/>
+        <w:tblW w:type="pct" w:w="5000"/>
+        <w:tblLayout w:type="fixed"/>
+        <w:tblLook w:firstRow="0" w:lastRow="0" w:firstColumn="0" w:lastColumn="0" w:noHBand="0" w:noVBand="0" w:val="0000"/>
+      </w:tblPr>
+      <w:tblGrid>
+        <w:gridCol w:w="7920"/>
+      </w:tblGrid>
+      <w:tr>
+        <w:tc>
+          <w:tcPr/>
+          <w:bookmarkStart w:id="146" w:name="fig-mean-selected-age"/>
+          <w:p>
+            <w:pPr>
+              <w:pStyle w:val="Compact"/>
+              <w:jc w:val="center"/>
+            </w:pPr>
+            <w:r>
+              <w:drawing>
+                <wp:inline>
+                  <wp:extent cx="5334000" cy="3062882"/>
+                  <wp:effectExtent b="0" l="0" r="0" t="0"/>
+                  <wp:docPr descr="" title="" id="144" name="Picture"/>
+                  <a:graphic>
+                    <a:graphicData uri="http://schemas.openxmlformats.org/drawingml/2006/picture">
+                      <pic:pic>
+                        <pic:nvPicPr>
+                          <pic:cNvPr descr="SCW16-Paper-01_files/figure-docx/fig-mean-selected-age-1.png" id="145" name="Picture"/>
+                          <pic:cNvPicPr>
+                            <a:picLocks noChangeArrowheads="1" noChangeAspect="1"/>
+                          </pic:cNvPicPr>
+                        </pic:nvPicPr>
+                        <pic:blipFill>
+                          <a:blip r:embed="rId143"/>
+                          <a:stretch>
+                            <a:fillRect/>
+                          </a:stretch>
+                        </pic:blipFill>
+                        <pic:spPr bwMode="auto">
+                          <a:xfrm>
+                            <a:off x="0" y="0"/>
+                            <a:ext cx="5334000" cy="3062882"/>
+                          </a:xfrm>
+                          <a:prstGeom prst="rect">
+                            <a:avLst/>
+                          </a:prstGeom>
+                          <a:noFill/>
+                          <a:ln w="9525">
+                            <a:noFill/>
+                            <a:headEnd/>
+                            <a:tailEnd/>
+                          </a:ln>
+                        </pic:spPr>
+                      </pic:pic>
+                    </a:graphicData>
+                  </a:graphic>
+                </wp:inline>
+              </w:drawing>
+            </w:r>
+          </w:p>
+          <w:p>
+            <w:pPr>
+              <w:jc w:val="center"/>
+            </w:pPr>
+            <w:pPr>
+              <w:jc w:val="left"/>
+              <w:spacing w:before="200"/>
+              <w:pStyle w:val="ImageCaption"/>
+            </w:pPr>
+            <w:r>
+              <w:t xml:space="preserve">Figure 17: Time trend in fishery-combined mean selected age for</w:t>
+            </w:r>
+            <w:r>
+              <w:t xml:space="preserve"> </w:t>
+            </w:r>
+            <w:r>
+              <w:rPr>
+                <w:rStyle w:val="VerbatimChar"/>
+              </w:rPr>
+              <w:t xml:space="preserve">h1_1.14</w:t>
+            </w:r>
+            <w:r>
+              <w:t xml:space="preserve">, computed as</w:t>
+            </w:r>
+            <w:r>
+              <w:t xml:space="preserve"> </w:t>
+            </w:r>
+            <m:oMath>
+              <m:sSub>
+                <m:e>
+                  <m:acc>
+                    <m:accPr>
+                      <m:chr m:val="‾"/>
+                    </m:accPr>
+                    <m:e>
+                      <m:r>
+                        <m:t>a</m:t>
+                      </m:r>
+                    </m:e>
+                  </m:acc>
+                </m:e>
+                <m:sub>
+                  <m:r>
+                    <m:t>t</m:t>
+                  </m:r>
+                </m:sub>
+              </m:sSub>
+              <m:r>
+                <m:rPr>
+                  <m:sty m:val="p"/>
+                </m:rPr>
+                <m:t>=</m:t>
+              </m:r>
+              <m:nary>
+                <m:naryPr>
+                  <m:chr m:val="∑"/>
+                  <m:limLoc m:val="undOvr"/>
+                  <m:subHide m:val="off"/>
+                  <m:supHide m:val="on"/>
+                </m:naryPr>
+                <m:sub>
+                  <m:r>
+                    <m:t>a</m:t>
+                  </m:r>
+                </m:sub>
+                <m:sup>
+                  <m:r>
+                    <m:t>​</m:t>
+                  </m:r>
+                </m:sup>
+                <m:e>
+                  <m:sSub>
+                    <m:e>
+                      <m:r>
+                        <m:t>F</m:t>
+                      </m:r>
+                    </m:e>
+                    <m:sub>
+                      <m:r>
+                        <m:t>a</m:t>
+                      </m:r>
+                      <m:r>
+                        <m:rPr>
+                          <m:sty m:val="p"/>
+                        </m:rPr>
+                        <m:t>,</m:t>
+                      </m:r>
+                      <m:r>
+                        <m:t>t</m:t>
+                      </m:r>
+                    </m:sub>
+                  </m:sSub>
+                </m:e>
+              </m:nary>
+              <m:r>
+                <m:t>a</m:t>
+              </m:r>
+              <m:r>
+                <m:rPr>
+                  <m:sty m:val="p"/>
+                </m:rPr>
+                <m:t>/</m:t>
+              </m:r>
+              <m:nary>
+                <m:naryPr>
+                  <m:chr m:val="∑"/>
+                  <m:limLoc m:val="undOvr"/>
+                  <m:subHide m:val="off"/>
+                  <m:supHide m:val="on"/>
+                </m:naryPr>
+                <m:sub>
+                  <m:r>
+                    <m:t>a</m:t>
+                  </m:r>
+                </m:sub>
+                <m:sup>
+                  <m:r>
+                    <m:t>​</m:t>
+                  </m:r>
+                </m:sup>
+                <m:e>
+                  <m:sSub>
+                    <m:e>
+                      <m:r>
+                        <m:t>F</m:t>
+                      </m:r>
+                    </m:e>
+                    <m:sub>
+                      <m:r>
+                        <m:t>a</m:t>
+                      </m:r>
+                      <m:r>
+                        <m:rPr>
+                          <m:sty m:val="p"/>
+                        </m:rPr>
+                        <m:t>,</m:t>
+                      </m:r>
+                      <m:r>
+                        <m:t>t</m:t>
+                      </m:r>
+                    </m:sub>
+                  </m:sSub>
+                </m:e>
+              </m:nary>
+            </m:oMath>
+            <w:r>
+              <w:t xml:space="preserve">.</w:t>
+            </w:r>
+          </w:p>
+          <w:bookmarkEnd w:id="146"/>
+        </w:tc>
+      </w:tr>
+    </w:tbl>
     <w:tbl>
       <w:tblPr>
         <w:tblStyle w:val="Table"/>
@@ -20035,12 +20470,12 @@
                 <wp:inline>
                   <wp:extent cx="152400" cy="152400"/>
                   <wp:effectExtent b="0" l="0" r="0" t="0"/>
-                  <wp:docPr descr="" title="" id="143" name="Picture"/>
+                  <wp:docPr descr="" title="" id="147" name="Picture"/>
                   <a:graphic>
                     <a:graphicData uri="http://schemas.openxmlformats.org/drawingml/2006/picture">
                       <pic:pic>
                         <pic:nvPicPr>
-                          <pic:cNvPr descr="/Applications/quarto/share/formats/docx/note.png" id="144" name="Picture"/>
+                          <pic:cNvPr descr="/Applications/quarto/share/formats/docx/note.png" id="148" name="Picture"/>
                           <pic:cNvPicPr>
                             <a:picLocks noChangeArrowheads="1" noChangeAspect="1"/>
                           </pic:cNvPicPr>
@@ -20107,7 +20542,7 @@
                 <w:b/>
                 <w:bCs/>
               </w:rPr>
-              <w:t xml:space="preserve">91.</w:t>
+              <w:t xml:space="preserve">92.</w:t>
             </w:r>
             <w:r>
               <w:t xml:space="preserve"> </w:t>
@@ -20239,7 +20674,7 @@
           <w:b/>
           <w:bCs/>
         </w:rPr>
-        <w:t xml:space="preserve">92.</w:t>
+        <w:t xml:space="preserve">93.</w:t>
       </w:r>
       <w:r>
         <w:t xml:space="preserve"> </w:t>
@@ -20248,9 +20683,9 @@
         <w:t xml:space="preserve">The recommended approach is therefore to calculate reference points once, using the terminal selectivity block and the current biological schedules, and use those fixed values as management benchmarks throughout the MSE simulation. Sensitivity to the choice of reference period can be examined as part of robustness testing.</w:t>
       </w:r>
     </w:p>
-    <w:bookmarkEnd w:id="145"/>
-    <w:bookmarkEnd w:id="146"/>
-    <w:bookmarkStart w:id="147" w:name="summary"/>
+    <w:bookmarkEnd w:id="149"/>
+    <w:bookmarkEnd w:id="150"/>
+    <w:bookmarkStart w:id="151" w:name="summary"/>
     <w:p>
       <w:pPr>
         <w:pStyle w:val="Heading1"/>
@@ -20268,7 +20703,7 @@
           <w:b/>
           <w:bCs/>
         </w:rPr>
-        <w:t xml:space="preserve">93.</w:t>
+        <w:t xml:space="preserve">94.</w:t>
       </w:r>
       <w:r>
         <w:t xml:space="preserve"> </w:t>
@@ -20920,7 +21355,7 @@
           <w:b/>
           <w:bCs/>
         </w:rPr>
-        <w:t xml:space="preserve">94.</w:t>
+        <w:t xml:space="preserve">95.</w:t>
       </w:r>
       <w:r>
         <w:t xml:space="preserve"> </w:t>
@@ -20929,8 +21364,8 @@
         <w:t xml:space="preserve">Taken together, these results suggest that the next stage should focus less on broad additional simplification and more on selecting a compact set of well-motivated operating models and robustness scenarios. The current evidence points toward carrying forward a reduced-index baseline, a single-stock model that preserves South-Central Chile selectivity flexibility, a harmonized two-stock comparator, and targeted robustness cases for q variability, projection selectivity, and alternative stock-2 recruitment structure.</w:t>
       </w:r>
     </w:p>
-    <w:bookmarkEnd w:id="147"/>
-    <w:bookmarkStart w:id="157" w:name="appendix-compact-equation-summary"/>
+    <w:bookmarkEnd w:id="151"/>
+    <w:bookmarkStart w:id="161" w:name="appendix-compact-equation-summary"/>
     <w:p>
       <w:pPr>
         <w:pStyle w:val="Heading1"/>
@@ -20947,7 +21382,7 @@
         <w:t xml:space="preserve">This appendix gives a compact schematic description of the equations underlying the SC13 Joint Jack Mackerel Model. It is intended to summarize the structure used in this working paper rather than to reproduce every implementation detail of the ADMB code or every option described in the technical annex and user guide.</w:t>
       </w:r>
     </w:p>
-    <w:bookmarkStart w:id="148" w:name="notation"/>
+    <w:bookmarkStart w:id="152" w:name="notation"/>
     <w:p>
       <w:pPr>
         <w:pStyle w:val="Heading2"/>
@@ -21537,8 +21972,8 @@
         <w:t xml:space="preserve">.</w:t>
       </w:r>
     </w:p>
-    <w:bookmarkEnd w:id="148"/>
-    <w:bookmarkStart w:id="149" w:name="population-update"/>
+    <w:bookmarkEnd w:id="152"/>
+    <w:bookmarkStart w:id="153" w:name="population-update"/>
     <w:p>
       <w:pPr>
         <w:pStyle w:val="Heading2"/>
@@ -22546,8 +22981,8 @@
         <w:t xml:space="preserve">is the fraction of annual mortality occurring before spawning.</w:t>
       </w:r>
     </w:p>
-    <w:bookmarkEnd w:id="149"/>
-    <w:bookmarkStart w:id="150" w:name="stock-recruitment-relationship"/>
+    <w:bookmarkEnd w:id="153"/>
+    <w:bookmarkStart w:id="154" w:name="stock-recruitment-relationship"/>
     <w:p>
       <w:pPr>
         <w:pStyle w:val="Heading2"/>
@@ -23072,8 +23507,8 @@
         <w:t xml:space="preserve">, recruitment is assigned across two stocks with a more complex regime structure, including the 1999 shift described in the control file.</w:t>
       </w:r>
     </w:p>
-    <w:bookmarkEnd w:id="150"/>
-    <w:bookmarkStart w:id="151" w:name="fishing-mortality-and-catch"/>
+    <w:bookmarkEnd w:id="154"/>
+    <w:bookmarkStart w:id="155" w:name="fishing-mortality-and-catch"/>
     <w:p>
       <w:pPr>
         <w:pStyle w:val="Heading2"/>
@@ -23749,8 +24184,8 @@
         </m:oMath>
       </m:oMathPara>
     </w:p>
-    <w:bookmarkEnd w:id="151"/>
-    <w:bookmarkStart w:id="152" w:name="abundance-indices"/>
+    <w:bookmarkEnd w:id="155"/>
+    <w:bookmarkStart w:id="156" w:name="abundance-indices"/>
     <w:p>
       <w:pPr>
         <w:pStyle w:val="Heading2"/>
@@ -24157,8 +24592,8 @@
         <w:t xml:space="preserve">places the survey or CPUE observation within the year. This expression is schematic because some indices are closer to numbers-at-age and others to biomass, but it captures the model logic used across the SC13 index components.</w:t>
       </w:r>
     </w:p>
-    <w:bookmarkEnd w:id="152"/>
-    <w:bookmarkStart w:id="153" w:name="age-and-length-compositions"/>
+    <w:bookmarkEnd w:id="156"/>
+    <w:bookmarkStart w:id="157" w:name="age-and-length-compositions"/>
     <w:p>
       <w:pPr>
         <w:pStyle w:val="Heading2"/>
@@ -24671,8 +25106,8 @@
         <w:t xml:space="preserve">, derived from the von Bertalanffy growth specification used by the model.</w:t>
       </w:r>
     </w:p>
-    <w:bookmarkEnd w:id="153"/>
-    <w:bookmarkStart w:id="154" w:name="observation-likelihoods"/>
+    <w:bookmarkEnd w:id="157"/>
+    <w:bookmarkStart w:id="158" w:name="observation-likelihoods"/>
     <w:p>
       <w:pPr>
         <w:pStyle w:val="Heading2"/>
@@ -25281,8 +25716,8 @@
         <w:t xml:space="preserve">The SC13 model uses Francis weighting for age-composition effective sample sizes, so the composition likelihood is strongly affected by those externally specified weights.</w:t>
       </w:r>
     </w:p>
-    <w:bookmarkEnd w:id="154"/>
-    <w:bookmarkStart w:id="155" w:name="objective-function"/>
+    <w:bookmarkEnd w:id="158"/>
+    <w:bookmarkStart w:id="159" w:name="objective-function"/>
     <w:p>
       <w:pPr>
         <w:pStyle w:val="Heading2"/>
@@ -25628,8 +26063,8 @@
         <w:t xml:space="preserve">, is especially important in SC13 because the model includes extensive penalties on fishery and survey selectivity trajectories to regularize the time-varying non-parametric selectivity schedules.</w:t>
       </w:r>
     </w:p>
-    <w:bookmarkEnd w:id="155"/>
-    <w:bookmarkStart w:id="156" w:name="dynamic-reference-points"/>
+    <w:bookmarkEnd w:id="159"/>
+    <w:bookmarkStart w:id="160" w:name="dynamic-reference-points"/>
     <w:p>
       <w:pPr>
         <w:pStyle w:val="Heading2"/>
@@ -26083,9 +26518,9 @@
         <w:t xml:space="preserve">vary through time in the SC13 assessment rather than remaining fixed constants.</w:t>
       </w:r>
     </w:p>
-    <w:bookmarkEnd w:id="156"/>
-    <w:bookmarkEnd w:id="157"/>
-    <w:bookmarkStart w:id="186" w:name="references"/>
+    <w:bookmarkEnd w:id="160"/>
+    <w:bookmarkEnd w:id="161"/>
+    <w:bookmarkStart w:id="190" w:name="references"/>
     <w:p>
       <w:pPr>
         <w:pStyle w:val="Heading1"/>
@@ -26094,8 +26529,8 @@
         <w:t xml:space="preserve">References</w:t>
       </w:r>
     </w:p>
-    <w:bookmarkStart w:id="185" w:name="refs"/>
-    <w:bookmarkStart w:id="158" w:name="ref-beverton1957dynamics"/>
+    <w:bookmarkStart w:id="189" w:name="refs"/>
+    <w:bookmarkStart w:id="162" w:name="ref-beverton1957dynamics"/>
     <w:p>
       <w:pPr>
         <w:pStyle w:val="Bibliography"/>
@@ -26120,8 +26555,8 @@
         <w:t xml:space="preserve">(Vol. 19, p. 533). H. M. Stationery Office.</w:t>
       </w:r>
     </w:p>
-    <w:bookmarkEnd w:id="158"/>
-    <w:bookmarkStart w:id="160" w:name="ref-butterworth1999procedures"/>
+    <w:bookmarkEnd w:id="162"/>
+    <w:bookmarkStart w:id="164" w:name="ref-butterworth1999procedures"/>
     <w:p>
       <w:pPr>
         <w:pStyle w:val="Bibliography"/>
@@ -26158,7 +26593,7 @@
       <w:r>
         <w:t xml:space="preserve"> </w:t>
       </w:r>
-      <w:hyperlink r:id="rId159">
+      <w:hyperlink r:id="rId163">
         <w:r>
           <w:rPr>
             <w:rStyle w:val="Hyperlink"/>
@@ -26167,8 +26602,8 @@
         </w:r>
       </w:hyperlink>
     </w:p>
-    <w:bookmarkEnd w:id="160"/>
-    <w:bookmarkStart w:id="162" w:name="ref-carruthers2024roadmap"/>
+    <w:bookmarkEnd w:id="164"/>
+    <w:bookmarkStart w:id="166" w:name="ref-carruthers2024roadmap"/>
     <w:p>
       <w:pPr>
         <w:pStyle w:val="Bibliography"/>
@@ -26231,7 +26666,7 @@
       <w:r>
         <w:t xml:space="preserve"> </w:t>
       </w:r>
-      <w:hyperlink r:id="rId161">
+      <w:hyperlink r:id="rId165">
         <w:r>
           <w:rPr>
             <w:rStyle w:val="Hyperlink"/>
@@ -26240,8 +26675,8 @@
         </w:r>
       </w:hyperlink>
     </w:p>
-    <w:bookmarkEnd w:id="162"/>
-    <w:bookmarkStart w:id="164" w:name="ref-fournier2012admb"/>
+    <w:bookmarkEnd w:id="166"/>
+    <w:bookmarkStart w:id="168" w:name="ref-fournier2012admb"/>
     <w:p>
       <w:pPr>
         <w:pStyle w:val="Bibliography"/>
@@ -26278,7 +26713,7 @@
       <w:r>
         <w:t xml:space="preserve"> </w:t>
       </w:r>
-      <w:hyperlink r:id="rId163">
+      <w:hyperlink r:id="rId167">
         <w:r>
           <w:rPr>
             <w:rStyle w:val="Hyperlink"/>
@@ -26287,8 +26722,8 @@
         </w:r>
       </w:hyperlink>
     </w:p>
-    <w:bookmarkEnd w:id="164"/>
-    <w:bookmarkStart w:id="166" w:name="ref-fournier1982catchage"/>
+    <w:bookmarkEnd w:id="168"/>
+    <w:bookmarkStart w:id="170" w:name="ref-fournier1982catchage"/>
     <w:p>
       <w:pPr>
         <w:pStyle w:val="Bibliography"/>
@@ -26325,7 +26760,7 @@
       <w:r>
         <w:t xml:space="preserve"> </w:t>
       </w:r>
-      <w:hyperlink r:id="rId165">
+      <w:hyperlink r:id="rId169">
         <w:r>
           <w:rPr>
             <w:rStyle w:val="Hyperlink"/>
@@ -26334,8 +26769,8 @@
         </w:r>
       </w:hyperlink>
     </w:p>
-    <w:bookmarkEnd w:id="166"/>
-    <w:bookmarkStart w:id="168" w:name="ref-francis2011weighting"/>
+    <w:bookmarkEnd w:id="170"/>
+    <w:bookmarkStart w:id="172" w:name="ref-francis2011weighting"/>
     <w:p>
       <w:pPr>
         <w:pStyle w:val="Bibliography"/>
@@ -26372,7 +26807,7 @@
       <w:r>
         <w:t xml:space="preserve"> </w:t>
       </w:r>
-      <w:hyperlink r:id="rId167">
+      <w:hyperlink r:id="rId171">
         <w:r>
           <w:rPr>
             <w:rStyle w:val="Hyperlink"/>
@@ -26381,8 +26816,8 @@
         </w:r>
       </w:hyperlink>
     </w:p>
-    <w:bookmarkEnd w:id="168"/>
-    <w:bookmarkStart w:id="170" w:name="ref-hilborn1992quantitative"/>
+    <w:bookmarkEnd w:id="172"/>
+    <w:bookmarkStart w:id="174" w:name="ref-hilborn1992quantitative"/>
     <w:p>
       <w:pPr>
         <w:pStyle w:val="Bibliography"/>
@@ -26406,7 +26841,7 @@
       <w:r>
         <w:t xml:space="preserve"> </w:t>
       </w:r>
-      <w:hyperlink r:id="rId169">
+      <w:hyperlink r:id="rId173">
         <w:r>
           <w:rPr>
             <w:rStyle w:val="Hyperlink"/>
@@ -26415,8 +26850,8 @@
         </w:r>
       </w:hyperlink>
     </w:p>
-    <w:bookmarkEnd w:id="170"/>
-    <w:bookmarkStart w:id="172" w:name="ref-linton2011selectivity"/>
+    <w:bookmarkEnd w:id="174"/>
+    <w:bookmarkStart w:id="176" w:name="ref-linton2011selectivity"/>
     <w:p>
       <w:pPr>
         <w:pStyle w:val="Bibliography"/>
@@ -26453,7 +26888,7 @@
       <w:r>
         <w:t xml:space="preserve"> </w:t>
       </w:r>
-      <w:hyperlink r:id="rId171">
+      <w:hyperlink r:id="rId175">
         <w:r>
           <w:rPr>
             <w:rStyle w:val="Hyperlink"/>
@@ -26462,8 +26897,8 @@
         </w:r>
       </w:hyperlink>
     </w:p>
-    <w:bookmarkEnd w:id="172"/>
-    <w:bookmarkStart w:id="174" w:name="ref-punt2016bestpractices"/>
+    <w:bookmarkEnd w:id="176"/>
+    <w:bookmarkStart w:id="178" w:name="ref-punt2016bestpractices"/>
     <w:p>
       <w:pPr>
         <w:pStyle w:val="Bibliography"/>
@@ -26500,7 +26935,7 @@
       <w:r>
         <w:t xml:space="preserve"> </w:t>
       </w:r>
-      <w:hyperlink r:id="rId173">
+      <w:hyperlink r:id="rId177">
         <w:r>
           <w:rPr>
             <w:rStyle w:val="Hyperlink"/>
@@ -26509,8 +26944,8 @@
         </w:r>
       </w:hyperlink>
     </w:p>
-    <w:bookmarkEnd w:id="174"/>
-    <w:bookmarkStart w:id="176" w:name="ref-rousseau2019fleets"/>
+    <w:bookmarkEnd w:id="178"/>
+    <w:bookmarkStart w:id="180" w:name="ref-rousseau2019fleets"/>
     <w:p>
       <w:pPr>
         <w:pStyle w:val="Bibliography"/>
@@ -26547,7 +26982,7 @@
       <w:r>
         <w:t xml:space="preserve"> </w:t>
       </w:r>
-      <w:hyperlink r:id="rId175">
+      <w:hyperlink r:id="rId179">
         <w:r>
           <w:rPr>
             <w:rStyle w:val="Hyperlink"/>
@@ -26556,8 +26991,8 @@
         </w:r>
       </w:hyperlink>
     </w:p>
-    <w:bookmarkEnd w:id="176"/>
-    <w:bookmarkStart w:id="178" w:name="ref-schnute1995error"/>
+    <w:bookmarkEnd w:id="180"/>
+    <w:bookmarkStart w:id="182" w:name="ref-schnute1995error"/>
     <w:p>
       <w:pPr>
         <w:pStyle w:val="Bibliography"/>
@@ -26594,7 +27029,7 @@
       <w:r>
         <w:t xml:space="preserve"> </w:t>
       </w:r>
-      <w:hyperlink r:id="rId177">
+      <w:hyperlink r:id="rId181">
         <w:r>
           <w:rPr>
             <w:rStyle w:val="Hyperlink"/>
@@ -26603,8 +27038,8 @@
         </w:r>
       </w:hyperlink>
     </w:p>
-    <w:bookmarkEnd w:id="178"/>
-    <w:bookmarkStart w:id="180" w:name="ref-siple2021smallpelagics"/>
+    <w:bookmarkEnd w:id="182"/>
+    <w:bookmarkStart w:id="184" w:name="ref-siple2021smallpelagics"/>
     <w:p>
       <w:pPr>
         <w:pStyle w:val="Bibliography"/>
@@ -26641,7 +27076,7 @@
       <w:r>
         <w:t xml:space="preserve"> </w:t>
       </w:r>
-      <w:hyperlink r:id="rId179">
+      <w:hyperlink r:id="rId183">
         <w:r>
           <w:rPr>
             <w:rStyle w:val="Hyperlink"/>
@@ -26650,8 +27085,8 @@
         </w:r>
       </w:hyperlink>
     </w:p>
-    <w:bookmarkEnd w:id="180"/>
-    <w:bookmarkStart w:id="182" w:name="ref-sprfmo2025mseworkshop"/>
+    <w:bookmarkEnd w:id="184"/>
+    <w:bookmarkStart w:id="186" w:name="ref-sprfmo2025mseworkshop"/>
     <w:p>
       <w:pPr>
         <w:pStyle w:val="Bibliography"/>
@@ -26720,7 +27155,7 @@
       <w:r>
         <w:t xml:space="preserve"> </w:t>
       </w:r>
-      <w:hyperlink r:id="rId181">
+      <w:hyperlink r:id="rId185">
         <w:r>
           <w:rPr>
             <w:rStyle w:val="Hyperlink"/>
@@ -26729,8 +27164,8 @@
         </w:r>
       </w:hyperlink>
     </w:p>
-    <w:bookmarkEnd w:id="182"/>
-    <w:bookmarkStart w:id="184" w:name="ref-sprfmo2025annex11"/>
+    <w:bookmarkEnd w:id="186"/>
+    <w:bookmarkStart w:id="188" w:name="ref-sprfmo2025annex11"/>
     <w:p>
       <w:pPr>
         <w:pStyle w:val="Bibliography"/>
@@ -26754,7 +27189,7 @@
       <w:r>
         <w:t xml:space="preserve"> </w:t>
       </w:r>
-      <w:hyperlink r:id="rId183">
+      <w:hyperlink r:id="rId187">
         <w:r>
           <w:rPr>
             <w:rStyle w:val="Hyperlink"/>
@@ -26763,9 +27198,9 @@
         </w:r>
       </w:hyperlink>
     </w:p>
-    <w:bookmarkEnd w:id="184"/>
-    <w:bookmarkEnd w:id="185"/>
-    <w:bookmarkEnd w:id="186"/>
+    <w:bookmarkEnd w:id="188"/>
+    <w:bookmarkEnd w:id="189"/>
+    <w:bookmarkEnd w:id="190"/>
     <w:sectPr>
       <w:footnotePr>
         <w:numRestart w:val="eachSect"/>

--- a/docs/SCW16-Paper-01.docx
+++ b/docs/SCW16-Paper-01.docx
@@ -157,7 +157,7 @@
         <w:pStyle w:val="BodyText"/>
       </w:pPr>
       <w:r>
-        <w:t xml:space="preserve">06 April 2026</w:t>
+        <w:t xml:space="preserve">08 April 2026</w:t>
       </w:r>
     </w:p>
     <w:bookmarkStart w:id="24" w:name="abstract"/>
@@ -2705,7 +2705,7 @@
       </w:r>
     </w:p>
     <w:bookmarkEnd w:id="37"/>
-    <w:bookmarkStart w:id="150" w:name="proposed-simplified-alternatives"/>
+    <w:bookmarkStart w:id="154" w:name="proposed-simplified-alternatives"/>
     <w:p>
       <w:pPr>
         <w:pStyle w:val="Heading1"/>
@@ -19843,7 +19843,7 @@
       </w:tr>
     </w:tbl>
     <w:bookmarkEnd w:id="142"/>
-    <w:bookmarkStart w:id="149" w:name="fixed-reference-point-alternatives"/>
+    <w:bookmarkStart w:id="153" w:name="fixed-reference-point-alternatives"/>
     <w:p>
       <w:pPr>
         <w:pStyle w:val="Heading2"/>
@@ -20197,7 +20197,58 @@
         </m:r>
       </m:oMath>
       <w:r>
-        <w:t xml:space="preserve">. The resulting trend for the SC13 single-stock model is shown in</w:t>
+        <w:t xml:space="preserve">. The resulting patterns for the selectivity alternatives</w:t>
+      </w:r>
+      <w:r>
+        <w:t xml:space="preserve"> </w:t>
+      </w:r>
+      <w:r>
+        <w:rPr>
+          <w:rStyle w:val="VerbatimChar"/>
+        </w:rPr>
+        <w:t xml:space="preserve">h1_2.00</w:t>
+      </w:r>
+      <w:r>
+        <w:t xml:space="preserve">,</w:t>
+      </w:r>
+      <w:r>
+        <w:t xml:space="preserve"> </w:t>
+      </w:r>
+      <w:r>
+        <w:rPr>
+          <w:rStyle w:val="VerbatimChar"/>
+        </w:rPr>
+        <w:t xml:space="preserve">h1_2.01</w:t>
+      </w:r>
+      <w:r>
+        <w:t xml:space="preserve">,</w:t>
+      </w:r>
+      <w:r>
+        <w:t xml:space="preserve"> </w:t>
+      </w:r>
+      <w:r>
+        <w:rPr>
+          <w:rStyle w:val="VerbatimChar"/>
+        </w:rPr>
+        <w:t xml:space="preserve">h1_2.01.1</w:t>
+      </w:r>
+      <w:r>
+        <w:t xml:space="preserve">, and</w:t>
+      </w:r>
+      <w:r>
+        <w:t xml:space="preserve"> </w:t>
+      </w:r>
+      <w:r>
+        <w:rPr>
+          <w:rStyle w:val="VerbatimChar"/>
+        </w:rPr>
+        <w:t xml:space="preserve">h1_2.01.2</w:t>
+      </w:r>
+      <w:r>
+        <w:t xml:space="preserve"> </w:t>
+      </w:r>
+      <w:r>
+        <w:t xml:space="preserve">are shown in</w:t>
       </w:r>
       <w:r>
         <w:t xml:space="preserve"> </w:t>
@@ -20295,7 +20346,43 @@
               <w:rPr>
                 <w:rStyle w:val="VerbatimChar"/>
               </w:rPr>
-              <w:t xml:space="preserve">h1_1.14</w:t>
+              <w:t xml:space="preserve">h1_2.00</w:t>
+            </w:r>
+            <w:r>
+              <w:t xml:space="preserve">,</w:t>
+            </w:r>
+            <w:r>
+              <w:t xml:space="preserve"> </w:t>
+            </w:r>
+            <w:r>
+              <w:rPr>
+                <w:rStyle w:val="VerbatimChar"/>
+              </w:rPr>
+              <w:t xml:space="preserve">h1_2.01</w:t>
+            </w:r>
+            <w:r>
+              <w:t xml:space="preserve">,</w:t>
+            </w:r>
+            <w:r>
+              <w:t xml:space="preserve"> </w:t>
+            </w:r>
+            <w:r>
+              <w:rPr>
+                <w:rStyle w:val="VerbatimChar"/>
+              </w:rPr>
+              <w:t xml:space="preserve">h1_2.01.1</w:t>
+            </w:r>
+            <w:r>
+              <w:t xml:space="preserve">, and</w:t>
+            </w:r>
+            <w:r>
+              <w:t xml:space="preserve"> </w:t>
+            </w:r>
+            <w:r>
+              <w:rPr>
+                <w:rStyle w:val="VerbatimChar"/>
+              </w:rPr>
+              <w:t xml:space="preserve">h1_2.01.2</w:t>
             </w:r>
             <w:r>
               <w:t xml:space="preserve">, computed as</w:t>
@@ -20429,6 +20516,342 @@
         </w:tc>
       </w:tr>
     </w:tbl>
+    <w:p>
+      <w:pPr>
+        <w:pStyle w:val="BodyText"/>
+      </w:pPr>
+      <w:r>
+        <w:rPr>
+          <w:b/>
+          <w:bCs/>
+        </w:rPr>
+        <w:t xml:space="preserve">92.</w:t>
+      </w:r>
+      <w:r>
+        <w:t xml:space="preserve"> </w:t>
+      </w:r>
+      <w:r>
+        <w:t xml:space="preserve">The trajectories indicate that</w:t>
+      </w:r>
+      <w:r>
+        <w:t xml:space="preserve"> </w:t>
+      </w:r>
+      <w:r>
+        <w:rPr>
+          <w:rStyle w:val="VerbatimChar"/>
+        </w:rPr>
+        <w:t xml:space="preserve">h1_2.00</w:t>
+      </w:r>
+      <w:r>
+        <w:t xml:space="preserve"> </w:t>
+      </w:r>
+      <w:r>
+        <w:t xml:space="preserve">has the highest and strongest increase in mean selected age,</w:t>
+      </w:r>
+      <w:r>
+        <w:t xml:space="preserve"> </w:t>
+      </w:r>
+      <w:r>
+        <w:rPr>
+          <w:rStyle w:val="VerbatimChar"/>
+        </w:rPr>
+        <w:t xml:space="preserve">h1_2.01</w:t>
+      </w:r>
+      <w:r>
+        <w:t xml:space="preserve"> </w:t>
+      </w:r>
+      <w:r>
+        <w:t xml:space="preserve">and</w:t>
+      </w:r>
+      <w:r>
+        <w:t xml:space="preserve"> </w:t>
+      </w:r>
+      <w:r>
+        <w:rPr>
+          <w:rStyle w:val="VerbatimChar"/>
+        </w:rPr>
+        <w:t xml:space="preserve">h1_2.01.2</w:t>
+      </w:r>
+      <w:r>
+        <w:t xml:space="preserve"> </w:t>
+      </w:r>
+      <w:r>
+        <w:t xml:space="preserve">remain lower and track closely, and</w:t>
+      </w:r>
+      <w:r>
+        <w:t xml:space="preserve"> </w:t>
+      </w:r>
+      <w:r>
+        <w:rPr>
+          <w:rStyle w:val="VerbatimChar"/>
+        </w:rPr>
+        <w:t xml:space="preserve">h1_2.01.1</w:t>
+      </w:r>
+      <w:r>
+        <w:t xml:space="preserve"> </w:t>
+      </w:r>
+      <w:r>
+        <w:t xml:space="preserve">is intermediate, recovering part of the increase relative to</w:t>
+      </w:r>
+      <w:r>
+        <w:t xml:space="preserve"> </w:t>
+      </w:r>
+      <w:r>
+        <w:rPr>
+          <w:rStyle w:val="VerbatimChar"/>
+        </w:rPr>
+        <w:t xml:space="preserve">h1_2.01</w:t>
+      </w:r>
+      <w:r>
+        <w:t xml:space="preserve">.</w:t>
+      </w:r>
+    </w:p>
+    <w:p>
+      <w:pPr>
+        <w:pStyle w:val="BodyText"/>
+      </w:pPr>
+      <w:r>
+        <w:rPr>
+          <w:b/>
+          <w:bCs/>
+        </w:rPr>
+        <w:t xml:space="preserve">93.</w:t>
+      </w:r>
+      <w:r>
+        <w:t xml:space="preserve"> </w:t>
+      </w:r>
+      <w:r>
+        <w:t xml:space="preserve">The joint pattern between mean selected age and dynamic</w:t>
+      </w:r>
+      <w:r>
+        <w:t xml:space="preserve"> </w:t>
+      </w:r>
+      <m:oMath>
+        <m:sSub>
+          <m:e>
+            <m:r>
+              <m:t>F</m:t>
+            </m:r>
+          </m:e>
+          <m:sub>
+            <m:r>
+              <m:t>M</m:t>
+            </m:r>
+            <m:r>
+              <m:t>S</m:t>
+            </m:r>
+            <m:r>
+              <m:t>Y</m:t>
+            </m:r>
+          </m:sub>
+        </m:sSub>
+      </m:oMath>
+      <w:r>
+        <w:t xml:space="preserve"> </w:t>
+      </w:r>
+      <w:r>
+        <w:t xml:space="preserve">for these same models is shown in</w:t>
+      </w:r>
+      <w:r>
+        <w:t xml:space="preserve"> </w:t>
+      </w:r>
+      <w:hyperlink w:anchor="fig-mean-selected-age-fmsy">
+        <w:r>
+          <w:rPr>
+            <w:rStyle w:val="Hyperlink"/>
+          </w:rPr>
+          <w:t xml:space="preserve">Figure 18</w:t>
+        </w:r>
+      </w:hyperlink>
+      <w:r>
+        <w:t xml:space="preserve">. These phase-space style trajectories help make clear how time-varying fishery selectivity can directly influence recent-year</w:t>
+      </w:r>
+      <w:r>
+        <w:t xml:space="preserve"> </w:t>
+      </w:r>
+      <m:oMath>
+        <m:sSub>
+          <m:e>
+            <m:r>
+              <m:t>F</m:t>
+            </m:r>
+          </m:e>
+          <m:sub>
+            <m:r>
+              <m:t>M</m:t>
+            </m:r>
+            <m:r>
+              <m:t>S</m:t>
+            </m:r>
+            <m:r>
+              <m:t>Y</m:t>
+            </m:r>
+          </m:sub>
+        </m:sSub>
+      </m:oMath>
+      <w:r>
+        <w:t xml:space="preserve"> </w:t>
+      </w:r>
+      <w:r>
+        <w:t xml:space="preserve">estimates, rather than reflecting only changes in underlying stock productivity. For MSE-oriented reference-point workflows, this also supports using period means (for example, recent multi-year averages of selectivity and related schedules) as a practical way to stabilize reference-point calculations.</w:t>
+      </w:r>
+    </w:p>
+    <w:tbl>
+      <w:tblPr>
+        <w:tblStyle w:val="Table"/>
+        <w:tblW w:type="pct" w:w="5000"/>
+        <w:tblLayout w:type="fixed"/>
+        <w:tblLook w:firstRow="0" w:lastRow="0" w:firstColumn="0" w:lastColumn="0" w:noHBand="0" w:noVBand="0" w:val="0000"/>
+      </w:tblPr>
+      <w:tblGrid>
+        <w:gridCol w:w="7920"/>
+      </w:tblGrid>
+      <w:tr>
+        <w:tc>
+          <w:tcPr/>
+          <w:bookmarkStart w:id="150" w:name="fig-mean-selected-age-fmsy"/>
+          <w:p>
+            <w:pPr>
+              <w:pStyle w:val="Compact"/>
+              <w:jc w:val="center"/>
+            </w:pPr>
+            <w:r>
+              <w:drawing>
+                <wp:inline>
+                  <wp:extent cx="5334000" cy="4000500"/>
+                  <wp:effectExtent b="0" l="0" r="0" t="0"/>
+                  <wp:docPr descr="" title="" id="148" name="Picture"/>
+                  <a:graphic>
+                    <a:graphicData uri="http://schemas.openxmlformats.org/drawingml/2006/picture">
+                      <pic:pic>
+                        <pic:nvPicPr>
+                          <pic:cNvPr descr="SCW16-Paper-01_files/figure-docx/fig-mean-selected-age-fmsy-1.png" id="149" name="Picture"/>
+                          <pic:cNvPicPr>
+                            <a:picLocks noChangeArrowheads="1" noChangeAspect="1"/>
+                          </pic:cNvPicPr>
+                        </pic:nvPicPr>
+                        <pic:blipFill>
+                          <a:blip r:embed="rId147"/>
+                          <a:stretch>
+                            <a:fillRect/>
+                          </a:stretch>
+                        </pic:blipFill>
+                        <pic:spPr bwMode="auto">
+                          <a:xfrm>
+                            <a:off x="0" y="0"/>
+                            <a:ext cx="5334000" cy="4000500"/>
+                          </a:xfrm>
+                          <a:prstGeom prst="rect">
+                            <a:avLst/>
+                          </a:prstGeom>
+                          <a:noFill/>
+                          <a:ln w="9525">
+                            <a:noFill/>
+                            <a:headEnd/>
+                            <a:tailEnd/>
+                          </a:ln>
+                        </pic:spPr>
+                      </pic:pic>
+                    </a:graphicData>
+                  </a:graphic>
+                </wp:inline>
+              </w:drawing>
+            </w:r>
+          </w:p>
+          <w:p>
+            <w:pPr>
+              <w:jc w:val="center"/>
+            </w:pPr>
+            <w:pPr>
+              <w:jc w:val="left"/>
+              <w:spacing w:before="200"/>
+              <w:pStyle w:val="ImageCaption"/>
+            </w:pPr>
+            <w:r>
+              <w:t xml:space="preserve">Figure 18: Relationship between mean selected age (x-axis) and dynamic</w:t>
+            </w:r>
+            <w:r>
+              <w:t xml:space="preserve"> </w:t>
+            </w:r>
+            <m:oMath>
+              <m:sSub>
+                <m:e>
+                  <m:r>
+                    <m:t>F</m:t>
+                  </m:r>
+                </m:e>
+                <m:sub>
+                  <m:r>
+                    <m:t>M</m:t>
+                  </m:r>
+                  <m:r>
+                    <m:t>S</m:t>
+                  </m:r>
+                  <m:r>
+                    <m:t>Y</m:t>
+                  </m:r>
+                </m:sub>
+              </m:sSub>
+            </m:oMath>
+            <w:r>
+              <w:t xml:space="preserve"> </w:t>
+            </w:r>
+            <w:r>
+              <w:t xml:space="preserve">(y-axis) for</w:t>
+            </w:r>
+            <w:r>
+              <w:t xml:space="preserve"> </w:t>
+            </w:r>
+            <w:r>
+              <w:rPr>
+                <w:rStyle w:val="VerbatimChar"/>
+              </w:rPr>
+              <w:t xml:space="preserve">h1_2.00</w:t>
+            </w:r>
+            <w:r>
+              <w:t xml:space="preserve">,</w:t>
+            </w:r>
+            <w:r>
+              <w:t xml:space="preserve"> </w:t>
+            </w:r>
+            <w:r>
+              <w:rPr>
+                <w:rStyle w:val="VerbatimChar"/>
+              </w:rPr>
+              <w:t xml:space="preserve">h1_2.01</w:t>
+            </w:r>
+            <w:r>
+              <w:t xml:space="preserve">,</w:t>
+            </w:r>
+            <w:r>
+              <w:t xml:space="preserve"> </w:t>
+            </w:r>
+            <w:r>
+              <w:rPr>
+                <w:rStyle w:val="VerbatimChar"/>
+              </w:rPr>
+              <w:t xml:space="preserve">h1_2.01.1</w:t>
+            </w:r>
+            <w:r>
+              <w:t xml:space="preserve">, and</w:t>
+            </w:r>
+            <w:r>
+              <w:t xml:space="preserve"> </w:t>
+            </w:r>
+            <w:r>
+              <w:rPr>
+                <w:rStyle w:val="VerbatimChar"/>
+              </w:rPr>
+              <w:t xml:space="preserve">h1_2.01.2</w:t>
+            </w:r>
+            <w:r>
+              <w:t xml:space="preserve">. Points are colored by year and labeled with year.</w:t>
+            </w:r>
+          </w:p>
+          <w:bookmarkEnd w:id="150"/>
+        </w:tc>
+      </w:tr>
+    </w:tbl>
     <w:tbl>
       <w:tblPr>
         <w:tblStyle w:val="Table"/>
@@ -20470,12 +20893,12 @@
                 <wp:inline>
                   <wp:extent cx="152400" cy="152400"/>
                   <wp:effectExtent b="0" l="0" r="0" t="0"/>
-                  <wp:docPr descr="" title="" id="147" name="Picture"/>
+                  <wp:docPr descr="" title="" id="151" name="Picture"/>
                   <a:graphic>
                     <a:graphicData uri="http://schemas.openxmlformats.org/drawingml/2006/picture">
                       <pic:pic>
                         <pic:nvPicPr>
-                          <pic:cNvPr descr="/Applications/quarto/share/formats/docx/note.png" id="148" name="Picture"/>
+                          <pic:cNvPr descr="/Applications/quarto/share/formats/docx/note.png" id="152" name="Picture"/>
                           <pic:cNvPicPr>
                             <a:picLocks noChangeArrowheads="1" noChangeAspect="1"/>
                           </pic:cNvPicPr>
@@ -20542,7 +20965,7 @@
                 <w:b/>
                 <w:bCs/>
               </w:rPr>
-              <w:t xml:space="preserve">92.</w:t>
+              <w:t xml:space="preserve">94.</w:t>
             </w:r>
             <w:r>
               <w:t xml:space="preserve"> </w:t>
@@ -20674,7 +21097,7 @@
           <w:b/>
           <w:bCs/>
         </w:rPr>
-        <w:t xml:space="preserve">93.</w:t>
+        <w:t xml:space="preserve">95.</w:t>
       </w:r>
       <w:r>
         <w:t xml:space="preserve"> </w:t>
@@ -20683,9 +21106,9 @@
         <w:t xml:space="preserve">The recommended approach is therefore to calculate reference points once, using the terminal selectivity block and the current biological schedules, and use those fixed values as management benchmarks throughout the MSE simulation. Sensitivity to the choice of reference period can be examined as part of robustness testing.</w:t>
       </w:r>
     </w:p>
-    <w:bookmarkEnd w:id="149"/>
-    <w:bookmarkEnd w:id="150"/>
-    <w:bookmarkStart w:id="151" w:name="summary"/>
+    <w:bookmarkEnd w:id="153"/>
+    <w:bookmarkEnd w:id="154"/>
+    <w:bookmarkStart w:id="155" w:name="summary"/>
     <w:p>
       <w:pPr>
         <w:pStyle w:val="Heading1"/>
@@ -20703,7 +21126,7 @@
           <w:b/>
           <w:bCs/>
         </w:rPr>
-        <w:t xml:space="preserve">94.</w:t>
+        <w:t xml:space="preserve">96.</w:t>
       </w:r>
       <w:r>
         <w:t xml:space="preserve"> </w:t>
@@ -21337,13 +21760,156 @@
           <w:b/>
           <w:bCs/>
         </w:rPr>
-        <w:t xml:space="preserve">The main remaining robustness dimensions are now clearer and more targeted.</w:t>
-      </w:r>
-      <w:r>
-        <w:t xml:space="preserve"> </w:t>
-      </w:r>
-      <w:r>
-        <w:t xml:space="preserve">Projection-period selectivity uncertainty should still be explored using averaging-window alternatives, reference points should be fixed once from the terminal selectivity state before MSE simulation, stock-2 recruitment structure should be treated as an explicit robustness axis, and northern biology uncertainty and index-standardization choices remain natural later-phase candidates.</w:t>
+        <w:t xml:space="preserve">The mean-selected-age versus</w:t>
+      </w:r>
+      <w:r>
+        <w:rPr>
+          <w:b/>
+          <w:bCs/>
+        </w:rPr>
+        <w:t xml:space="preserve"> </w:t>
+      </w:r>
+      <m:oMath>
+        <m:sSub>
+          <m:e>
+            <m:r>
+              <m:t>F</m:t>
+            </m:r>
+          </m:e>
+          <m:sub>
+            <m:r>
+              <m:t>M</m:t>
+            </m:r>
+            <m:r>
+              <m:t>S</m:t>
+            </m:r>
+            <m:r>
+              <m:t>Y</m:t>
+            </m:r>
+          </m:sub>
+        </m:sSub>
+      </m:oMath>
+      <w:r>
+        <w:rPr>
+          <w:b/>
+          <w:bCs/>
+        </w:rPr>
+        <w:t xml:space="preserve"> </w:t>
+      </w:r>
+      <w:r>
+        <w:rPr>
+          <w:b/>
+          <w:bCs/>
+        </w:rPr>
+        <w:t xml:space="preserve">diagnostic adds a clear selectivity signal.</w:t>
+      </w:r>
+      <w:r>
+        <w:t xml:space="preserve"> </w:t>
+      </w:r>
+      <w:r>
+        <w:t xml:space="preserve">The phase-space comparison across</w:t>
+      </w:r>
+      <w:r>
+        <w:t xml:space="preserve"> </w:t>
+      </w:r>
+      <w:r>
+        <w:rPr>
+          <w:rStyle w:val="VerbatimChar"/>
+        </w:rPr>
+        <w:t xml:space="preserve">h1_2.00</w:t>
+      </w:r>
+      <w:r>
+        <w:t xml:space="preserve">,</w:t>
+      </w:r>
+      <w:r>
+        <w:t xml:space="preserve"> </w:t>
+      </w:r>
+      <w:r>
+        <w:rPr>
+          <w:rStyle w:val="VerbatimChar"/>
+        </w:rPr>
+        <w:t xml:space="preserve">h1_2.01</w:t>
+      </w:r>
+      <w:r>
+        <w:t xml:space="preserve">,</w:t>
+      </w:r>
+      <w:r>
+        <w:t xml:space="preserve"> </w:t>
+      </w:r>
+      <w:r>
+        <w:rPr>
+          <w:rStyle w:val="VerbatimChar"/>
+        </w:rPr>
+        <w:t xml:space="preserve">h1_2.01.1</w:t>
+      </w:r>
+      <w:r>
+        <w:t xml:space="preserve">, and</w:t>
+      </w:r>
+      <w:r>
+        <w:t xml:space="preserve"> </w:t>
+      </w:r>
+      <w:r>
+        <w:rPr>
+          <w:rStyle w:val="VerbatimChar"/>
+        </w:rPr>
+        <w:t xml:space="preserve">h1_2.01.2</w:t>
+      </w:r>
+      <w:r>
+        <w:t xml:space="preserve"> </w:t>
+      </w:r>
+      <w:r>
+        <w:t xml:space="preserve">shows that shifts in fishery selectivity can move recent-year dynamic</w:t>
+      </w:r>
+      <w:r>
+        <w:t xml:space="preserve"> </w:t>
+      </w:r>
+      <m:oMath>
+        <m:sSub>
+          <m:e>
+            <m:r>
+              <m:t>F</m:t>
+            </m:r>
+          </m:e>
+          <m:sub>
+            <m:r>
+              <m:t>M</m:t>
+            </m:r>
+            <m:r>
+              <m:t>S</m:t>
+            </m:r>
+            <m:r>
+              <m:t>Y</m:t>
+            </m:r>
+          </m:sub>
+        </m:sSub>
+      </m:oMath>
+      <w:r>
+        <w:t xml:space="preserve"> </w:t>
+      </w:r>
+      <w:r>
+        <w:t xml:space="preserve">estimates directly, so apparent reference-point changes should not be interpreted as productivity changes alone.</w:t>
+      </w:r>
+    </w:p>
+    <w:p>
+      <w:pPr>
+        <w:pStyle w:val="Compact"/>
+        <w:numPr>
+          <w:ilvl w:val="0"/>
+          <w:numId w:val="1011"/>
+        </w:numPr>
+      </w:pPr>
+      <w:r>
+        <w:rPr>
+          <w:b/>
+          <w:bCs/>
+        </w:rPr>
+        <w:t xml:space="preserve">Reference-point stabilization should be treated as a core design choice for MSE.</w:t>
+      </w:r>
+      <w:r>
+        <w:t xml:space="preserve"> </w:t>
+      </w:r>
+      <w:r>
+        <w:t xml:space="preserve">Projection-period selectivity uncertainty should still be explored using averaging-window alternatives, but reference points are likely to be more stable and interpretable if calculated from period means (multi-year averaged selectivity and related schedules) and then fixed for simulation. Stock-2 recruitment structure should be treated as an explicit robustness axis, and northern biology uncertainty and index-standardization choices remain natural later-phase candidates.</w:t>
       </w:r>
     </w:p>
     <w:p>
@@ -21355,7 +21921,7 @@
           <w:b/>
           <w:bCs/>
         </w:rPr>
-        <w:t xml:space="preserve">95.</w:t>
+        <w:t xml:space="preserve">97.</w:t>
       </w:r>
       <w:r>
         <w:t xml:space="preserve"> </w:t>
@@ -21364,8 +21930,8 @@
         <w:t xml:space="preserve">Taken together, these results suggest that the next stage should focus less on broad additional simplification and more on selecting a compact set of well-motivated operating models and robustness scenarios. The current evidence points toward carrying forward a reduced-index baseline, a single-stock model that preserves South-Central Chile selectivity flexibility, a harmonized two-stock comparator, and targeted robustness cases for q variability, projection selectivity, and alternative stock-2 recruitment structure.</w:t>
       </w:r>
     </w:p>
-    <w:bookmarkEnd w:id="151"/>
-    <w:bookmarkStart w:id="161" w:name="appendix-compact-equation-summary"/>
+    <w:bookmarkEnd w:id="155"/>
+    <w:bookmarkStart w:id="165" w:name="appendix-compact-equation-summary"/>
     <w:p>
       <w:pPr>
         <w:pStyle w:val="Heading1"/>
@@ -21382,7 +21948,7 @@
         <w:t xml:space="preserve">This appendix gives a compact schematic description of the equations underlying the SC13 Joint Jack Mackerel Model. It is intended to summarize the structure used in this working paper rather than to reproduce every implementation detail of the ADMB code or every option described in the technical annex and user guide.</w:t>
       </w:r>
     </w:p>
-    <w:bookmarkStart w:id="152" w:name="notation"/>
+    <w:bookmarkStart w:id="156" w:name="notation"/>
     <w:p>
       <w:pPr>
         <w:pStyle w:val="Heading2"/>
@@ -21972,8 +22538,8 @@
         <w:t xml:space="preserve">.</w:t>
       </w:r>
     </w:p>
-    <w:bookmarkEnd w:id="152"/>
-    <w:bookmarkStart w:id="153" w:name="population-update"/>
+    <w:bookmarkEnd w:id="156"/>
+    <w:bookmarkStart w:id="157" w:name="population-update"/>
     <w:p>
       <w:pPr>
         <w:pStyle w:val="Heading2"/>
@@ -22981,8 +23547,8 @@
         <w:t xml:space="preserve">is the fraction of annual mortality occurring before spawning.</w:t>
       </w:r>
     </w:p>
-    <w:bookmarkEnd w:id="153"/>
-    <w:bookmarkStart w:id="154" w:name="stock-recruitment-relationship"/>
+    <w:bookmarkEnd w:id="157"/>
+    <w:bookmarkStart w:id="158" w:name="stock-recruitment-relationship"/>
     <w:p>
       <w:pPr>
         <w:pStyle w:val="Heading2"/>
@@ -23507,8 +24073,8 @@
         <w:t xml:space="preserve">, recruitment is assigned across two stocks with a more complex regime structure, including the 1999 shift described in the control file.</w:t>
       </w:r>
     </w:p>
-    <w:bookmarkEnd w:id="154"/>
-    <w:bookmarkStart w:id="155" w:name="fishing-mortality-and-catch"/>
+    <w:bookmarkEnd w:id="158"/>
+    <w:bookmarkStart w:id="159" w:name="fishing-mortality-and-catch"/>
     <w:p>
       <w:pPr>
         <w:pStyle w:val="Heading2"/>
@@ -24184,8 +24750,8 @@
         </m:oMath>
       </m:oMathPara>
     </w:p>
-    <w:bookmarkEnd w:id="155"/>
-    <w:bookmarkStart w:id="156" w:name="abundance-indices"/>
+    <w:bookmarkEnd w:id="159"/>
+    <w:bookmarkStart w:id="160" w:name="abundance-indices"/>
     <w:p>
       <w:pPr>
         <w:pStyle w:val="Heading2"/>
@@ -24592,8 +25158,8 @@
         <w:t xml:space="preserve">places the survey or CPUE observation within the year. This expression is schematic because some indices are closer to numbers-at-age and others to biomass, but it captures the model logic used across the SC13 index components.</w:t>
       </w:r>
     </w:p>
-    <w:bookmarkEnd w:id="156"/>
-    <w:bookmarkStart w:id="157" w:name="age-and-length-compositions"/>
+    <w:bookmarkEnd w:id="160"/>
+    <w:bookmarkStart w:id="161" w:name="age-and-length-compositions"/>
     <w:p>
       <w:pPr>
         <w:pStyle w:val="Heading2"/>
@@ -25106,8 +25672,8 @@
         <w:t xml:space="preserve">, derived from the von Bertalanffy growth specification used by the model.</w:t>
       </w:r>
     </w:p>
-    <w:bookmarkEnd w:id="157"/>
-    <w:bookmarkStart w:id="158" w:name="observation-likelihoods"/>
+    <w:bookmarkEnd w:id="161"/>
+    <w:bookmarkStart w:id="162" w:name="observation-likelihoods"/>
     <w:p>
       <w:pPr>
         <w:pStyle w:val="Heading2"/>
@@ -25716,8 +26282,8 @@
         <w:t xml:space="preserve">The SC13 model uses Francis weighting for age-composition effective sample sizes, so the composition likelihood is strongly affected by those externally specified weights.</w:t>
       </w:r>
     </w:p>
-    <w:bookmarkEnd w:id="158"/>
-    <w:bookmarkStart w:id="159" w:name="objective-function"/>
+    <w:bookmarkEnd w:id="162"/>
+    <w:bookmarkStart w:id="163" w:name="objective-function"/>
     <w:p>
       <w:pPr>
         <w:pStyle w:val="Heading2"/>
@@ -26063,8 +26629,8 @@
         <w:t xml:space="preserve">, is especially important in SC13 because the model includes extensive penalties on fishery and survey selectivity trajectories to regularize the time-varying non-parametric selectivity schedules.</w:t>
       </w:r>
     </w:p>
-    <w:bookmarkEnd w:id="159"/>
-    <w:bookmarkStart w:id="160" w:name="dynamic-reference-points"/>
+    <w:bookmarkEnd w:id="163"/>
+    <w:bookmarkStart w:id="164" w:name="dynamic-reference-points"/>
     <w:p>
       <w:pPr>
         <w:pStyle w:val="Heading2"/>
@@ -26518,9 +27084,9 @@
         <w:t xml:space="preserve">vary through time in the SC13 assessment rather than remaining fixed constants.</w:t>
       </w:r>
     </w:p>
-    <w:bookmarkEnd w:id="160"/>
-    <w:bookmarkEnd w:id="161"/>
-    <w:bookmarkStart w:id="190" w:name="references"/>
+    <w:bookmarkEnd w:id="164"/>
+    <w:bookmarkEnd w:id="165"/>
+    <w:bookmarkStart w:id="194" w:name="references"/>
     <w:p>
       <w:pPr>
         <w:pStyle w:val="Heading1"/>
@@ -26529,8 +27095,8 @@
         <w:t xml:space="preserve">References</w:t>
       </w:r>
     </w:p>
-    <w:bookmarkStart w:id="189" w:name="refs"/>
-    <w:bookmarkStart w:id="162" w:name="ref-beverton1957dynamics"/>
+    <w:bookmarkStart w:id="193" w:name="refs"/>
+    <w:bookmarkStart w:id="166" w:name="ref-beverton1957dynamics"/>
     <w:p>
       <w:pPr>
         <w:pStyle w:val="Bibliography"/>
@@ -26555,8 +27121,8 @@
         <w:t xml:space="preserve">(Vol. 19, p. 533). H. M. Stationery Office.</w:t>
       </w:r>
     </w:p>
-    <w:bookmarkEnd w:id="162"/>
-    <w:bookmarkStart w:id="164" w:name="ref-butterworth1999procedures"/>
+    <w:bookmarkEnd w:id="166"/>
+    <w:bookmarkStart w:id="168" w:name="ref-butterworth1999procedures"/>
     <w:p>
       <w:pPr>
         <w:pStyle w:val="Bibliography"/>
@@ -26593,7 +27159,7 @@
       <w:r>
         <w:t xml:space="preserve"> </w:t>
       </w:r>
-      <w:hyperlink r:id="rId163">
+      <w:hyperlink r:id="rId167">
         <w:r>
           <w:rPr>
             <w:rStyle w:val="Hyperlink"/>
@@ -26602,8 +27168,8 @@
         </w:r>
       </w:hyperlink>
     </w:p>
-    <w:bookmarkEnd w:id="164"/>
-    <w:bookmarkStart w:id="166" w:name="ref-carruthers2024roadmap"/>
+    <w:bookmarkEnd w:id="168"/>
+    <w:bookmarkStart w:id="170" w:name="ref-carruthers2024roadmap"/>
     <w:p>
       <w:pPr>
         <w:pStyle w:val="Bibliography"/>
@@ -26666,7 +27232,7 @@
       <w:r>
         <w:t xml:space="preserve"> </w:t>
       </w:r>
-      <w:hyperlink r:id="rId165">
+      <w:hyperlink r:id="rId169">
         <w:r>
           <w:rPr>
             <w:rStyle w:val="Hyperlink"/>
@@ -26675,8 +27241,8 @@
         </w:r>
       </w:hyperlink>
     </w:p>
-    <w:bookmarkEnd w:id="166"/>
-    <w:bookmarkStart w:id="168" w:name="ref-fournier2012admb"/>
+    <w:bookmarkEnd w:id="170"/>
+    <w:bookmarkStart w:id="172" w:name="ref-fournier2012admb"/>
     <w:p>
       <w:pPr>
         <w:pStyle w:val="Bibliography"/>
@@ -26713,7 +27279,7 @@
       <w:r>
         <w:t xml:space="preserve"> </w:t>
       </w:r>
-      <w:hyperlink r:id="rId167">
+      <w:hyperlink r:id="rId171">
         <w:r>
           <w:rPr>
             <w:rStyle w:val="Hyperlink"/>
@@ -26722,8 +27288,8 @@
         </w:r>
       </w:hyperlink>
     </w:p>
-    <w:bookmarkEnd w:id="168"/>
-    <w:bookmarkStart w:id="170" w:name="ref-fournier1982catchage"/>
+    <w:bookmarkEnd w:id="172"/>
+    <w:bookmarkStart w:id="174" w:name="ref-fournier1982catchage"/>
     <w:p>
       <w:pPr>
         <w:pStyle w:val="Bibliography"/>
@@ -26760,7 +27326,7 @@
       <w:r>
         <w:t xml:space="preserve"> </w:t>
       </w:r>
-      <w:hyperlink r:id="rId169">
+      <w:hyperlink r:id="rId173">
         <w:r>
           <w:rPr>
             <w:rStyle w:val="Hyperlink"/>
@@ -26769,8 +27335,8 @@
         </w:r>
       </w:hyperlink>
     </w:p>
-    <w:bookmarkEnd w:id="170"/>
-    <w:bookmarkStart w:id="172" w:name="ref-francis2011weighting"/>
+    <w:bookmarkEnd w:id="174"/>
+    <w:bookmarkStart w:id="176" w:name="ref-francis2011weighting"/>
     <w:p>
       <w:pPr>
         <w:pStyle w:val="Bibliography"/>
@@ -26807,7 +27373,7 @@
       <w:r>
         <w:t xml:space="preserve"> </w:t>
       </w:r>
-      <w:hyperlink r:id="rId171">
+      <w:hyperlink r:id="rId175">
         <w:r>
           <w:rPr>
             <w:rStyle w:val="Hyperlink"/>
@@ -26816,8 +27382,8 @@
         </w:r>
       </w:hyperlink>
     </w:p>
-    <w:bookmarkEnd w:id="172"/>
-    <w:bookmarkStart w:id="174" w:name="ref-hilborn1992quantitative"/>
+    <w:bookmarkEnd w:id="176"/>
+    <w:bookmarkStart w:id="178" w:name="ref-hilborn1992quantitative"/>
     <w:p>
       <w:pPr>
         <w:pStyle w:val="Bibliography"/>
@@ -26841,7 +27407,7 @@
       <w:r>
         <w:t xml:space="preserve"> </w:t>
       </w:r>
-      <w:hyperlink r:id="rId173">
+      <w:hyperlink r:id="rId177">
         <w:r>
           <w:rPr>
             <w:rStyle w:val="Hyperlink"/>
@@ -26850,8 +27416,8 @@
         </w:r>
       </w:hyperlink>
     </w:p>
-    <w:bookmarkEnd w:id="174"/>
-    <w:bookmarkStart w:id="176" w:name="ref-linton2011selectivity"/>
+    <w:bookmarkEnd w:id="178"/>
+    <w:bookmarkStart w:id="180" w:name="ref-linton2011selectivity"/>
     <w:p>
       <w:pPr>
         <w:pStyle w:val="Bibliography"/>
@@ -26888,7 +27454,7 @@
       <w:r>
         <w:t xml:space="preserve"> </w:t>
       </w:r>
-      <w:hyperlink r:id="rId175">
+      <w:hyperlink r:id="rId179">
         <w:r>
           <w:rPr>
             <w:rStyle w:val="Hyperlink"/>
@@ -26897,8 +27463,8 @@
         </w:r>
       </w:hyperlink>
     </w:p>
-    <w:bookmarkEnd w:id="176"/>
-    <w:bookmarkStart w:id="178" w:name="ref-punt2016bestpractices"/>
+    <w:bookmarkEnd w:id="180"/>
+    <w:bookmarkStart w:id="182" w:name="ref-punt2016bestpractices"/>
     <w:p>
       <w:pPr>
         <w:pStyle w:val="Bibliography"/>
@@ -26935,7 +27501,7 @@
       <w:r>
         <w:t xml:space="preserve"> </w:t>
       </w:r>
-      <w:hyperlink r:id="rId177">
+      <w:hyperlink r:id="rId181">
         <w:r>
           <w:rPr>
             <w:rStyle w:val="Hyperlink"/>
@@ -26944,8 +27510,8 @@
         </w:r>
       </w:hyperlink>
     </w:p>
-    <w:bookmarkEnd w:id="178"/>
-    <w:bookmarkStart w:id="180" w:name="ref-rousseau2019fleets"/>
+    <w:bookmarkEnd w:id="182"/>
+    <w:bookmarkStart w:id="184" w:name="ref-rousseau2019fleets"/>
     <w:p>
       <w:pPr>
         <w:pStyle w:val="Bibliography"/>
@@ -26982,7 +27548,7 @@
       <w:r>
         <w:t xml:space="preserve"> </w:t>
       </w:r>
-      <w:hyperlink r:id="rId179">
+      <w:hyperlink r:id="rId183">
         <w:r>
           <w:rPr>
             <w:rStyle w:val="Hyperlink"/>
@@ -26991,8 +27557,8 @@
         </w:r>
       </w:hyperlink>
     </w:p>
-    <w:bookmarkEnd w:id="180"/>
-    <w:bookmarkStart w:id="182" w:name="ref-schnute1995error"/>
+    <w:bookmarkEnd w:id="184"/>
+    <w:bookmarkStart w:id="186" w:name="ref-schnute1995error"/>
     <w:p>
       <w:pPr>
         <w:pStyle w:val="Bibliography"/>
@@ -27029,7 +27595,7 @@
       <w:r>
         <w:t xml:space="preserve"> </w:t>
       </w:r>
-      <w:hyperlink r:id="rId181">
+      <w:hyperlink r:id="rId185">
         <w:r>
           <w:rPr>
             <w:rStyle w:val="Hyperlink"/>
@@ -27038,8 +27604,8 @@
         </w:r>
       </w:hyperlink>
     </w:p>
-    <w:bookmarkEnd w:id="182"/>
-    <w:bookmarkStart w:id="184" w:name="ref-siple2021smallpelagics"/>
+    <w:bookmarkEnd w:id="186"/>
+    <w:bookmarkStart w:id="188" w:name="ref-siple2021smallpelagics"/>
     <w:p>
       <w:pPr>
         <w:pStyle w:val="Bibliography"/>
@@ -27076,7 +27642,7 @@
       <w:r>
         <w:t xml:space="preserve"> </w:t>
       </w:r>
-      <w:hyperlink r:id="rId183">
+      <w:hyperlink r:id="rId187">
         <w:r>
           <w:rPr>
             <w:rStyle w:val="Hyperlink"/>
@@ -27085,8 +27651,8 @@
         </w:r>
       </w:hyperlink>
     </w:p>
-    <w:bookmarkEnd w:id="184"/>
-    <w:bookmarkStart w:id="186" w:name="ref-sprfmo2025mseworkshop"/>
+    <w:bookmarkEnd w:id="188"/>
+    <w:bookmarkStart w:id="190" w:name="ref-sprfmo2025mseworkshop"/>
     <w:p>
       <w:pPr>
         <w:pStyle w:val="Bibliography"/>
@@ -27155,7 +27721,7 @@
       <w:r>
         <w:t xml:space="preserve"> </w:t>
       </w:r>
-      <w:hyperlink r:id="rId185">
+      <w:hyperlink r:id="rId189">
         <w:r>
           <w:rPr>
             <w:rStyle w:val="Hyperlink"/>
@@ -27164,8 +27730,8 @@
         </w:r>
       </w:hyperlink>
     </w:p>
-    <w:bookmarkEnd w:id="186"/>
-    <w:bookmarkStart w:id="188" w:name="ref-sprfmo2025annex11"/>
+    <w:bookmarkEnd w:id="190"/>
+    <w:bookmarkStart w:id="192" w:name="ref-sprfmo2025annex11"/>
     <w:p>
       <w:pPr>
         <w:pStyle w:val="Bibliography"/>
@@ -27189,7 +27755,7 @@
       <w:r>
         <w:t xml:space="preserve"> </w:t>
       </w:r>
-      <w:hyperlink r:id="rId187">
+      <w:hyperlink r:id="rId191">
         <w:r>
           <w:rPr>
             <w:rStyle w:val="Hyperlink"/>
@@ -27198,9 +27764,9 @@
         </w:r>
       </w:hyperlink>
     </w:p>
-    <w:bookmarkEnd w:id="188"/>
-    <w:bookmarkEnd w:id="189"/>
-    <w:bookmarkEnd w:id="190"/>
+    <w:bookmarkEnd w:id="192"/>
+    <w:bookmarkEnd w:id="193"/>
+    <w:bookmarkEnd w:id="194"/>
     <w:sectPr>
       <w:footnotePr>
         <w:numRestart w:val="eachSect"/>

--- a/docs/SCW16-Paper-01.docx
+++ b/docs/SCW16-Paper-01.docx
@@ -2705,7 +2705,7 @@
       </w:r>
     </w:p>
     <w:bookmarkEnd w:id="37"/>
-    <w:bookmarkStart w:id="154" w:name="proposed-simplified-alternatives"/>
+    <w:bookmarkStart w:id="162" w:name="proposed-simplified-alternatives"/>
     <w:p>
       <w:pPr>
         <w:pStyle w:val="Heading1"/>
@@ -15876,7 +15876,7 @@
     <w:bookmarkEnd w:id="117"/>
     <w:bookmarkEnd w:id="118"/>
     <w:bookmarkEnd w:id="119"/>
-    <w:bookmarkStart w:id="127" w:name="harmonized-northern-treatment"/>
+    <w:bookmarkStart w:id="135" w:name="harmonized-northern-treatment"/>
     <w:p>
       <w:pPr>
         <w:pStyle w:val="Heading2"/>
@@ -16009,6 +16009,24 @@
       </w:r>
       <w:r>
         <w:t xml:space="preserve">to stock structure as opposed to selectivity specification.</w:t>
+      </w:r>
+    </w:p>
+    <w:p>
+      <w:pPr>
+        <w:pStyle w:val="BodyText"/>
+      </w:pPr>
+      <w:r>
+        <w:rPr>
+          <w:b/>
+          <w:bCs/>
+        </w:rPr>
+        <w:t xml:space="preserve">78.</w:t>
+      </w:r>
+      <w:r>
+        <w:t xml:space="preserve"> </w:t>
+      </w:r>
+      <w:r>
+        <w:t xml:space="preserve">Additional input from Peru suggests that the 2002 change should be viewed as the start of a transition in Far North selectivity rather than as a single instantaneous break. A plausible mechanism is the regulatory shift toward direct human consumption (DHC), associated with changes in fleet composition, freezing capacity, mesh size, fishing areas, and school-selection practice. Under that interpretation, 2002-2013 is a transition period with more variable size modes, while 2014-2025 shows a clearer shift toward larger sizes, with a stronger increase from about 2018 onward.</w:t>
       </w:r>
     </w:p>
     <w:tbl>
@@ -16124,7 +16142,7 @@
                 <w:b/>
                 <w:bCs/>
               </w:rPr>
-              <w:t xml:space="preserve">78.</w:t>
+              <w:t xml:space="preserve">79.</w:t>
             </w:r>
             <w:r>
               <w:t xml:space="preserve"> </w:t>
@@ -16255,7 +16273,7 @@
                 <w:b/>
                 <w:bCs/>
               </w:rPr>
-              <w:t xml:space="preserve">79.</w:t>
+              <w:t xml:space="preserve">80.</w:t>
             </w:r>
             <w:r>
               <w:t xml:space="preserve"> </w:t>
@@ -16313,13 +16331,13 @@
           <w:b/>
           <w:bCs/>
         </w:rPr>
-        <w:t xml:space="preserve">80.</w:t>
-      </w:r>
-      <w:r>
-        <w:t xml:space="preserve"> </w:t>
-      </w:r>
-      <w:r>
-        <w:t xml:space="preserve">Implementing the selectivity harmonization will likely require re-fitting</w:t>
+        <w:t xml:space="preserve">81.</w:t>
+      </w:r>
+      <w:r>
+        <w:t xml:space="preserve"> </w:t>
+      </w:r>
+      <w:r>
+        <w:t xml:space="preserve">Taken together, this supports allowing Far North selectivity to vary over time as a more realistic representation than a strict two-regime split centred on 2002 (as in</w:t>
       </w:r>
       <w:r>
         <w:t xml:space="preserve"> </w:t>
@@ -16328,76 +16346,10 @@
         <w:rPr>
           <w:rStyle w:val="VerbatimChar"/>
         </w:rPr>
-        <w:t xml:space="preserve">h1_1.14</w:t>
-      </w:r>
-      <w:r>
-        <w:t xml:space="preserve"> </w:t>
-      </w:r>
-      <w:r>
-        <w:t xml:space="preserve">with</w:t>
-      </w:r>
-      <w:r>
-        <w:t xml:space="preserve"> </w:t>
-      </w:r>
-      <w:r>
-        <w:t xml:space="preserve">a simplified Far North selectivity structure that mirrors the</w:t>
-      </w:r>
-      <w:r>
-        <w:t xml:space="preserve"> </w:t>
-      </w:r>
-      <w:r>
-        <w:rPr>
-          <w:rStyle w:val="VerbatimChar"/>
-        </w:rPr>
-        <w:t xml:space="preserve">h2</w:t>
-      </w:r>
-      <w:r>
-        <w:t xml:space="preserve"> </w:t>
-      </w:r>
-      <w:r>
-        <w:t xml:space="preserve">treatment, or equivalently</w:t>
-      </w:r>
-      <w:r>
-        <w:t xml:space="preserve"> </w:t>
-      </w:r>
-      <w:r>
-        <w:t xml:space="preserve">re-fitting</w:t>
-      </w:r>
-      <w:r>
-        <w:t xml:space="preserve"> </w:t>
-      </w:r>
-      <w:r>
-        <w:rPr>
-          <w:rStyle w:val="VerbatimChar"/>
-        </w:rPr>
         <w:t xml:space="preserve">h2_1.14</w:t>
       </w:r>
       <w:r>
-        <w:t xml:space="preserve"> </w:t>
-      </w:r>
-      <w:r>
-        <w:t xml:space="preserve">with a more flexible Far North selectivity structure analogous to the</w:t>
-      </w:r>
-      <w:r>
-        <w:t xml:space="preserve"> </w:t>
-      </w:r>
-      <w:r>
-        <w:rPr>
-          <w:rStyle w:val="VerbatimChar"/>
-        </w:rPr>
-        <w:t xml:space="preserve">h1</w:t>
-      </w:r>
-      <w:r>
-        <w:t xml:space="preserve"> </w:t>
-      </w:r>
-      <w:r>
-        <w:t xml:space="preserve">treatment. The working group should discuss which direction of harmonization is</w:t>
-      </w:r>
-      <w:r>
-        <w:t xml:space="preserve"> </w:t>
-      </w:r>
-      <w:r>
-        <w:t xml:space="preserve">most defensible given the available data and model diagnostics.</w:t>
+        <w:t xml:space="preserve">). For MSE implementation, a block-based treatment is a practical compromise between realism and tractability. A candidate structure is pre-2002, 2002-2013, and 2014-2025, with an optional additional split near 2018 if diagnostics support it.</w:t>
       </w:r>
     </w:p>
     <w:p>
@@ -16409,7 +16361,7 @@
           <w:b/>
           <w:bCs/>
         </w:rPr>
-        <w:t xml:space="preserve">81.</w:t>
+        <w:t xml:space="preserve">82.</w:t>
       </w:r>
       <w:r>
         <w:t xml:space="preserve"> </w:t>
@@ -16520,10 +16472,13 @@
         <w:t xml:space="preserve"> </w:t>
       </w:r>
       <w:r>
-        <w:t xml:space="preserve">selectivity treatment. The resulting likelihood comparison is shown in</w:t>
-      </w:r>
-      <w:r>
-        <w:t xml:space="preserve"> </w:t>
+        <w:t xml:space="preserve">selectivity treatment. The resulting comparison is assessed using likelihood components</w:t>
+      </w:r>
+      <w:r>
+        <w:t xml:space="preserve"> </w:t>
+      </w:r>
+      <w:r>
+        <w:t xml:space="preserve">(</w:t>
       </w:r>
       <w:hyperlink w:anchor="tbl-north-harmonized-like-components">
         <w:r>
@@ -16534,16 +16489,7 @@
         </w:r>
       </w:hyperlink>
       <w:r>
-        <w:t xml:space="preserve">, and the corresponding retained-index fits are</w:t>
-      </w:r>
-      <w:r>
-        <w:t xml:space="preserve"> </w:t>
-      </w:r>
-      <w:r>
-        <w:t xml:space="preserve">shown in</w:t>
-      </w:r>
-      <w:r>
-        <w:t xml:space="preserve"> </w:t>
+        <w:t xml:space="preserve">), retained-index fits (</w:t>
       </w:r>
       <w:hyperlink w:anchor="fig-harmonized-index-fits">
         <w:r>
@@ -16554,7 +16500,44 @@
         </w:r>
       </w:hyperlink>
       <w:r>
-        <w:t xml:space="preserve">.</w:t>
+        <w:t xml:space="preserve">),</w:t>
+      </w:r>
+      <w:r>
+        <w:t xml:space="preserve"> </w:t>
+      </w:r>
+      <w:r>
+        <w:t xml:space="preserve">and system-level spawning biomass and recruitment trajectories</w:t>
+      </w:r>
+      <w:r>
+        <w:t xml:space="preserve"> </w:t>
+      </w:r>
+      <w:r>
+        <w:t xml:space="preserve">(</w:t>
+      </w:r>
+      <w:hyperlink w:anchor="fig-harmonized-ssb">
+        <w:r>
+          <w:rPr>
+            <w:rStyle w:val="Hyperlink"/>
+          </w:rPr>
+          <w:t xml:space="preserve">Figure 14</w:t>
+        </w:r>
+      </w:hyperlink>
+      <w:r>
+        <w:t xml:space="preserve">;</w:t>
+      </w:r>
+      <w:r>
+        <w:t xml:space="preserve"> </w:t>
+      </w:r>
+      <w:hyperlink w:anchor="fig-harmonized-rec">
+        <w:r>
+          <w:rPr>
+            <w:rStyle w:val="Hyperlink"/>
+          </w:rPr>
+          <w:t xml:space="preserve">Figure 15</w:t>
+        </w:r>
+      </w:hyperlink>
+      <w:r>
+        <w:t xml:space="preserve">).</w:t>
       </w:r>
     </w:p>
     <w:tbl>
@@ -18813,7 +18796,7 @@
           <w:b/>
           <w:bCs/>
         </w:rPr>
-        <w:t xml:space="preserve">82.</w:t>
+        <w:t xml:space="preserve">83.</w:t>
       </w:r>
       <w:r>
         <w:t xml:space="preserve"> </w:t>
@@ -18993,8 +18976,344 @@
         </w:tc>
       </w:tr>
     </w:tbl>
-    <w:bookmarkEnd w:id="127"/>
-    <w:bookmarkStart w:id="142" w:name="simplified-recruitment-alternatives"/>
+    <w:p>
+      <w:pPr>
+        <w:pStyle w:val="BodyText"/>
+      </w:pPr>
+      <w:r>
+        <w:rPr>
+          <w:b/>
+          <w:bCs/>
+        </w:rPr>
+        <w:t xml:space="preserve">84.</w:t>
+      </w:r>
+      <w:r>
+        <w:t xml:space="preserve"> </w:t>
+      </w:r>
+      <w:r>
+        <w:t xml:space="preserve">To complement the likelihood and retained-index diagnostics,</w:t>
+      </w:r>
+      <w:r>
+        <w:t xml:space="preserve"> </w:t>
+      </w:r>
+      <w:hyperlink w:anchor="fig-harmonized-ssb">
+        <w:r>
+          <w:rPr>
+            <w:rStyle w:val="Hyperlink"/>
+          </w:rPr>
+          <w:t xml:space="preserve">Figure 14</w:t>
+        </w:r>
+      </w:hyperlink>
+      <w:r>
+        <w:t xml:space="preserve"> </w:t>
+      </w:r>
+      <w:r>
+        <w:t xml:space="preserve">and</w:t>
+      </w:r>
+      <w:r>
+        <w:t xml:space="preserve"> </w:t>
+      </w:r>
+      <w:hyperlink w:anchor="fig-harmonized-rec">
+        <w:r>
+          <w:rPr>
+            <w:rStyle w:val="Hyperlink"/>
+          </w:rPr>
+          <w:t xml:space="preserve">Figure 15</w:t>
+        </w:r>
+      </w:hyperlink>
+      <w:r>
+        <w:t xml:space="preserve"> </w:t>
+      </w:r>
+      <w:r>
+        <w:t xml:space="preserve">compare the fitted system-level spawning biomass and recruitment</w:t>
+      </w:r>
+      <w:r>
+        <w:t xml:space="preserve"> </w:t>
+      </w:r>
+      <w:r>
+        <w:t xml:space="preserve">trajectories across the same three models. For</w:t>
+      </w:r>
+      <w:r>
+        <w:t xml:space="preserve"> </w:t>
+      </w:r>
+      <w:r>
+        <w:rPr>
+          <w:rStyle w:val="VerbatimChar"/>
+        </w:rPr>
+        <w:t xml:space="preserve">h2_2.02</w:t>
+      </w:r>
+      <w:r>
+        <w:t xml:space="preserve">, the plotted values are the sum</w:t>
+      </w:r>
+      <w:r>
+        <w:t xml:space="preserve"> </w:t>
+      </w:r>
+      <w:r>
+        <w:t xml:space="preserve">across the two modeled stocks so that the trajectories are directly comparable with</w:t>
+      </w:r>
+      <w:r>
+        <w:t xml:space="preserve"> </w:t>
+      </w:r>
+      <w:r>
+        <w:t xml:space="preserve">the single-stock runs.</w:t>
+      </w:r>
+    </w:p>
+    <w:tbl>
+      <w:tblPr>
+        <w:tblStyle w:val="Table"/>
+        <w:tblW w:type="pct" w:w="5000"/>
+        <w:tblLayout w:type="fixed"/>
+        <w:tblLook w:firstRow="0" w:lastRow="0" w:firstColumn="0" w:lastColumn="0" w:noHBand="0" w:noVBand="0" w:val="0000"/>
+      </w:tblPr>
+      <w:tblGrid>
+        <w:gridCol w:w="7920"/>
+      </w:tblGrid>
+      <w:tr>
+        <w:tc>
+          <w:tcPr/>
+          <w:bookmarkStart w:id="130" w:name="fig-harmonized-ssb"/>
+          <w:p>
+            <w:pPr>
+              <w:pStyle w:val="Compact"/>
+              <w:jc w:val="center"/>
+            </w:pPr>
+            <w:r>
+              <w:drawing>
+                <wp:inline>
+                  <wp:extent cx="5334000" cy="3194843"/>
+                  <wp:effectExtent b="0" l="0" r="0" t="0"/>
+                  <wp:docPr descr="" title="" id="128" name="Picture"/>
+                  <a:graphic>
+                    <a:graphicData uri="http://schemas.openxmlformats.org/drawingml/2006/picture">
+                      <pic:pic>
+                        <pic:nvPicPr>
+                          <pic:cNvPr descr="SCW16-Paper-01_files/figure-docx/fig-harmonized-ssb-1.png" id="129" name="Picture"/>
+                          <pic:cNvPicPr>
+                            <a:picLocks noChangeArrowheads="1" noChangeAspect="1"/>
+                          </pic:cNvPicPr>
+                        </pic:nvPicPr>
+                        <pic:blipFill>
+                          <a:blip r:embed="rId127"/>
+                          <a:stretch>
+                            <a:fillRect/>
+                          </a:stretch>
+                        </pic:blipFill>
+                        <pic:spPr bwMode="auto">
+                          <a:xfrm>
+                            <a:off x="0" y="0"/>
+                            <a:ext cx="5334000" cy="3194843"/>
+                          </a:xfrm>
+                          <a:prstGeom prst="rect">
+                            <a:avLst/>
+                          </a:prstGeom>
+                          <a:noFill/>
+                          <a:ln w="9525">
+                            <a:noFill/>
+                            <a:headEnd/>
+                            <a:tailEnd/>
+                          </a:ln>
+                        </pic:spPr>
+                      </pic:pic>
+                    </a:graphicData>
+                  </a:graphic>
+                </wp:inline>
+              </w:drawing>
+            </w:r>
+          </w:p>
+          <w:p>
+            <w:pPr>
+              <w:jc w:val="center"/>
+            </w:pPr>
+            <w:pPr>
+              <w:jc w:val="left"/>
+              <w:spacing w:before="200"/>
+              <w:pStyle w:val="ImageCaption"/>
+            </w:pPr>
+            <w:r>
+              <w:t xml:space="preserve">Figure 14: System-level spawning biomass trajectories for</w:t>
+            </w:r>
+            <w:r>
+              <w:t xml:space="preserve"> </w:t>
+            </w:r>
+            <w:r>
+              <w:rPr>
+                <w:rStyle w:val="VerbatimChar"/>
+              </w:rPr>
+              <w:t xml:space="preserve">h1_2.00</w:t>
+            </w:r>
+            <w:r>
+              <w:t xml:space="preserve">,</w:t>
+            </w:r>
+            <w:r>
+              <w:t xml:space="preserve"> </w:t>
+            </w:r>
+            <w:r>
+              <w:rPr>
+                <w:rStyle w:val="VerbatimChar"/>
+              </w:rPr>
+              <w:t xml:space="preserve">h1_2.02</w:t>
+            </w:r>
+            <w:r>
+              <w:t xml:space="preserve">, and</w:t>
+            </w:r>
+            <w:r>
+              <w:t xml:space="preserve"> </w:t>
+            </w:r>
+            <w:r>
+              <w:rPr>
+                <w:rStyle w:val="VerbatimChar"/>
+              </w:rPr>
+              <w:t xml:space="preserve">h2_2.02</w:t>
+            </w:r>
+            <w:r>
+              <w:t xml:space="preserve">. For</w:t>
+            </w:r>
+            <w:r>
+              <w:t xml:space="preserve"> </w:t>
+            </w:r>
+            <w:r>
+              <w:rPr>
+                <w:rStyle w:val="VerbatimChar"/>
+              </w:rPr>
+              <w:t xml:space="preserve">h2_2.02</w:t>
+            </w:r>
+            <w:r>
+              <w:t xml:space="preserve">, values are the sum of stock-1 and stock-2 spawning biomass.</w:t>
+            </w:r>
+          </w:p>
+          <w:bookmarkEnd w:id="130"/>
+        </w:tc>
+      </w:tr>
+    </w:tbl>
+    <w:tbl>
+      <w:tblPr>
+        <w:tblStyle w:val="Table"/>
+        <w:tblW w:type="pct" w:w="5000"/>
+        <w:tblLayout w:type="fixed"/>
+        <w:tblLook w:firstRow="0" w:lastRow="0" w:firstColumn="0" w:lastColumn="0" w:noHBand="0" w:noVBand="0" w:val="0000"/>
+      </w:tblPr>
+      <w:tblGrid>
+        <w:gridCol w:w="7920"/>
+      </w:tblGrid>
+      <w:tr>
+        <w:tc>
+          <w:tcPr/>
+          <w:bookmarkStart w:id="134" w:name="fig-harmonized-rec"/>
+          <w:p>
+            <w:pPr>
+              <w:pStyle w:val="Compact"/>
+              <w:jc w:val="center"/>
+            </w:pPr>
+            <w:r>
+              <w:drawing>
+                <wp:inline>
+                  <wp:extent cx="5334000" cy="3194843"/>
+                  <wp:effectExtent b="0" l="0" r="0" t="0"/>
+                  <wp:docPr descr="" title="" id="132" name="Picture"/>
+                  <a:graphic>
+                    <a:graphicData uri="http://schemas.openxmlformats.org/drawingml/2006/picture">
+                      <pic:pic>
+                        <pic:nvPicPr>
+                          <pic:cNvPr descr="SCW16-Paper-01_files/figure-docx/fig-harmonized-rec-1.png" id="133" name="Picture"/>
+                          <pic:cNvPicPr>
+                            <a:picLocks noChangeArrowheads="1" noChangeAspect="1"/>
+                          </pic:cNvPicPr>
+                        </pic:nvPicPr>
+                        <pic:blipFill>
+                          <a:blip r:embed="rId131"/>
+                          <a:stretch>
+                            <a:fillRect/>
+                          </a:stretch>
+                        </pic:blipFill>
+                        <pic:spPr bwMode="auto">
+                          <a:xfrm>
+                            <a:off x="0" y="0"/>
+                            <a:ext cx="5334000" cy="3194843"/>
+                          </a:xfrm>
+                          <a:prstGeom prst="rect">
+                            <a:avLst/>
+                          </a:prstGeom>
+                          <a:noFill/>
+                          <a:ln w="9525">
+                            <a:noFill/>
+                            <a:headEnd/>
+                            <a:tailEnd/>
+                          </a:ln>
+                        </pic:spPr>
+                      </pic:pic>
+                    </a:graphicData>
+                  </a:graphic>
+                </wp:inline>
+              </w:drawing>
+            </w:r>
+          </w:p>
+          <w:p>
+            <w:pPr>
+              <w:jc w:val="center"/>
+            </w:pPr>
+            <w:pPr>
+              <w:jc w:val="left"/>
+              <w:spacing w:before="200"/>
+              <w:pStyle w:val="ImageCaption"/>
+            </w:pPr>
+            <w:r>
+              <w:t xml:space="preserve">Figure 15: System-level recruitment trajectories for</w:t>
+            </w:r>
+            <w:r>
+              <w:t xml:space="preserve"> </w:t>
+            </w:r>
+            <w:r>
+              <w:rPr>
+                <w:rStyle w:val="VerbatimChar"/>
+              </w:rPr>
+              <w:t xml:space="preserve">h1_2.00</w:t>
+            </w:r>
+            <w:r>
+              <w:t xml:space="preserve">,</w:t>
+            </w:r>
+            <w:r>
+              <w:t xml:space="preserve"> </w:t>
+            </w:r>
+            <w:r>
+              <w:rPr>
+                <w:rStyle w:val="VerbatimChar"/>
+              </w:rPr>
+              <w:t xml:space="preserve">h1_2.02</w:t>
+            </w:r>
+            <w:r>
+              <w:t xml:space="preserve">, and</w:t>
+            </w:r>
+            <w:r>
+              <w:t xml:space="preserve"> </w:t>
+            </w:r>
+            <w:r>
+              <w:rPr>
+                <w:rStyle w:val="VerbatimChar"/>
+              </w:rPr>
+              <w:t xml:space="preserve">h2_2.02</w:t>
+            </w:r>
+            <w:r>
+              <w:t xml:space="preserve">. For</w:t>
+            </w:r>
+            <w:r>
+              <w:t xml:space="preserve"> </w:t>
+            </w:r>
+            <w:r>
+              <w:rPr>
+                <w:rStyle w:val="VerbatimChar"/>
+              </w:rPr>
+              <w:t xml:space="preserve">h2_2.02</w:t>
+            </w:r>
+            <w:r>
+              <w:t xml:space="preserve">, values are the sum of stock-1 and stock-2 recruitment.</w:t>
+            </w:r>
+          </w:p>
+          <w:bookmarkEnd w:id="134"/>
+        </w:tc>
+      </w:tr>
+    </w:tbl>
+    <w:bookmarkEnd w:id="135"/>
+    <w:bookmarkStart w:id="150" w:name="simplified-recruitment-alternatives"/>
     <w:p>
       <w:pPr>
         <w:pStyle w:val="Heading2"/>
@@ -19012,7 +19331,7 @@
           <w:b/>
           <w:bCs/>
         </w:rPr>
-        <w:t xml:space="preserve">83.</w:t>
+        <w:t xml:space="preserve">85.</w:t>
       </w:r>
       <w:r>
         <w:t xml:space="preserve"> </w:t>
@@ -19092,12 +19411,12 @@
                 <wp:inline>
                   <wp:extent cx="152400" cy="152400"/>
                   <wp:effectExtent b="0" l="0" r="0" t="0"/>
-                  <wp:docPr descr="" title="" id="128" name="Picture"/>
+                  <wp:docPr descr="" title="" id="136" name="Picture"/>
                   <a:graphic>
                     <a:graphicData uri="http://schemas.openxmlformats.org/drawingml/2006/picture">
                       <pic:pic>
                         <pic:nvPicPr>
-                          <pic:cNvPr descr="/Applications/quarto/share/formats/docx/note.png" id="129" name="Picture"/>
+                          <pic:cNvPr descr="/Applications/quarto/share/formats/docx/note.png" id="137" name="Picture"/>
                           <pic:cNvPicPr>
                             <a:picLocks noChangeArrowheads="1" noChangeAspect="1"/>
                           </pic:cNvPicPr>
@@ -19164,7 +19483,7 @@
                 <w:b/>
                 <w:bCs/>
               </w:rPr>
-              <w:t xml:space="preserve">84.</w:t>
+              <w:t xml:space="preserve">86.</w:t>
             </w:r>
             <w:r>
               <w:t xml:space="preserve"> </w:t>
@@ -19197,7 +19516,7 @@
                 <w:b/>
                 <w:bCs/>
               </w:rPr>
-              <w:t xml:space="preserve">85.</w:t>
+              <w:t xml:space="preserve">87.</w:t>
             </w:r>
             <w:r>
               <w:t xml:space="preserve"> </w:t>
@@ -19219,7 +19538,7 @@
           <w:b/>
           <w:bCs/>
         </w:rPr>
-        <w:t xml:space="preserve">86.</w:t>
+        <w:t xml:space="preserve">88.</w:t>
       </w:r>
       <w:r>
         <w:t xml:space="preserve"> </w:t>
@@ -19304,7 +19623,7 @@
           <w:rPr>
             <w:rStyle w:val="Hyperlink"/>
           </w:rPr>
-          <w:t xml:space="preserve">Figure 14</w:t>
+          <w:t xml:space="preserve">Figure 16</w:t>
         </w:r>
       </w:hyperlink>
       <w:r>
@@ -19324,7 +19643,7 @@
       <w:tr>
         <w:tc>
           <w:tcPr/>
-          <w:bookmarkStart w:id="133" w:name="fig-h2-sr-compare"/>
+          <w:bookmarkStart w:id="141" w:name="fig-h2-sr-compare"/>
           <w:p>
             <w:pPr>
               <w:pStyle w:val="Compact"/>
@@ -19335,18 +19654,18 @@
                 <wp:inline>
                   <wp:extent cx="5334000" cy="3194843"/>
                   <wp:effectExtent b="0" l="0" r="0" t="0"/>
-                  <wp:docPr descr="" title="" id="131" name="Picture"/>
+                  <wp:docPr descr="" title="" id="139" name="Picture"/>
                   <a:graphic>
                     <a:graphicData uri="http://schemas.openxmlformats.org/drawingml/2006/picture">
                       <pic:pic>
                         <pic:nvPicPr>
-                          <pic:cNvPr descr="SCW16-Paper-01_files/figure-docx/fig-h2-sr-compare-1.png" id="132" name="Picture"/>
+                          <pic:cNvPr descr="SCW16-Paper-01_files/figure-docx/fig-h2-sr-compare-1.png" id="140" name="Picture"/>
                           <pic:cNvPicPr>
                             <a:picLocks noChangeArrowheads="1" noChangeAspect="1"/>
                           </pic:cNvPicPr>
                         </pic:nvPicPr>
                         <pic:blipFill>
-                          <a:blip r:embed="rId130"/>
+                          <a:blip r:embed="rId138"/>
                           <a:stretch>
                             <a:fillRect/>
                           </a:stretch>
@@ -19383,7 +19702,7 @@
               <w:pStyle w:val="ImageCaption"/>
             </w:pPr>
             <w:r>
-              <w:t xml:space="preserve">Figure 14: Stock-2 Beverton-Holt stock-recruitment curves for</w:t>
+              <w:t xml:space="preserve">Figure 16: Stock-2 Beverton-Holt stock-recruitment curves for</w:t>
             </w:r>
             <w:r>
               <w:t xml:space="preserve"> </w:t>
@@ -19437,7 +19756,7 @@
               <w:t xml:space="preserve">.</w:t>
             </w:r>
           </w:p>
-          <w:bookmarkEnd w:id="133"/>
+          <w:bookmarkEnd w:id="141"/>
         </w:tc>
       </w:tr>
     </w:tbl>
@@ -19450,7 +19769,7 @@
           <w:b/>
           <w:bCs/>
         </w:rPr>
-        <w:t xml:space="preserve">87.</w:t>
+        <w:t xml:space="preserve">89.</w:t>
       </w:r>
       <w:r>
         <w:t xml:space="preserve"> </w:t>
@@ -19547,7 +19866,7 @@
           <w:rPr>
             <w:rStyle w:val="Hyperlink"/>
           </w:rPr>
-          <w:t xml:space="preserve">Figure 14</w:t>
+          <w:t xml:space="preserve">Figure 16</w:t>
         </w:r>
       </w:hyperlink>
       <w:r>
@@ -19581,7 +19900,7 @@
           <w:b/>
           <w:bCs/>
         </w:rPr>
-        <w:t xml:space="preserve">88.</w:t>
+        <w:t xml:space="preserve">90.</w:t>
       </w:r>
       <w:r>
         <w:t xml:space="preserve"> </w:t>
@@ -19597,7 +19916,7 @@
           <w:rPr>
             <w:rStyle w:val="Hyperlink"/>
           </w:rPr>
-          <w:t xml:space="preserve">Figure 15</w:t>
+          <w:t xml:space="preserve">Figure 17</w:t>
         </w:r>
       </w:hyperlink>
       <w:r>
@@ -19623,7 +19942,7 @@
           <w:rPr>
             <w:rStyle w:val="Hyperlink"/>
           </w:rPr>
-          <w:t xml:space="preserve">Figure 16</w:t>
+          <w:t xml:space="preserve">Figure 18</w:t>
         </w:r>
       </w:hyperlink>
       <w:r>
@@ -19643,7 +19962,7 @@
       <w:tr>
         <w:tc>
           <w:tcPr/>
-          <w:bookmarkStart w:id="137" w:name="fig-h2-stock2-ssb"/>
+          <w:bookmarkStart w:id="145" w:name="fig-h2-stock2-ssb"/>
           <w:p>
             <w:pPr>
               <w:pStyle w:val="Compact"/>
@@ -19654,18 +19973,18 @@
                 <wp:inline>
                   <wp:extent cx="5334000" cy="3062882"/>
                   <wp:effectExtent b="0" l="0" r="0" t="0"/>
-                  <wp:docPr descr="" title="" id="135" name="Picture"/>
+                  <wp:docPr descr="" title="" id="143" name="Picture"/>
                   <a:graphic>
                     <a:graphicData uri="http://schemas.openxmlformats.org/drawingml/2006/picture">
                       <pic:pic>
                         <pic:nvPicPr>
-                          <pic:cNvPr descr="SCW16-Paper-01_files/figure-docx/fig-h2-stock2-ssb-1.png" id="136" name="Picture"/>
+                          <pic:cNvPr descr="SCW16-Paper-01_files/figure-docx/fig-h2-stock2-ssb-1.png" id="144" name="Picture"/>
                           <pic:cNvPicPr>
                             <a:picLocks noChangeArrowheads="1" noChangeAspect="1"/>
                           </pic:cNvPicPr>
                         </pic:nvPicPr>
                         <pic:blipFill>
-                          <a:blip r:embed="rId134"/>
+                          <a:blip r:embed="rId142"/>
                           <a:stretch>
                             <a:fillRect/>
                           </a:stretch>
@@ -19702,7 +20021,7 @@
               <w:pStyle w:val="ImageCaption"/>
             </w:pPr>
             <w:r>
-              <w:t xml:space="preserve">Figure 15: Estimated stock-2 spawning biomass trajectories for</w:t>
+              <w:t xml:space="preserve">Figure 17: Estimated stock-2 spawning biomass trajectories for</w:t>
             </w:r>
             <w:r>
               <w:t xml:space="preserve"> </w:t>
@@ -19732,7 +20051,7 @@
               <w:t xml:space="preserve">.</w:t>
             </w:r>
           </w:p>
-          <w:bookmarkEnd w:id="137"/>
+          <w:bookmarkEnd w:id="145"/>
         </w:tc>
       </w:tr>
     </w:tbl>
@@ -19749,7 +20068,7 @@
       <w:tr>
         <w:tc>
           <w:tcPr/>
-          <w:bookmarkStart w:id="141" w:name="fig-h2-stock2-rec"/>
+          <w:bookmarkStart w:id="149" w:name="fig-h2-stock2-rec"/>
           <w:p>
             <w:pPr>
               <w:pStyle w:val="Compact"/>
@@ -19760,18 +20079,18 @@
                 <wp:inline>
                   <wp:extent cx="5334000" cy="3062882"/>
                   <wp:effectExtent b="0" l="0" r="0" t="0"/>
-                  <wp:docPr descr="" title="" id="139" name="Picture"/>
+                  <wp:docPr descr="" title="" id="147" name="Picture"/>
                   <a:graphic>
                     <a:graphicData uri="http://schemas.openxmlformats.org/drawingml/2006/picture">
                       <pic:pic>
                         <pic:nvPicPr>
-                          <pic:cNvPr descr="SCW16-Paper-01_files/figure-docx/fig-h2-stock2-rec-1.png" id="140" name="Picture"/>
+                          <pic:cNvPr descr="SCW16-Paper-01_files/figure-docx/fig-h2-stock2-rec-1.png" id="148" name="Picture"/>
                           <pic:cNvPicPr>
                             <a:picLocks noChangeArrowheads="1" noChangeAspect="1"/>
                           </pic:cNvPicPr>
                         </pic:nvPicPr>
                         <pic:blipFill>
-                          <a:blip r:embed="rId138"/>
+                          <a:blip r:embed="rId146"/>
                           <a:stretch>
                             <a:fillRect/>
                           </a:stretch>
@@ -19808,7 +20127,7 @@
               <w:pStyle w:val="ImageCaption"/>
             </w:pPr>
             <w:r>
-              <w:t xml:space="preserve">Figure 16: Estimated stock-2 recruitment trajectories for</w:t>
+              <w:t xml:space="preserve">Figure 18: Estimated stock-2 recruitment trajectories for</w:t>
             </w:r>
             <w:r>
               <w:t xml:space="preserve"> </w:t>
@@ -19838,12 +20157,12 @@
               <w:t xml:space="preserve">.</w:t>
             </w:r>
           </w:p>
-          <w:bookmarkEnd w:id="141"/>
+          <w:bookmarkEnd w:id="149"/>
         </w:tc>
       </w:tr>
     </w:tbl>
-    <w:bookmarkEnd w:id="142"/>
-    <w:bookmarkStart w:id="153" w:name="fixed-reference-point-alternatives"/>
+    <w:bookmarkEnd w:id="150"/>
+    <w:bookmarkStart w:id="161" w:name="fixed-reference-point-alternatives"/>
     <w:p>
       <w:pPr>
         <w:pStyle w:val="Heading2"/>
@@ -19861,7 +20180,7 @@
           <w:b/>
           <w:bCs/>
         </w:rPr>
-        <w:t xml:space="preserve">89.</w:t>
+        <w:t xml:space="preserve">91.</w:t>
       </w:r>
       <w:r>
         <w:t xml:space="preserve"> </w:t>
@@ -19897,7 +20216,7 @@
           <w:b/>
           <w:bCs/>
         </w:rPr>
-        <w:t xml:space="preserve">90.</w:t>
+        <w:t xml:space="preserve">92.</w:t>
       </w:r>
       <w:r>
         <w:t xml:space="preserve"> </w:t>
@@ -20003,7 +20322,7 @@
           <w:b/>
           <w:bCs/>
         </w:rPr>
-        <w:t xml:space="preserve">91.</w:t>
+        <w:t xml:space="preserve">93.</w:t>
       </w:r>
       <w:r>
         <w:t xml:space="preserve"> </w:t>
@@ -20258,7 +20577,7 @@
           <w:rPr>
             <w:rStyle w:val="Hyperlink"/>
           </w:rPr>
-          <w:t xml:space="preserve">Figure 17</w:t>
+          <w:t xml:space="preserve">Figure 19</w:t>
         </w:r>
       </w:hyperlink>
       <w:r>
@@ -20278,7 +20597,7 @@
       <w:tr>
         <w:tc>
           <w:tcPr/>
-          <w:bookmarkStart w:id="146" w:name="fig-mean-selected-age"/>
+          <w:bookmarkStart w:id="154" w:name="fig-mean-selected-age"/>
           <w:p>
             <w:pPr>
               <w:pStyle w:val="Compact"/>
@@ -20289,18 +20608,18 @@
                 <wp:inline>
                   <wp:extent cx="5334000" cy="3062882"/>
                   <wp:effectExtent b="0" l="0" r="0" t="0"/>
-                  <wp:docPr descr="" title="" id="144" name="Picture"/>
+                  <wp:docPr descr="" title="" id="152" name="Picture"/>
                   <a:graphic>
                     <a:graphicData uri="http://schemas.openxmlformats.org/drawingml/2006/picture">
                       <pic:pic>
                         <pic:nvPicPr>
-                          <pic:cNvPr descr="SCW16-Paper-01_files/figure-docx/fig-mean-selected-age-1.png" id="145" name="Picture"/>
+                          <pic:cNvPr descr="SCW16-Paper-01_files/figure-docx/fig-mean-selected-age-1.png" id="153" name="Picture"/>
                           <pic:cNvPicPr>
                             <a:picLocks noChangeArrowheads="1" noChangeAspect="1"/>
                           </pic:cNvPicPr>
                         </pic:nvPicPr>
                         <pic:blipFill>
-                          <a:blip r:embed="rId143"/>
+                          <a:blip r:embed="rId151"/>
                           <a:stretch>
                             <a:fillRect/>
                           </a:stretch>
@@ -20337,7 +20656,7 @@
               <w:pStyle w:val="ImageCaption"/>
             </w:pPr>
             <w:r>
-              <w:t xml:space="preserve">Figure 17: Time trend in fishery-combined mean selected age for</w:t>
+              <w:t xml:space="preserve">Figure 19: Time trend in fishery-combined mean selected age for</w:t>
             </w:r>
             <w:r>
               <w:t xml:space="preserve"> </w:t>
@@ -20512,7 +20831,7 @@
               <w:t xml:space="preserve">.</w:t>
             </w:r>
           </w:p>
-          <w:bookmarkEnd w:id="146"/>
+          <w:bookmarkEnd w:id="154"/>
         </w:tc>
       </w:tr>
     </w:tbl>
@@ -20525,7 +20844,7 @@
           <w:b/>
           <w:bCs/>
         </w:rPr>
-        <w:t xml:space="preserve">92.</w:t>
+        <w:t xml:space="preserve">94.</w:t>
       </w:r>
       <w:r>
         <w:t xml:space="preserve"> </w:t>
@@ -20615,7 +20934,7 @@
           <w:b/>
           <w:bCs/>
         </w:rPr>
-        <w:t xml:space="preserve">93.</w:t>
+        <w:t xml:space="preserve">95.</w:t>
       </w:r>
       <w:r>
         <w:t xml:space="preserve"> </w:t>
@@ -20660,7 +20979,7 @@
           <w:rPr>
             <w:rStyle w:val="Hyperlink"/>
           </w:rPr>
-          <w:t xml:space="preserve">Figure 18</w:t>
+          <w:t xml:space="preserve">Figure 20</w:t>
         </w:r>
       </w:hyperlink>
       <w:r>
@@ -20709,7 +21028,7 @@
       <w:tr>
         <w:tc>
           <w:tcPr/>
-          <w:bookmarkStart w:id="150" w:name="fig-mean-selected-age-fmsy"/>
+          <w:bookmarkStart w:id="158" w:name="fig-mean-selected-age-fmsy"/>
           <w:p>
             <w:pPr>
               <w:pStyle w:val="Compact"/>
@@ -20720,18 +21039,18 @@
                 <wp:inline>
                   <wp:extent cx="5334000" cy="4000500"/>
                   <wp:effectExtent b="0" l="0" r="0" t="0"/>
-                  <wp:docPr descr="" title="" id="148" name="Picture"/>
+                  <wp:docPr descr="" title="" id="156" name="Picture"/>
                   <a:graphic>
                     <a:graphicData uri="http://schemas.openxmlformats.org/drawingml/2006/picture">
                       <pic:pic>
                         <pic:nvPicPr>
-                          <pic:cNvPr descr="SCW16-Paper-01_files/figure-docx/fig-mean-selected-age-fmsy-1.png" id="149" name="Picture"/>
+                          <pic:cNvPr descr="SCW16-Paper-01_files/figure-docx/fig-mean-selected-age-fmsy-1.png" id="157" name="Picture"/>
                           <pic:cNvPicPr>
                             <a:picLocks noChangeArrowheads="1" noChangeAspect="1"/>
                           </pic:cNvPicPr>
                         </pic:nvPicPr>
                         <pic:blipFill>
-                          <a:blip r:embed="rId147"/>
+                          <a:blip r:embed="rId155"/>
                           <a:stretch>
                             <a:fillRect/>
                           </a:stretch>
@@ -20768,7 +21087,7 @@
               <w:pStyle w:val="ImageCaption"/>
             </w:pPr>
             <w:r>
-              <w:t xml:space="preserve">Figure 18: Relationship between mean selected age (x-axis) and dynamic</w:t>
+              <w:t xml:space="preserve">Figure 20: Relationship between mean selected age (x-axis) and dynamic</w:t>
             </w:r>
             <w:r>
               <w:t xml:space="preserve"> </w:t>
@@ -20848,7 +21167,7 @@
               <w:t xml:space="preserve">. Points are colored by year and labeled with year.</w:t>
             </w:r>
           </w:p>
-          <w:bookmarkEnd w:id="150"/>
+          <w:bookmarkEnd w:id="158"/>
         </w:tc>
       </w:tr>
     </w:tbl>
@@ -20893,12 +21212,12 @@
                 <wp:inline>
                   <wp:extent cx="152400" cy="152400"/>
                   <wp:effectExtent b="0" l="0" r="0" t="0"/>
-                  <wp:docPr descr="" title="" id="151" name="Picture"/>
+                  <wp:docPr descr="" title="" id="159" name="Picture"/>
                   <a:graphic>
                     <a:graphicData uri="http://schemas.openxmlformats.org/drawingml/2006/picture">
                       <pic:pic>
                         <pic:nvPicPr>
-                          <pic:cNvPr descr="/Applications/quarto/share/formats/docx/note.png" id="152" name="Picture"/>
+                          <pic:cNvPr descr="/Applications/quarto/share/formats/docx/note.png" id="160" name="Picture"/>
                           <pic:cNvPicPr>
                             <a:picLocks noChangeArrowheads="1" noChangeAspect="1"/>
                           </pic:cNvPicPr>
@@ -20965,7 +21284,7 @@
                 <w:b/>
                 <w:bCs/>
               </w:rPr>
-              <w:t xml:space="preserve">94.</w:t>
+              <w:t xml:space="preserve">96.</w:t>
             </w:r>
             <w:r>
               <w:t xml:space="preserve"> </w:t>
@@ -21097,7 +21416,7 @@
           <w:b/>
           <w:bCs/>
         </w:rPr>
-        <w:t xml:space="preserve">95.</w:t>
+        <w:t xml:space="preserve">97.</w:t>
       </w:r>
       <w:r>
         <w:t xml:space="preserve"> </w:t>
@@ -21106,9 +21425,9 @@
         <w:t xml:space="preserve">The recommended approach is therefore to calculate reference points once, using the terminal selectivity block and the current biological schedules, and use those fixed values as management benchmarks throughout the MSE simulation. Sensitivity to the choice of reference period can be examined as part of robustness testing.</w:t>
       </w:r>
     </w:p>
-    <w:bookmarkEnd w:id="153"/>
-    <w:bookmarkEnd w:id="154"/>
-    <w:bookmarkStart w:id="155" w:name="summary"/>
+    <w:bookmarkEnd w:id="161"/>
+    <w:bookmarkEnd w:id="162"/>
+    <w:bookmarkStart w:id="163" w:name="summary"/>
     <w:p>
       <w:pPr>
         <w:pStyle w:val="Heading1"/>
@@ -21126,7 +21445,7 @@
           <w:b/>
           <w:bCs/>
         </w:rPr>
-        <w:t xml:space="preserve">96.</w:t>
+        <w:t xml:space="preserve">98.</w:t>
       </w:r>
       <w:r>
         <w:t xml:space="preserve"> </w:t>
@@ -21440,7 +21759,7 @@
           <w:b/>
           <w:bCs/>
         </w:rPr>
-        <w:t xml:space="preserve">.</w:t>
+        <w:t xml:space="preserve">, and should be judged on dynamics as well as fit.</w:t>
       </w:r>
       <w:r>
         <w:t xml:space="preserve"> </w:t>
@@ -21488,7 +21807,7 @@
         <w:t xml:space="preserve"> </w:t>
       </w:r>
       <w:r>
-        <w:t xml:space="preserve">provides a cleaner two-stock comparator because it uses the same reduced-index data treatment and a similar simplified Far North selectivity structure. That makes the</w:t>
+        <w:t xml:space="preserve">provides a cleaner two-stock comparator because it uses the same reduced-index data treatment and aligned Far North selectivity structure. The</w:t>
       </w:r>
       <w:r>
         <w:t xml:space="preserve"> </w:t>
@@ -21518,7 +21837,7 @@
         <w:t xml:space="preserve"> </w:t>
       </w:r>
       <w:r>
-        <w:t xml:space="preserve">comparison easier to interpret as a stock-structure contrast rather than a selectivity-regularization contrast.</w:t>
+        <w:t xml:space="preserve">contrast should therefore be interpreted using likelihoods together with spawning biomass and recruitment trajectories, not likelihoods alone.</w:t>
       </w:r>
     </w:p>
     <w:p>
@@ -21921,7 +22240,7 @@
           <w:b/>
           <w:bCs/>
         </w:rPr>
-        <w:t xml:space="preserve">97.</w:t>
+        <w:t xml:space="preserve">99.</w:t>
       </w:r>
       <w:r>
         <w:t xml:space="preserve"> </w:t>
@@ -21930,8 +22249,8 @@
         <w:t xml:space="preserve">Taken together, these results suggest that the next stage should focus less on broad additional simplification and more on selecting a compact set of well-motivated operating models and robustness scenarios. The current evidence points toward carrying forward a reduced-index baseline, a single-stock model that preserves South-Central Chile selectivity flexibility, a harmonized two-stock comparator, and targeted robustness cases for q variability, projection selectivity, and alternative stock-2 recruitment structure.</w:t>
       </w:r>
     </w:p>
-    <w:bookmarkEnd w:id="155"/>
-    <w:bookmarkStart w:id="165" w:name="appendix-compact-equation-summary"/>
+    <w:bookmarkEnd w:id="163"/>
+    <w:bookmarkStart w:id="173" w:name="appendix-compact-equation-summary"/>
     <w:p>
       <w:pPr>
         <w:pStyle w:val="Heading1"/>
@@ -21948,7 +22267,7 @@
         <w:t xml:space="preserve">This appendix gives a compact schematic description of the equations underlying the SC13 Joint Jack Mackerel Model. It is intended to summarize the structure used in this working paper rather than to reproduce every implementation detail of the ADMB code or every option described in the technical annex and user guide.</w:t>
       </w:r>
     </w:p>
-    <w:bookmarkStart w:id="156" w:name="notation"/>
+    <w:bookmarkStart w:id="164" w:name="notation"/>
     <w:p>
       <w:pPr>
         <w:pStyle w:val="Heading2"/>
@@ -22538,8 +22857,8 @@
         <w:t xml:space="preserve">.</w:t>
       </w:r>
     </w:p>
-    <w:bookmarkEnd w:id="156"/>
-    <w:bookmarkStart w:id="157" w:name="population-update"/>
+    <w:bookmarkEnd w:id="164"/>
+    <w:bookmarkStart w:id="165" w:name="population-update"/>
     <w:p>
       <w:pPr>
         <w:pStyle w:val="Heading2"/>
@@ -23547,8 +23866,8 @@
         <w:t xml:space="preserve">is the fraction of annual mortality occurring before spawning.</w:t>
       </w:r>
     </w:p>
-    <w:bookmarkEnd w:id="157"/>
-    <w:bookmarkStart w:id="158" w:name="stock-recruitment-relationship"/>
+    <w:bookmarkEnd w:id="165"/>
+    <w:bookmarkStart w:id="166" w:name="stock-recruitment-relationship"/>
     <w:p>
       <w:pPr>
         <w:pStyle w:val="Heading2"/>
@@ -24073,8 +24392,8 @@
         <w:t xml:space="preserve">, recruitment is assigned across two stocks with a more complex regime structure, including the 1999 shift described in the control file.</w:t>
       </w:r>
     </w:p>
-    <w:bookmarkEnd w:id="158"/>
-    <w:bookmarkStart w:id="159" w:name="fishing-mortality-and-catch"/>
+    <w:bookmarkEnd w:id="166"/>
+    <w:bookmarkStart w:id="167" w:name="fishing-mortality-and-catch"/>
     <w:p>
       <w:pPr>
         <w:pStyle w:val="Heading2"/>
@@ -24750,8 +25069,8 @@
         </m:oMath>
       </m:oMathPara>
     </w:p>
-    <w:bookmarkEnd w:id="159"/>
-    <w:bookmarkStart w:id="160" w:name="abundance-indices"/>
+    <w:bookmarkEnd w:id="167"/>
+    <w:bookmarkStart w:id="168" w:name="abundance-indices"/>
     <w:p>
       <w:pPr>
         <w:pStyle w:val="Heading2"/>
@@ -25158,8 +25477,8 @@
         <w:t xml:space="preserve">places the survey or CPUE observation within the year. This expression is schematic because some indices are closer to numbers-at-age and others to biomass, but it captures the model logic used across the SC13 index components.</w:t>
       </w:r>
     </w:p>
-    <w:bookmarkEnd w:id="160"/>
-    <w:bookmarkStart w:id="161" w:name="age-and-length-compositions"/>
+    <w:bookmarkEnd w:id="168"/>
+    <w:bookmarkStart w:id="169" w:name="age-and-length-compositions"/>
     <w:p>
       <w:pPr>
         <w:pStyle w:val="Heading2"/>
@@ -25672,8 +25991,8 @@
         <w:t xml:space="preserve">, derived from the von Bertalanffy growth specification used by the model.</w:t>
       </w:r>
     </w:p>
-    <w:bookmarkEnd w:id="161"/>
-    <w:bookmarkStart w:id="162" w:name="observation-likelihoods"/>
+    <w:bookmarkEnd w:id="169"/>
+    <w:bookmarkStart w:id="170" w:name="observation-likelihoods"/>
     <w:p>
       <w:pPr>
         <w:pStyle w:val="Heading2"/>
@@ -26282,8 +26601,8 @@
         <w:t xml:space="preserve">The SC13 model uses Francis weighting for age-composition effective sample sizes, so the composition likelihood is strongly affected by those externally specified weights.</w:t>
       </w:r>
     </w:p>
-    <w:bookmarkEnd w:id="162"/>
-    <w:bookmarkStart w:id="163" w:name="objective-function"/>
+    <w:bookmarkEnd w:id="170"/>
+    <w:bookmarkStart w:id="171" w:name="objective-function"/>
     <w:p>
       <w:pPr>
         <w:pStyle w:val="Heading2"/>
@@ -26629,8 +26948,8 @@
         <w:t xml:space="preserve">, is especially important in SC13 because the model includes extensive penalties on fishery and survey selectivity trajectories to regularize the time-varying non-parametric selectivity schedules.</w:t>
       </w:r>
     </w:p>
-    <w:bookmarkEnd w:id="163"/>
-    <w:bookmarkStart w:id="164" w:name="dynamic-reference-points"/>
+    <w:bookmarkEnd w:id="171"/>
+    <w:bookmarkStart w:id="172" w:name="dynamic-reference-points"/>
     <w:p>
       <w:pPr>
         <w:pStyle w:val="Heading2"/>
@@ -27084,9 +27403,9 @@
         <w:t xml:space="preserve">vary through time in the SC13 assessment rather than remaining fixed constants.</w:t>
       </w:r>
     </w:p>
-    <w:bookmarkEnd w:id="164"/>
-    <w:bookmarkEnd w:id="165"/>
-    <w:bookmarkStart w:id="194" w:name="references"/>
+    <w:bookmarkEnd w:id="172"/>
+    <w:bookmarkEnd w:id="173"/>
+    <w:bookmarkStart w:id="202" w:name="references"/>
     <w:p>
       <w:pPr>
         <w:pStyle w:val="Heading1"/>
@@ -27095,8 +27414,8 @@
         <w:t xml:space="preserve">References</w:t>
       </w:r>
     </w:p>
-    <w:bookmarkStart w:id="193" w:name="refs"/>
-    <w:bookmarkStart w:id="166" w:name="ref-beverton1957dynamics"/>
+    <w:bookmarkStart w:id="201" w:name="refs"/>
+    <w:bookmarkStart w:id="174" w:name="ref-beverton1957dynamics"/>
     <w:p>
       <w:pPr>
         <w:pStyle w:val="Bibliography"/>
@@ -27121,8 +27440,8 @@
         <w:t xml:space="preserve">(Vol. 19, p. 533). H. M. Stationery Office.</w:t>
       </w:r>
     </w:p>
-    <w:bookmarkEnd w:id="166"/>
-    <w:bookmarkStart w:id="168" w:name="ref-butterworth1999procedures"/>
+    <w:bookmarkEnd w:id="174"/>
+    <w:bookmarkStart w:id="176" w:name="ref-butterworth1999procedures"/>
     <w:p>
       <w:pPr>
         <w:pStyle w:val="Bibliography"/>
@@ -27159,7 +27478,7 @@
       <w:r>
         <w:t xml:space="preserve"> </w:t>
       </w:r>
-      <w:hyperlink r:id="rId167">
+      <w:hyperlink r:id="rId175">
         <w:r>
           <w:rPr>
             <w:rStyle w:val="Hyperlink"/>
@@ -27168,8 +27487,8 @@
         </w:r>
       </w:hyperlink>
     </w:p>
-    <w:bookmarkEnd w:id="168"/>
-    <w:bookmarkStart w:id="170" w:name="ref-carruthers2024roadmap"/>
+    <w:bookmarkEnd w:id="176"/>
+    <w:bookmarkStart w:id="178" w:name="ref-carruthers2024roadmap"/>
     <w:p>
       <w:pPr>
         <w:pStyle w:val="Bibliography"/>
@@ -27232,7 +27551,7 @@
       <w:r>
         <w:t xml:space="preserve"> </w:t>
       </w:r>
-      <w:hyperlink r:id="rId169">
+      <w:hyperlink r:id="rId177">
         <w:r>
           <w:rPr>
             <w:rStyle w:val="Hyperlink"/>
@@ -27241,8 +27560,8 @@
         </w:r>
       </w:hyperlink>
     </w:p>
-    <w:bookmarkEnd w:id="170"/>
-    <w:bookmarkStart w:id="172" w:name="ref-fournier2012admb"/>
+    <w:bookmarkEnd w:id="178"/>
+    <w:bookmarkStart w:id="180" w:name="ref-fournier2012admb"/>
     <w:p>
       <w:pPr>
         <w:pStyle w:val="Bibliography"/>
@@ -27279,7 +27598,7 @@
       <w:r>
         <w:t xml:space="preserve"> </w:t>
       </w:r>
-      <w:hyperlink r:id="rId171">
+      <w:hyperlink r:id="rId179">
         <w:r>
           <w:rPr>
             <w:rStyle w:val="Hyperlink"/>
@@ -27288,8 +27607,8 @@
         </w:r>
       </w:hyperlink>
     </w:p>
-    <w:bookmarkEnd w:id="172"/>
-    <w:bookmarkStart w:id="174" w:name="ref-fournier1982catchage"/>
+    <w:bookmarkEnd w:id="180"/>
+    <w:bookmarkStart w:id="182" w:name="ref-fournier1982catchage"/>
     <w:p>
       <w:pPr>
         <w:pStyle w:val="Bibliography"/>
@@ -27326,7 +27645,7 @@
       <w:r>
         <w:t xml:space="preserve"> </w:t>
       </w:r>
-      <w:hyperlink r:id="rId173">
+      <w:hyperlink r:id="rId181">
         <w:r>
           <w:rPr>
             <w:rStyle w:val="Hyperlink"/>
@@ -27335,8 +27654,8 @@
         </w:r>
       </w:hyperlink>
     </w:p>
-    <w:bookmarkEnd w:id="174"/>
-    <w:bookmarkStart w:id="176" w:name="ref-francis2011weighting"/>
+    <w:bookmarkEnd w:id="182"/>
+    <w:bookmarkStart w:id="184" w:name="ref-francis2011weighting"/>
     <w:p>
       <w:pPr>
         <w:pStyle w:val="Bibliography"/>
@@ -27373,7 +27692,7 @@
       <w:r>
         <w:t xml:space="preserve"> </w:t>
       </w:r>
-      <w:hyperlink r:id="rId175">
+      <w:hyperlink r:id="rId183">
         <w:r>
           <w:rPr>
             <w:rStyle w:val="Hyperlink"/>
@@ -27382,8 +27701,8 @@
         </w:r>
       </w:hyperlink>
     </w:p>
-    <w:bookmarkEnd w:id="176"/>
-    <w:bookmarkStart w:id="178" w:name="ref-hilborn1992quantitative"/>
+    <w:bookmarkEnd w:id="184"/>
+    <w:bookmarkStart w:id="186" w:name="ref-hilborn1992quantitative"/>
     <w:p>
       <w:pPr>
         <w:pStyle w:val="Bibliography"/>
@@ -27407,7 +27726,7 @@
       <w:r>
         <w:t xml:space="preserve"> </w:t>
       </w:r>
-      <w:hyperlink r:id="rId177">
+      <w:hyperlink r:id="rId185">
         <w:r>
           <w:rPr>
             <w:rStyle w:val="Hyperlink"/>
@@ -27416,8 +27735,8 @@
         </w:r>
       </w:hyperlink>
     </w:p>
-    <w:bookmarkEnd w:id="178"/>
-    <w:bookmarkStart w:id="180" w:name="ref-linton2011selectivity"/>
+    <w:bookmarkEnd w:id="186"/>
+    <w:bookmarkStart w:id="188" w:name="ref-linton2011selectivity"/>
     <w:p>
       <w:pPr>
         <w:pStyle w:val="Bibliography"/>
@@ -27454,7 +27773,7 @@
       <w:r>
         <w:t xml:space="preserve"> </w:t>
       </w:r>
-      <w:hyperlink r:id="rId179">
+      <w:hyperlink r:id="rId187">
         <w:r>
           <w:rPr>
             <w:rStyle w:val="Hyperlink"/>
@@ -27463,8 +27782,8 @@
         </w:r>
       </w:hyperlink>
     </w:p>
-    <w:bookmarkEnd w:id="180"/>
-    <w:bookmarkStart w:id="182" w:name="ref-punt2016bestpractices"/>
+    <w:bookmarkEnd w:id="188"/>
+    <w:bookmarkStart w:id="190" w:name="ref-punt2016bestpractices"/>
     <w:p>
       <w:pPr>
         <w:pStyle w:val="Bibliography"/>
@@ -27501,7 +27820,7 @@
       <w:r>
         <w:t xml:space="preserve"> </w:t>
       </w:r>
-      <w:hyperlink r:id="rId181">
+      <w:hyperlink r:id="rId189">
         <w:r>
           <w:rPr>
             <w:rStyle w:val="Hyperlink"/>
@@ -27510,8 +27829,8 @@
         </w:r>
       </w:hyperlink>
     </w:p>
-    <w:bookmarkEnd w:id="182"/>
-    <w:bookmarkStart w:id="184" w:name="ref-rousseau2019fleets"/>
+    <w:bookmarkEnd w:id="190"/>
+    <w:bookmarkStart w:id="192" w:name="ref-rousseau2019fleets"/>
     <w:p>
       <w:pPr>
         <w:pStyle w:val="Bibliography"/>
@@ -27548,7 +27867,7 @@
       <w:r>
         <w:t xml:space="preserve"> </w:t>
       </w:r>
-      <w:hyperlink r:id="rId183">
+      <w:hyperlink r:id="rId191">
         <w:r>
           <w:rPr>
             <w:rStyle w:val="Hyperlink"/>
@@ -27557,8 +27876,8 @@
         </w:r>
       </w:hyperlink>
     </w:p>
-    <w:bookmarkEnd w:id="184"/>
-    <w:bookmarkStart w:id="186" w:name="ref-schnute1995error"/>
+    <w:bookmarkEnd w:id="192"/>
+    <w:bookmarkStart w:id="194" w:name="ref-schnute1995error"/>
     <w:p>
       <w:pPr>
         <w:pStyle w:val="Bibliography"/>
@@ -27595,7 +27914,7 @@
       <w:r>
         <w:t xml:space="preserve"> </w:t>
       </w:r>
-      <w:hyperlink r:id="rId185">
+      <w:hyperlink r:id="rId193">
         <w:r>
           <w:rPr>
             <w:rStyle w:val="Hyperlink"/>
@@ -27604,8 +27923,8 @@
         </w:r>
       </w:hyperlink>
     </w:p>
-    <w:bookmarkEnd w:id="186"/>
-    <w:bookmarkStart w:id="188" w:name="ref-siple2021smallpelagics"/>
+    <w:bookmarkEnd w:id="194"/>
+    <w:bookmarkStart w:id="196" w:name="ref-siple2021smallpelagics"/>
     <w:p>
       <w:pPr>
         <w:pStyle w:val="Bibliography"/>
@@ -27642,7 +27961,7 @@
       <w:r>
         <w:t xml:space="preserve"> </w:t>
       </w:r>
-      <w:hyperlink r:id="rId187">
+      <w:hyperlink r:id="rId195">
         <w:r>
           <w:rPr>
             <w:rStyle w:val="Hyperlink"/>
@@ -27651,8 +27970,8 @@
         </w:r>
       </w:hyperlink>
     </w:p>
-    <w:bookmarkEnd w:id="188"/>
-    <w:bookmarkStart w:id="190" w:name="ref-sprfmo2025mseworkshop"/>
+    <w:bookmarkEnd w:id="196"/>
+    <w:bookmarkStart w:id="198" w:name="ref-sprfmo2025mseworkshop"/>
     <w:p>
       <w:pPr>
         <w:pStyle w:val="Bibliography"/>
@@ -27721,7 +28040,7 @@
       <w:r>
         <w:t xml:space="preserve"> </w:t>
       </w:r>
-      <w:hyperlink r:id="rId189">
+      <w:hyperlink r:id="rId197">
         <w:r>
           <w:rPr>
             <w:rStyle w:val="Hyperlink"/>
@@ -27730,8 +28049,8 @@
         </w:r>
       </w:hyperlink>
     </w:p>
-    <w:bookmarkEnd w:id="190"/>
-    <w:bookmarkStart w:id="192" w:name="ref-sprfmo2025annex11"/>
+    <w:bookmarkEnd w:id="198"/>
+    <w:bookmarkStart w:id="200" w:name="ref-sprfmo2025annex11"/>
     <w:p>
       <w:pPr>
         <w:pStyle w:val="Bibliography"/>
@@ -27755,7 +28074,7 @@
       <w:r>
         <w:t xml:space="preserve"> </w:t>
       </w:r>
-      <w:hyperlink r:id="rId191">
+      <w:hyperlink r:id="rId199">
         <w:r>
           <w:rPr>
             <w:rStyle w:val="Hyperlink"/>
@@ -27764,9 +28083,9 @@
         </w:r>
       </w:hyperlink>
     </w:p>
-    <w:bookmarkEnd w:id="192"/>
-    <w:bookmarkEnd w:id="193"/>
-    <w:bookmarkEnd w:id="194"/>
+    <w:bookmarkEnd w:id="200"/>
+    <w:bookmarkEnd w:id="201"/>
+    <w:bookmarkEnd w:id="202"/>
     <w:sectPr>
       <w:footnotePr>
         <w:numRestart w:val="eachSect"/>

--- a/docs/SCW16-Paper-01.docx
+++ b/docs/SCW16-Paper-01.docx
@@ -63,18 +63,18 @@
                 <wp:inline>
                   <wp:extent cx="1234440" cy="1223705"/>
                   <wp:effectExtent b="0" l="0" r="0" t="0"/>
-                  <wp:docPr descr="" title="" id="21" name="Picture"/>
+                  <wp:docPr descr="" title="" id="10" name="Picture"/>
                   <a:graphic>
                     <a:graphicData uri="http://schemas.openxmlformats.org/drawingml/2006/picture">
                       <pic:pic>
                         <pic:nvPicPr>
-                          <pic:cNvPr descr="annex/logo.png" id="22" name="Picture"/>
+                          <pic:cNvPr descr="annex/logo.png" id="11" name="Picture"/>
                           <pic:cNvPicPr>
                             <a:picLocks noChangeArrowheads="1" noChangeAspect="1"/>
                           </pic:cNvPicPr>
                         </pic:nvPicPr>
                         <pic:blipFill>
-                          <a:blip r:embed="rId20"/>
+                          <a:blip r:embed="rId9"/>
                           <a:stretch>
                             <a:fillRect/>
                           </a:stretch>
@@ -157,10 +157,10 @@
         <w:pStyle w:val="BodyText"/>
       </w:pPr>
       <w:r>
-        <w:t xml:space="preserve">08 April 2026</w:t>
+        <w:t xml:space="preserve">29 April 2026</w:t>
       </w:r>
     </w:p>
-    <w:bookmarkStart w:id="24" w:name="abstract"/>
+    <w:bookmarkStart w:id="13" w:name="abstract"/>
     <w:p>
       <w:pPr>
         <w:pStyle w:val="Heading1"/>
@@ -234,7 +234,7 @@
       <w:r>
         <w:t xml:space="preserve"> </w:t>
       </w:r>
-      <w:hyperlink r:id="rId23">
+      <w:hyperlink r:id="rId12">
         <w:r>
           <w:rPr>
             <w:rStyle w:val="Hyperlink"/>
@@ -270,8 +270,8 @@
         <w:t xml:space="preserve">formulation from which reduced alternatives can be developed and tested.</w:t>
       </w:r>
     </w:p>
-    <w:bookmarkEnd w:id="24"/>
-    <w:bookmarkStart w:id="25" w:name="introduction"/>
+    <w:bookmarkEnd w:id="13"/>
+    <w:bookmarkStart w:id="14" w:name="introduction"/>
     <w:p>
       <w:pPr>
         <w:pStyle w:val="Heading1"/>
@@ -463,8 +463,8 @@
         <w:t xml:space="preserve">as the base assessment formulations that must first be documented clearly before any simplification is attempted.</w:t>
       </w:r>
     </w:p>
-    <w:bookmarkEnd w:id="25"/>
-    <w:bookmarkStart w:id="26" w:name="materials-used-for-this-paper"/>
+    <w:bookmarkEnd w:id="14"/>
+    <w:bookmarkStart w:id="15" w:name="materials-used-for-this-paper"/>
     <w:p>
       <w:pPr>
         <w:pStyle w:val="Heading1"/>
@@ -665,8 +665,8 @@
         <w:t xml:space="preserve">The objective here is not to reproduce every detail already contained in the annex. Rather, the objective is to extract from those materials a concise but technically defensible description of the SC13 base model for later MSE use.</w:t>
       </w:r>
     </w:p>
-    <w:bookmarkEnd w:id="26"/>
-    <w:bookmarkStart w:id="31" w:name="X05d1c5f8a92b183aa42d2fe77eeb661c4d500c9"/>
+    <w:bookmarkEnd w:id="15"/>
+    <w:bookmarkStart w:id="20" w:name="X05d1c5f8a92b183aa42d2fe77eeb661c4d500c9"/>
     <w:p>
       <w:pPr>
         <w:pStyle w:val="Heading1"/>
@@ -675,7 +675,7 @@
         <w:t xml:space="preserve">3. General Structure of the JJM Used for SC13</w:t>
       </w:r>
     </w:p>
-    <w:bookmarkStart w:id="27" w:name="overview"/>
+    <w:bookmarkStart w:id="16" w:name="overview"/>
     <w:p>
       <w:pPr>
         <w:pStyle w:val="Heading2"/>
@@ -753,8 +753,8 @@
         <w:t xml:space="preserve">specifies four fishery fleets, seven abundance indices, age-composition observations for multiple fisheries and surveys, length compositions for the Far North fleet, annual catches by fleet, and weight-at-age schedules used in both fishery and survey components. The control files then assign those data to either one or two modeled stocks depending on the hypothesis being fitted.</w:t>
       </w:r>
     </w:p>
-    <w:bookmarkEnd w:id="27"/>
-    <w:bookmarkStart w:id="28" w:name="data-structure"/>
+    <w:bookmarkEnd w:id="16"/>
+    <w:bookmarkStart w:id="17" w:name="data-structure"/>
     <w:p>
       <w:pPr>
         <w:pStyle w:val="Heading2"/>
@@ -1108,8 +1108,8 @@
         <w:t xml:space="preserve">.</w:t>
       </w:r>
     </w:p>
-    <w:bookmarkEnd w:id="28"/>
-    <w:bookmarkStart w:id="29" w:name="Xe1264284f219cfec9758543d78372ab59f24161"/>
+    <w:bookmarkEnd w:id="17"/>
+    <w:bookmarkStart w:id="18" w:name="Xe1264284f219cfec9758543d78372ab59f24161"/>
     <w:p>
       <w:pPr>
         <w:pStyle w:val="Heading2"/>
@@ -1241,8 +1241,8 @@
         <w:t xml:space="preserve">A compact mathematical summary of the core model structure is provided in the appendix so that the main text can stay focused on the SC13 implementation choices rather than on notation.</w:t>
       </w:r>
     </w:p>
-    <w:bookmarkEnd w:id="29"/>
-    <w:bookmarkStart w:id="30" w:name="reference-points-and-projections"/>
+    <w:bookmarkEnd w:id="18"/>
+    <w:bookmarkStart w:id="19" w:name="reference-points-and-projections"/>
     <w:p>
       <w:pPr>
         <w:pStyle w:val="Heading2"/>
@@ -1430,9 +1430,9 @@
         <w:t xml:space="preserve">.</w:t>
       </w:r>
     </w:p>
-    <w:bookmarkEnd w:id="30"/>
-    <w:bookmarkEnd w:id="31"/>
-    <w:bookmarkStart w:id="36" w:name="the-sc13-base-advice-models"/>
+    <w:bookmarkEnd w:id="19"/>
+    <w:bookmarkEnd w:id="20"/>
+    <w:bookmarkStart w:id="25" w:name="the-sc13-base-advice-models"/>
     <w:p>
       <w:pPr>
         <w:pStyle w:val="Heading1"/>
@@ -1441,7 +1441,7 @@
         <w:t xml:space="preserve">4. The SC13 Base Advice Models</w:t>
       </w:r>
     </w:p>
-    <w:bookmarkStart w:id="32" w:name="single-stock-hypothesis-h1_1.14"/>
+    <w:bookmarkStart w:id="21" w:name="single-stock-hypothesis-h1_1.14"/>
     <w:p>
       <w:pPr>
         <w:pStyle w:val="Heading2"/>
@@ -1573,8 +1573,8 @@
         <w:t xml:space="preserve">should not be viewed as a simplified baseline in itself. It is already a sophisticated assessment model.</w:t>
       </w:r>
     </w:p>
-    <w:bookmarkEnd w:id="32"/>
-    <w:bookmarkStart w:id="33" w:name="two-stock-hypothesis-h2_1.14"/>
+    <w:bookmarkEnd w:id="21"/>
+    <w:bookmarkStart w:id="22" w:name="two-stock-hypothesis-h2_1.14"/>
     <w:p>
       <w:pPr>
         <w:pStyle w:val="Heading2"/>
@@ -1817,8 +1817,8 @@
         <w:t xml:space="preserve">does not by itself establish superiority, but it does confirm that the two-stock hypothesis is a comparably rich fitted model rather than a stripped-down alternative.</w:t>
       </w:r>
     </w:p>
-    <w:bookmarkEnd w:id="33"/>
-    <w:bookmarkStart w:id="35" w:name="summary-comparison"/>
+    <w:bookmarkEnd w:id="22"/>
+    <w:bookmarkStart w:id="24" w:name="summary-comparison"/>
     <w:p>
       <w:pPr>
         <w:pStyle w:val="Heading2"/>
@@ -1872,7 +1872,7 @@
       <w:tr>
         <w:tc>
           <w:tcPr/>
-          <w:bookmarkStart w:id="34" w:name="tbl-sc13-model-summary"/>
+          <w:bookmarkStart w:id="23" w:name="tbl-sc13-model-summary"/>
           <w:p>
             <w:pPr>
               <w:jc w:val="center"/>
@@ -2336,7 +2336,7 @@
               </w:tc>
             </w:tr>
           </w:tbl>
-          <w:bookmarkEnd w:id="34"/>
+          <w:bookmarkEnd w:id="23"/>
           <w:p/>
         </w:tc>
       </w:tr>
@@ -2359,9 +2359,9 @@
         <w:t xml:space="preserve">The commonality between the two models is therefore greater than their difference in terms of data inputs and overall assessment machinery. The key differences lie in stock allocation, biology, recruitment structure, and the degree of complexity assigned to the northern part of the system.</w:t>
       </w:r>
     </w:p>
-    <w:bookmarkEnd w:id="35"/>
-    <w:bookmarkEnd w:id="36"/>
-    <w:bookmarkStart w:id="37" w:name="base-model-considerations"/>
+    <w:bookmarkEnd w:id="24"/>
+    <w:bookmarkEnd w:id="25"/>
+    <w:bookmarkStart w:id="26" w:name="base-model-considerations"/>
     <w:p>
       <w:pPr>
         <w:pStyle w:val="Heading1"/>
@@ -2704,8 +2704,8 @@
         <w:t xml:space="preserve">from uncertainty about how model complexity has been allocated within each hypothesis.</w:t>
       </w:r>
     </w:p>
-    <w:bookmarkEnd w:id="37"/>
-    <w:bookmarkStart w:id="162" w:name="proposed-simplified-alternatives"/>
+    <w:bookmarkEnd w:id="26"/>
+    <w:bookmarkStart w:id="151" w:name="proposed-simplified-alternatives"/>
     <w:p>
       <w:pPr>
         <w:pStyle w:val="Heading1"/>
@@ -2792,7 +2792,7 @@
       <w:tr>
         <w:tc>
           <w:tcPr/>
-          <w:bookmarkStart w:id="38" w:name="tbl-simplified-model-summary"/>
+          <w:bookmarkStart w:id="27" w:name="tbl-simplified-model-summary"/>
           <w:p>
             <w:pPr>
               <w:jc w:val="center"/>
@@ -3614,7 +3614,7 @@
               </w:tc>
             </w:tr>
           </w:tbl>
-          <w:bookmarkEnd w:id="38"/>
+          <w:bookmarkEnd w:id="27"/>
           <w:p/>
         </w:tc>
       </w:tr>
@@ -3694,7 +3694,7 @@
         <w:t xml:space="preserve">two-stock setup by simplifying the stock-2 recruitment structure to a single fitted regime.</w:t>
       </w:r>
     </w:p>
-    <w:bookmarkStart w:id="50" w:name="reduced-number-of-indices"/>
+    <w:bookmarkStart w:id="39" w:name="reduced-number-of-indices"/>
     <w:p>
       <w:pPr>
         <w:pStyle w:val="Heading2"/>
@@ -3917,7 +3917,7 @@
       <w:tr>
         <w:tc>
           <w:tcPr/>
-          <w:bookmarkStart w:id="42" w:name="fig-reduced-indices-ssb"/>
+          <w:bookmarkStart w:id="31" w:name="fig-reduced-indices-ssb"/>
           <w:p>
             <w:pPr>
               <w:pStyle w:val="Compact"/>
@@ -3928,18 +3928,18 @@
                 <wp:inline>
                   <wp:extent cx="5334000" cy="3194843"/>
                   <wp:effectExtent b="0" l="0" r="0" t="0"/>
-                  <wp:docPr descr="" title="" id="40" name="Picture"/>
+                  <wp:docPr descr="" title="" id="29" name="Picture"/>
                   <a:graphic>
                     <a:graphicData uri="http://schemas.openxmlformats.org/drawingml/2006/picture">
                       <pic:pic>
                         <pic:nvPicPr>
-                          <pic:cNvPr descr="SCW16-Paper-01_files/figure-docx/fig-reduced-indices-ssb-1.png" id="41" name="Picture"/>
+                          <pic:cNvPr descr="SCW16-Paper-01_files/figure-docx/fig-reduced-indices-ssb-1.png" id="30" name="Picture"/>
                           <pic:cNvPicPr>
                             <a:picLocks noChangeArrowheads="1" noChangeAspect="1"/>
                           </pic:cNvPicPr>
                         </pic:nvPicPr>
                         <pic:blipFill>
-                          <a:blip r:embed="rId39"/>
+                          <a:blip r:embed="rId28"/>
                           <a:stretch>
                             <a:fillRect/>
                           </a:stretch>
@@ -3997,7 +3997,7 @@
               <w:t xml:space="preserve">).</w:t>
             </w:r>
           </w:p>
-          <w:bookmarkEnd w:id="42"/>
+          <w:bookmarkEnd w:id="31"/>
         </w:tc>
       </w:tr>
     </w:tbl>
@@ -4014,7 +4014,7 @@
       <w:tr>
         <w:tc>
           <w:tcPr/>
-          <w:bookmarkStart w:id="46" w:name="fig-reduced-indices-rec"/>
+          <w:bookmarkStart w:id="35" w:name="fig-reduced-indices-rec"/>
           <w:p>
             <w:pPr>
               <w:pStyle w:val="Compact"/>
@@ -4025,18 +4025,18 @@
                 <wp:inline>
                   <wp:extent cx="5334000" cy="3194843"/>
                   <wp:effectExtent b="0" l="0" r="0" t="0"/>
-                  <wp:docPr descr="" title="" id="44" name="Picture"/>
+                  <wp:docPr descr="" title="" id="33" name="Picture"/>
                   <a:graphic>
                     <a:graphicData uri="http://schemas.openxmlformats.org/drawingml/2006/picture">
                       <pic:pic>
                         <pic:nvPicPr>
-                          <pic:cNvPr descr="SCW16-Paper-01_files/figure-docx/fig-reduced-indices-rec-1.png" id="45" name="Picture"/>
+                          <pic:cNvPr descr="SCW16-Paper-01_files/figure-docx/fig-reduced-indices-rec-1.png" id="34" name="Picture"/>
                           <pic:cNvPicPr>
                             <a:picLocks noChangeArrowheads="1" noChangeAspect="1"/>
                           </pic:cNvPicPr>
                         </pic:nvPicPr>
                         <pic:blipFill>
-                          <a:blip r:embed="rId43"/>
+                          <a:blip r:embed="rId32"/>
                           <a:stretch>
                             <a:fillRect/>
                           </a:stretch>
@@ -4094,7 +4094,7 @@
               <w:t xml:space="preserve">).</w:t>
             </w:r>
           </w:p>
-          <w:bookmarkEnd w:id="46"/>
+          <w:bookmarkEnd w:id="35"/>
         </w:tc>
       </w:tr>
     </w:tbl>
@@ -4254,18 +4254,18 @@
                 <wp:inline>
                   <wp:extent cx="152400" cy="152400"/>
                   <wp:effectExtent b="0" l="0" r="0" t="0"/>
-                  <wp:docPr descr="" title="" id="48" name="Picture"/>
+                  <wp:docPr descr="" title="" id="37" name="Picture"/>
                   <a:graphic>
                     <a:graphicData uri="http://schemas.openxmlformats.org/drawingml/2006/picture">
                       <pic:pic>
                         <pic:nvPicPr>
-                          <pic:cNvPr descr="/Applications/quarto/share/formats/docx/note.png" id="49" name="Picture"/>
+                          <pic:cNvPr descr="/Applications/quarto/share/formats/docx/note.png" id="38" name="Picture"/>
                           <pic:cNvPicPr>
                             <a:picLocks noChangeArrowheads="1" noChangeAspect="1"/>
                           </pic:cNvPicPr>
                         </pic:nvPicPr>
                         <pic:blipFill>
-                          <a:blip r:embed="rId47"/>
+                          <a:blip r:embed="rId36"/>
                           <a:stretch>
                             <a:fillRect/>
                           </a:stretch>
@@ -4393,8 +4393,8 @@
         <w:t xml:space="preserve">.</w:t>
       </w:r>
     </w:p>
-    <w:bookmarkEnd w:id="50"/>
-    <w:bookmarkStart w:id="119" w:name="simplified-selectivity-alternatives"/>
+    <w:bookmarkEnd w:id="39"/>
+    <w:bookmarkStart w:id="108" w:name="simplified-selectivity-alternatives"/>
     <w:p>
       <w:pPr>
         <w:pStyle w:val="Heading2"/>
@@ -4455,7 +4455,7 @@
         <w:t xml:space="preserve">The first dimension is the selectivity structure used during model fitting. One option is to replace long annual selectivity histories with a limited set of blocks for each fleet — for example a historical block, a modern block, and a current block. This preserves the broad evidence that fishery selectivity has changed over time while avoiding dozens of annual deviations that are difficult to interpret and project forward. Block-based selectivity is recommended as the primary simplified alternative for the MSE operating models. It provides an interpretable and tractable representation of selectivity change without the parameter proliferation of annual non-parametric estimation.</w:t>
       </w:r>
     </w:p>
-    <w:bookmarkStart w:id="118" w:name="X518721fe55853f821d30f8adb270621fb439ada"/>
+    <w:bookmarkStart w:id="107" w:name="X518721fe55853f821d30f8adb270621fb439ada"/>
     <w:p>
       <w:pPr>
         <w:pStyle w:val="Heading3"/>
@@ -4482,7 +4482,7 @@
         <w:t xml:space="preserve">Using the age-composition tables (Annex Tables 3-5) and the selectivity heatmaps (Annex Figures 37-38), it is possible to define time blocks where the age pattern, as a proxy for selectivity-at-age, is broadly stable for each fleet. The reduction below follows the main regime shifts visible in the data and is broadly consistent with how the current model already treats selectivity in some components.</w:t>
       </w:r>
     </w:p>
-    <w:bookmarkStart w:id="51" w:name="fleet-1-north-chile"/>
+    <w:bookmarkStart w:id="40" w:name="fleet-1-north-chile"/>
     <w:p>
       <w:pPr>
         <w:pStyle w:val="Heading4"/>
@@ -4603,8 +4603,8 @@
         <w:t xml:space="preserve">The main structural breaks for this fleet are around 1987 and 2016, which is also consistent with the increase in mean age shown in Annex Figure 31.</w:t>
       </w:r>
     </w:p>
-    <w:bookmarkEnd w:id="51"/>
-    <w:bookmarkStart w:id="52" w:name="fleet-2-south-central-chile"/>
+    <w:bookmarkEnd w:id="40"/>
+    <w:bookmarkStart w:id="41" w:name="fleet-2-south-central-chile"/>
     <w:p>
       <w:pPr>
         <w:pStyle w:val="Heading4"/>
@@ -4725,8 +4725,8 @@
         <w:t xml:space="preserve">These blocks are consistent with the gradual aging trend noted elsewhere in the report, including the increase in mean age over the last decade.</w:t>
       </w:r>
     </w:p>
-    <w:bookmarkEnd w:id="52"/>
-    <w:bookmarkStart w:id="53" w:name="fleet-3-far-north"/>
+    <w:bookmarkEnd w:id="41"/>
+    <w:bookmarkStart w:id="42" w:name="fleet-3-far-north"/>
     <w:p>
       <w:pPr>
         <w:pStyle w:val="Heading4"/>
@@ -4862,8 +4862,8 @@
         <w:t xml:space="preserve">treatment already uses a simplified two-regime split around 2002, but the data suggest somewhat finer structure could be supported.</w:t>
       </w:r>
     </w:p>
-    <w:bookmarkEnd w:id="53"/>
-    <w:bookmarkStart w:id="54" w:name="fleet-4-offshore-trawl"/>
+    <w:bookmarkEnd w:id="42"/>
+    <w:bookmarkStart w:id="43" w:name="fleet-4-offshore-trawl"/>
     <w:p>
       <w:pPr>
         <w:pStyle w:val="Heading4"/>
@@ -4965,8 +4965,8 @@
         <w:t xml:space="preserve">These changes are consistent with the recent selectivity changes noted in the SC13 sensitivity runs.</w:t>
       </w:r>
     </w:p>
-    <w:bookmarkEnd w:id="54"/>
-    <w:bookmarkStart w:id="55" w:name="cross-fleet-simplification"/>
+    <w:bookmarkEnd w:id="43"/>
+    <w:bookmarkStart w:id="44" w:name="cross-fleet-simplification"/>
     <w:p>
       <w:pPr>
         <w:pStyle w:val="Heading4"/>
@@ -5099,8 +5099,8 @@
         <w:t xml:space="preserve">extra flexibility for Fleet 4 after 2018, where the short series suggests sharper recent changes.</w:t>
       </w:r>
     </w:p>
-    <w:bookmarkEnd w:id="55"/>
-    <w:bookmarkStart w:id="56" w:name="key-insight"/>
+    <w:bookmarkEnd w:id="44"/>
+    <w:bookmarkStart w:id="45" w:name="key-insight"/>
     <w:p>
       <w:pPr>
         <w:pStyle w:val="Heading4"/>
@@ -5220,8 +5220,8 @@
         <w:t xml:space="preserve">These broad breakpoints also align with changes in fishing pressure, the stock rebuilding phase, and the model note that recent selectivity favors older fish.</w:t>
       </w:r>
     </w:p>
-    <w:bookmarkEnd w:id="56"/>
-    <w:bookmarkStart w:id="117" w:name="illustrative-fit-with-selectivity-blocks"/>
+    <w:bookmarkEnd w:id="45"/>
+    <w:bookmarkStart w:id="106" w:name="illustrative-fit-with-selectivity-blocks"/>
     <w:p>
       <w:pPr>
         <w:pStyle w:val="Heading4"/>
@@ -5319,7 +5319,7 @@
         <w:t xml:space="preserve">.</w:t>
       </w:r>
     </w:p>
-    <w:bookmarkStart w:id="65" w:name="fig-selectivity-fishery-compare"/>
+    <w:bookmarkStart w:id="54" w:name="fig-selectivity-fishery-compare"/>
     <w:tbl>
       <w:tblPr>
         <w:tblStyle w:val="Table"/>
@@ -5347,7 +5347,7 @@
             <w:tr>
               <w:tc>
                 <w:tcPr/>
-                <w:bookmarkStart w:id="60" w:name="fig-selectivity-fishery-compare-1"/>
+                <w:bookmarkStart w:id="49" w:name="fig-selectivity-fishery-compare-1"/>
                 <w:p>
                   <w:pPr>
                     <w:pStyle w:val="Compact"/>
@@ -5359,18 +5359,18 @@
                       <wp:inline>
                         <wp:extent cx="2971800" cy="4754880"/>
                         <wp:effectExtent b="0" l="0" r="0" t="0"/>
-                        <wp:docPr descr="" title="" id="58" name="Picture"/>
+                        <wp:docPr descr="" title="" id="47" name="Picture"/>
                         <a:graphic>
                           <a:graphicData uri="http://schemas.openxmlformats.org/drawingml/2006/picture">
                             <pic:pic>
                               <pic:nvPicPr>
-                                <pic:cNvPr descr="SCW16-Paper-01_files/figure-docx/fig-selectivity-fishery-compare-1.png" id="59" name="Picture"/>
+                                <pic:cNvPr descr="SCW16-Paper-01_files/figure-docx/fig-selectivity-fishery-compare-1.png" id="48" name="Picture"/>
                                 <pic:cNvPicPr>
                                   <a:picLocks noChangeArrowheads="1" noChangeAspect="1"/>
                                 </pic:cNvPicPr>
                               </pic:nvPicPr>
                               <pic:blipFill>
-                                <a:blip r:embed="rId57"/>
+                                <a:blip r:embed="rId46"/>
                                 <a:stretch>
                                   <a:fillRect/>
                                 </a:stretch>
@@ -5420,7 +5420,7 @@
                     <w:t xml:space="preserve">h1_2.00</w:t>
                   </w:r>
                 </w:p>
-                <w:bookmarkEnd w:id="60"/>
+                <w:bookmarkEnd w:id="49"/>
               </w:tc>
             </w:tr>
           </w:tbl>
@@ -5441,7 +5441,7 @@
             <w:tr>
               <w:tc>
                 <w:tcPr/>
-                <w:bookmarkStart w:id="64" w:name="fig-selectivity-fishery-compare-2"/>
+                <w:bookmarkStart w:id="53" w:name="fig-selectivity-fishery-compare-2"/>
                 <w:p>
                   <w:pPr>
                     <w:pStyle w:val="Compact"/>
@@ -5453,18 +5453,18 @@
                       <wp:inline>
                         <wp:extent cx="2971800" cy="4754880"/>
                         <wp:effectExtent b="0" l="0" r="0" t="0"/>
-                        <wp:docPr descr="" title="" id="62" name="Picture"/>
+                        <wp:docPr descr="" title="" id="51" name="Picture"/>
                         <a:graphic>
                           <a:graphicData uri="http://schemas.openxmlformats.org/drawingml/2006/picture">
                             <pic:pic>
                               <pic:nvPicPr>
-                                <pic:cNvPr descr="SCW16-Paper-01_files/figure-docx/fig-selectivity-fishery-compare-2.png" id="63" name="Picture"/>
+                                <pic:cNvPr descr="SCW16-Paper-01_files/figure-docx/fig-selectivity-fishery-compare-2.png" id="52" name="Picture"/>
                                 <pic:cNvPicPr>
                                   <a:picLocks noChangeArrowheads="1" noChangeAspect="1"/>
                                 </pic:cNvPicPr>
                               </pic:nvPicPr>
                               <pic:blipFill>
-                                <a:blip r:embed="rId61"/>
+                                <a:blip r:embed="rId50"/>
                                 <a:stretch>
                                   <a:fillRect/>
                                 </a:stretch>
@@ -5514,7 +5514,7 @@
                     <w:t xml:space="preserve">h1_2.01</w:t>
                   </w:r>
                 </w:p>
-                <w:bookmarkEnd w:id="64"/>
+                <w:bookmarkEnd w:id="53"/>
               </w:tc>
             </w:tr>
           </w:tbl>
@@ -5570,7 +5570,7 @@
         <w:t xml:space="preserve">.</w:t>
       </w:r>
     </w:p>
-    <w:bookmarkEnd w:id="65"/>
+    <w:bookmarkEnd w:id="54"/>
     <w:tbl>
       <w:tblPr>
         <w:tblStyle w:val="Table"/>
@@ -5584,7 +5584,7 @@
       <w:tr>
         <w:tc>
           <w:tcPr/>
-          <w:bookmarkStart w:id="69" w:name="fig-selectivity-blocks-ssb"/>
+          <w:bookmarkStart w:id="58" w:name="fig-selectivity-blocks-ssb"/>
           <w:p>
             <w:pPr>
               <w:pStyle w:val="Compact"/>
@@ -5595,18 +5595,18 @@
                 <wp:inline>
                   <wp:extent cx="5334000" cy="3194843"/>
                   <wp:effectExtent b="0" l="0" r="0" t="0"/>
-                  <wp:docPr descr="" title="" id="67" name="Picture"/>
+                  <wp:docPr descr="" title="" id="56" name="Picture"/>
                   <a:graphic>
                     <a:graphicData uri="http://schemas.openxmlformats.org/drawingml/2006/picture">
                       <pic:pic>
                         <pic:nvPicPr>
-                          <pic:cNvPr descr="SCW16-Paper-01_files/figure-docx/fig-selectivity-blocks-ssb-1.png" id="68" name="Picture"/>
+                          <pic:cNvPr descr="SCW16-Paper-01_files/figure-docx/fig-selectivity-blocks-ssb-1.png" id="57" name="Picture"/>
                           <pic:cNvPicPr>
                             <a:picLocks noChangeArrowheads="1" noChangeAspect="1"/>
                           </pic:cNvPicPr>
                         </pic:nvPicPr>
                         <pic:blipFill>
-                          <a:blip r:embed="rId66"/>
+                          <a:blip r:embed="rId55"/>
                           <a:stretch>
                             <a:fillRect/>
                           </a:stretch>
@@ -5664,7 +5664,7 @@
               <w:t xml:space="preserve">).</w:t>
             </w:r>
           </w:p>
-          <w:bookmarkEnd w:id="69"/>
+          <w:bookmarkEnd w:id="58"/>
         </w:tc>
       </w:tr>
     </w:tbl>
@@ -5681,7 +5681,7 @@
       <w:tr>
         <w:tc>
           <w:tcPr/>
-          <w:bookmarkStart w:id="73" w:name="fig-selectivity-blocks-rec"/>
+          <w:bookmarkStart w:id="62" w:name="fig-selectivity-blocks-rec"/>
           <w:p>
             <w:pPr>
               <w:pStyle w:val="Compact"/>
@@ -5692,18 +5692,18 @@
                 <wp:inline>
                   <wp:extent cx="5334000" cy="3194843"/>
                   <wp:effectExtent b="0" l="0" r="0" t="0"/>
-                  <wp:docPr descr="" title="" id="71" name="Picture"/>
+                  <wp:docPr descr="" title="" id="60" name="Picture"/>
                   <a:graphic>
                     <a:graphicData uri="http://schemas.openxmlformats.org/drawingml/2006/picture">
                       <pic:pic>
                         <pic:nvPicPr>
-                          <pic:cNvPr descr="SCW16-Paper-01_files/figure-docx/fig-selectivity-blocks-rec-1.png" id="72" name="Picture"/>
+                          <pic:cNvPr descr="SCW16-Paper-01_files/figure-docx/fig-selectivity-blocks-rec-1.png" id="61" name="Picture"/>
                           <pic:cNvPicPr>
                             <a:picLocks noChangeArrowheads="1" noChangeAspect="1"/>
                           </pic:cNvPicPr>
                         </pic:nvPicPr>
                         <pic:blipFill>
-                          <a:blip r:embed="rId70"/>
+                          <a:blip r:embed="rId59"/>
                           <a:stretch>
                             <a:fillRect/>
                           </a:stretch>
@@ -5761,7 +5761,7 @@
               <w:t xml:space="preserve">).</w:t>
             </w:r>
           </w:p>
-          <w:bookmarkEnd w:id="73"/>
+          <w:bookmarkEnd w:id="62"/>
         </w:tc>
       </w:tr>
     </w:tbl>
@@ -5778,7 +5778,7 @@
       <w:tr>
         <w:tc>
           <w:tcPr/>
-          <w:bookmarkStart w:id="77" w:name="fig-selectivity-sc-allowance-ssb"/>
+          <w:bookmarkStart w:id="66" w:name="fig-selectivity-sc-allowance-ssb"/>
           <w:p>
             <w:pPr>
               <w:pStyle w:val="Compact"/>
@@ -5789,18 +5789,18 @@
                 <wp:inline>
                   <wp:extent cx="5334000" cy="3194843"/>
                   <wp:effectExtent b="0" l="0" r="0" t="0"/>
-                  <wp:docPr descr="" title="" id="75" name="Picture"/>
+                  <wp:docPr descr="" title="" id="64" name="Picture"/>
                   <a:graphic>
                     <a:graphicData uri="http://schemas.openxmlformats.org/drawingml/2006/picture">
                       <pic:pic>
                         <pic:nvPicPr>
-                          <pic:cNvPr descr="SCW16-Paper-01_files/figure-docx/fig-selectivity-sc-allowance-ssb-1.png" id="76" name="Picture"/>
+                          <pic:cNvPr descr="SCW16-Paper-01_files/figure-docx/fig-selectivity-sc-allowance-ssb-1.png" id="65" name="Picture"/>
                           <pic:cNvPicPr>
                             <a:picLocks noChangeArrowheads="1" noChangeAspect="1"/>
                           </pic:cNvPicPr>
                         </pic:nvPicPr>
                         <pic:blipFill>
-                          <a:blip r:embed="rId74"/>
+                          <a:blip r:embed="rId63"/>
                           <a:stretch>
                             <a:fillRect/>
                           </a:stretch>
@@ -5870,7 +5870,7 @@
               <w:t xml:space="preserve">.</w:t>
             </w:r>
           </w:p>
-          <w:bookmarkEnd w:id="77"/>
+          <w:bookmarkEnd w:id="66"/>
         </w:tc>
       </w:tr>
     </w:tbl>
@@ -6046,7 +6046,7 @@
       <w:tr>
         <w:tc>
           <w:tcPr/>
-          <w:bookmarkStart w:id="78" w:name="tbl-h1-like-components"/>
+          <w:bookmarkStart w:id="67" w:name="tbl-h1-like-components"/>
           <w:p>
             <w:pPr>
               <w:jc w:val="center"/>
@@ -8378,7 +8378,7 @@
               </w:tc>
             </w:tr>
           </w:tbl>
-          <w:bookmarkEnd w:id="78"/>
+          <w:bookmarkEnd w:id="67"/>
         </w:tc>
       </w:tr>
     </w:tbl>
@@ -8580,7 +8580,7 @@
       <w:tr>
         <w:tc>
           <w:tcPr/>
-          <w:bookmarkStart w:id="82" w:name="fig-h1-index-fits"/>
+          <w:bookmarkStart w:id="71" w:name="fig-h1-index-fits"/>
           <w:p>
             <w:pPr>
               <w:pStyle w:val="Compact"/>
@@ -8591,18 +8591,18 @@
                 <wp:inline>
                   <wp:extent cx="5334000" cy="4333875"/>
                   <wp:effectExtent b="0" l="0" r="0" t="0"/>
-                  <wp:docPr descr="" title="" id="80" name="Picture"/>
+                  <wp:docPr descr="" title="" id="69" name="Picture"/>
                   <a:graphic>
                     <a:graphicData uri="http://schemas.openxmlformats.org/drawingml/2006/picture">
                       <pic:pic>
                         <pic:nvPicPr>
-                          <pic:cNvPr descr="SCW16-Paper-01_files/figure-docx/fig-h1-index-fits-1.png" id="81" name="Picture"/>
+                          <pic:cNvPr descr="SCW16-Paper-01_files/figure-docx/fig-h1-index-fits-1.png" id="70" name="Picture"/>
                           <pic:cNvPicPr>
                             <a:picLocks noChangeArrowheads="1" noChangeAspect="1"/>
                           </pic:cNvPicPr>
                         </pic:nvPicPr>
                         <pic:blipFill>
-                          <a:blip r:embed="rId79"/>
+                          <a:blip r:embed="rId68"/>
                           <a:stretch>
                             <a:fillRect/>
                           </a:stretch>
@@ -8678,7 +8678,7 @@
               <w:t xml:space="preserve">. Panels show the retained comparable index series: South-Central Chile CPUE, Acoustic North, Peruvian CPUE, and Offshore CPUE.</w:t>
             </w:r>
           </w:p>
-          <w:bookmarkEnd w:id="82"/>
+          <w:bookmarkEnd w:id="71"/>
         </w:tc>
       </w:tr>
     </w:tbl>
@@ -8751,18 +8751,18 @@
                 <wp:inline>
                   <wp:extent cx="152400" cy="152400"/>
                   <wp:effectExtent b="0" l="0" r="0" t="0"/>
-                  <wp:docPr descr="" title="" id="83" name="Picture"/>
+                  <wp:docPr descr="" title="" id="72" name="Picture"/>
                   <a:graphic>
                     <a:graphicData uri="http://schemas.openxmlformats.org/drawingml/2006/picture">
                       <pic:pic>
                         <pic:nvPicPr>
-                          <pic:cNvPr descr="/Applications/quarto/share/formats/docx/note.png" id="84" name="Picture"/>
+                          <pic:cNvPr descr="/Applications/quarto/share/formats/docx/note.png" id="73" name="Picture"/>
                           <pic:cNvPicPr>
                             <a:picLocks noChangeArrowheads="1" noChangeAspect="1"/>
                           </pic:cNvPicPr>
                         </pic:nvPicPr>
                         <pic:blipFill>
-                          <a:blip r:embed="rId47"/>
+                          <a:blip r:embed="rId36"/>
                           <a:stretch>
                             <a:fillRect/>
                           </a:stretch>
@@ -9139,7 +9139,7 @@
         <w:t xml:space="preserve">are being driven primarily by S-C Chile selectivity regularization.</w:t>
       </w:r>
     </w:p>
-    <w:bookmarkStart w:id="93" w:name="fig-selectivity-sc-allowance-compare"/>
+    <w:bookmarkStart w:id="82" w:name="fig-selectivity-sc-allowance-compare"/>
     <w:tbl>
       <w:tblPr>
         <w:tblStyle w:val="Table"/>
@@ -9167,7 +9167,7 @@
             <w:tr>
               <w:tc>
                 <w:tcPr/>
-                <w:bookmarkStart w:id="88" w:name="fig-selectivity-sc-allowance-compare-1"/>
+                <w:bookmarkStart w:id="77" w:name="fig-selectivity-sc-allowance-compare-1"/>
                 <w:p>
                   <w:pPr>
                     <w:pStyle w:val="Compact"/>
@@ -9179,18 +9179,18 @@
                       <wp:inline>
                         <wp:extent cx="2971800" cy="4754880"/>
                         <wp:effectExtent b="0" l="0" r="0" t="0"/>
-                        <wp:docPr descr="" title="" id="86" name="Picture"/>
+                        <wp:docPr descr="" title="" id="75" name="Picture"/>
                         <a:graphic>
                           <a:graphicData uri="http://schemas.openxmlformats.org/drawingml/2006/picture">
                             <pic:pic>
                               <pic:nvPicPr>
-                                <pic:cNvPr descr="SCW16-Paper-01_files/figure-docx/fig-selectivity-sc-allowance-compare-1.png" id="87" name="Picture"/>
+                                <pic:cNvPr descr="SCW16-Paper-01_files/figure-docx/fig-selectivity-sc-allowance-compare-1.png" id="76" name="Picture"/>
                                 <pic:cNvPicPr>
                                   <a:picLocks noChangeArrowheads="1" noChangeAspect="1"/>
                                 </pic:cNvPicPr>
                               </pic:nvPicPr>
                               <pic:blipFill>
-                                <a:blip r:embed="rId85"/>
+                                <a:blip r:embed="rId74"/>
                                 <a:stretch>
                                   <a:fillRect/>
                                 </a:stretch>
@@ -9240,7 +9240,7 @@
                     <w:t xml:space="preserve">h1_2.01</w:t>
                   </w:r>
                 </w:p>
-                <w:bookmarkEnd w:id="88"/>
+                <w:bookmarkEnd w:id="77"/>
               </w:tc>
             </w:tr>
           </w:tbl>
@@ -9261,7 +9261,7 @@
             <w:tr>
               <w:tc>
                 <w:tcPr/>
-                <w:bookmarkStart w:id="92" w:name="fig-selectivity-sc-allowance-compare-2"/>
+                <w:bookmarkStart w:id="81" w:name="fig-selectivity-sc-allowance-compare-2"/>
                 <w:p>
                   <w:pPr>
                     <w:pStyle w:val="Compact"/>
@@ -9273,18 +9273,18 @@
                       <wp:inline>
                         <wp:extent cx="2971800" cy="4754880"/>
                         <wp:effectExtent b="0" l="0" r="0" t="0"/>
-                        <wp:docPr descr="" title="" id="90" name="Picture"/>
+                        <wp:docPr descr="" title="" id="79" name="Picture"/>
                         <a:graphic>
                           <a:graphicData uri="http://schemas.openxmlformats.org/drawingml/2006/picture">
                             <pic:pic>
                               <pic:nvPicPr>
-                                <pic:cNvPr descr="SCW16-Paper-01_files/figure-docx/fig-selectivity-sc-allowance-compare-2.png" id="91" name="Picture"/>
+                                <pic:cNvPr descr="SCW16-Paper-01_files/figure-docx/fig-selectivity-sc-allowance-compare-2.png" id="80" name="Picture"/>
                                 <pic:cNvPicPr>
                                   <a:picLocks noChangeArrowheads="1" noChangeAspect="1"/>
                                 </pic:cNvPicPr>
                               </pic:nvPicPr>
                               <pic:blipFill>
-                                <a:blip r:embed="rId89"/>
+                                <a:blip r:embed="rId78"/>
                                 <a:stretch>
                                   <a:fillRect/>
                                 </a:stretch>
@@ -9334,7 +9334,7 @@
                     <w:t xml:space="preserve">h1_2.01.1</w:t>
                   </w:r>
                 </w:p>
-                <w:bookmarkEnd w:id="92"/>
+                <w:bookmarkEnd w:id="81"/>
               </w:tc>
             </w:tr>
           </w:tbl>
@@ -9390,7 +9390,7 @@
         <w:t xml:space="preserve">.</w:t>
       </w:r>
     </w:p>
-    <w:bookmarkEnd w:id="93"/>
+    <w:bookmarkEnd w:id="82"/>
     <w:p>
       <w:pPr>
         <w:pStyle w:val="BodyText"/>
@@ -9628,7 +9628,7 @@
       <w:tr>
         <w:tc>
           <w:tcPr/>
-          <w:bookmarkStart w:id="94" w:name="tbl-selectivity-scflex-like-components"/>
+          <w:bookmarkStart w:id="83" w:name="tbl-selectivity-scflex-like-components"/>
           <w:p>
             <w:pPr>
               <w:jc w:val="center"/>
@@ -11858,7 +11858,7 @@
               </w:tc>
             </w:tr>
           </w:tbl>
-          <w:bookmarkEnd w:id="94"/>
+          <w:bookmarkEnd w:id="83"/>
         </w:tc>
       </w:tr>
     </w:tbl>
@@ -12310,7 +12310,7 @@
       <w:tr>
         <w:tc>
           <w:tcPr/>
-          <w:bookmarkStart w:id="98" w:name="fig-selectivity-sc5-index-fits"/>
+          <w:bookmarkStart w:id="87" w:name="fig-selectivity-sc5-index-fits"/>
           <w:p>
             <w:pPr>
               <w:pStyle w:val="Compact"/>
@@ -12321,18 +12321,18 @@
                 <wp:inline>
                   <wp:extent cx="5334000" cy="4333875"/>
                   <wp:effectExtent b="0" l="0" r="0" t="0"/>
-                  <wp:docPr descr="" title="" id="96" name="Picture"/>
+                  <wp:docPr descr="" title="" id="85" name="Picture"/>
                   <a:graphic>
                     <a:graphicData uri="http://schemas.openxmlformats.org/drawingml/2006/picture">
                       <pic:pic>
                         <pic:nvPicPr>
-                          <pic:cNvPr descr="SCW16-Paper-01_files/figure-docx/fig-selectivity-sc5-index-fits-1.png" id="97" name="Picture"/>
+                          <pic:cNvPr descr="SCW16-Paper-01_files/figure-docx/fig-selectivity-sc5-index-fits-1.png" id="86" name="Picture"/>
                           <pic:cNvPicPr>
                             <a:picLocks noChangeArrowheads="1" noChangeAspect="1"/>
                           </pic:cNvPicPr>
                         </pic:nvPicPr>
                         <pic:blipFill>
-                          <a:blip r:embed="rId95"/>
+                          <a:blip r:embed="rId84"/>
                           <a:stretch>
                             <a:fillRect/>
                           </a:stretch>
@@ -12420,7 +12420,7 @@
               <w:t xml:space="preserve">. Panels show the retained comparable index series: South-Central Chile CPUE, Acoustic North, Peruvian CPUE, and Offshore CPUE.</w:t>
             </w:r>
           </w:p>
-          <w:bookmarkEnd w:id="98"/>
+          <w:bookmarkEnd w:id="87"/>
         </w:tc>
       </w:tr>
     </w:tbl>
@@ -12741,7 +12741,7 @@
       <w:tr>
         <w:tc>
           <w:tcPr/>
-          <w:bookmarkStart w:id="99" w:name="tbl-selectivity-sc5-like-components"/>
+          <w:bookmarkStart w:id="88" w:name="tbl-selectivity-sc5-like-components"/>
           <w:p>
             <w:pPr>
               <w:jc w:val="center"/>
@@ -15373,7 +15373,7 @@
               </w:tc>
             </w:tr>
           </w:tbl>
-          <w:bookmarkEnd w:id="99"/>
+          <w:bookmarkEnd w:id="88"/>
         </w:tc>
       </w:tr>
     </w:tbl>
@@ -15437,7 +15437,7 @@
       <w:tr>
         <w:tc>
           <w:tcPr/>
-          <w:bookmarkStart w:id="103" w:name="fig-selectivity-sc5-qtrend"/>
+          <w:bookmarkStart w:id="92" w:name="fig-selectivity-sc5-qtrend"/>
           <w:p>
             <w:pPr>
               <w:pStyle w:val="Compact"/>
@@ -15448,18 +15448,18 @@
                 <wp:inline>
                   <wp:extent cx="5334000" cy="3194843"/>
                   <wp:effectExtent b="0" l="0" r="0" t="0"/>
-                  <wp:docPr descr="" title="" id="101" name="Picture"/>
+                  <wp:docPr descr="" title="" id="90" name="Picture"/>
                   <a:graphic>
                     <a:graphicData uri="http://schemas.openxmlformats.org/drawingml/2006/picture">
                       <pic:pic>
                         <pic:nvPicPr>
-                          <pic:cNvPr descr="SCW16-Paper-01_files/figure-docx/fig-selectivity-sc5-qtrend-1.png" id="102" name="Picture"/>
+                          <pic:cNvPr descr="SCW16-Paper-01_files/figure-docx/fig-selectivity-sc5-qtrend-1.png" id="91" name="Picture"/>
                           <pic:cNvPicPr>
                             <a:picLocks noChangeArrowheads="1" noChangeAspect="1"/>
                           </pic:cNvPicPr>
                         </pic:nvPicPr>
                         <pic:blipFill>
-                          <a:blip r:embed="rId100"/>
+                          <a:blip r:embed="rId89"/>
                           <a:stretch>
                             <a:fillRect/>
                           </a:stretch>
@@ -15511,11 +15511,11 @@
               <w:t xml:space="preserve">, rescaled so each series has mean 1 over 2009-2024, the shortest fitted random-walk window shared across the four series.</w:t>
             </w:r>
           </w:p>
-          <w:bookmarkEnd w:id="103"/>
+          <w:bookmarkEnd w:id="92"/>
         </w:tc>
       </w:tr>
     </w:tbl>
-    <w:bookmarkStart w:id="112" w:name="fig-selectivity-sc5-compare"/>
+    <w:bookmarkStart w:id="101" w:name="fig-selectivity-sc5-compare"/>
     <w:tbl>
       <w:tblPr>
         <w:tblStyle w:val="Table"/>
@@ -15543,7 +15543,7 @@
             <w:tr>
               <w:tc>
                 <w:tcPr/>
-                <w:bookmarkStart w:id="107" w:name="fig-selectivity-sc5-compare-1"/>
+                <w:bookmarkStart w:id="96" w:name="fig-selectivity-sc5-compare-1"/>
                 <w:p>
                   <w:pPr>
                     <w:pStyle w:val="Compact"/>
@@ -15555,18 +15555,18 @@
                       <wp:inline>
                         <wp:extent cx="2971800" cy="4754880"/>
                         <wp:effectExtent b="0" l="0" r="0" t="0"/>
-                        <wp:docPr descr="" title="" id="105" name="Picture"/>
+                        <wp:docPr descr="" title="" id="94" name="Picture"/>
                         <a:graphic>
                           <a:graphicData uri="http://schemas.openxmlformats.org/drawingml/2006/picture">
                             <pic:pic>
                               <pic:nvPicPr>
-                                <pic:cNvPr descr="SCW16-Paper-01_files/figure-docx/fig-selectivity-sc5-compare-1.png" id="106" name="Picture"/>
+                                <pic:cNvPr descr="SCW16-Paper-01_files/figure-docx/fig-selectivity-sc5-compare-1.png" id="95" name="Picture"/>
                                 <pic:cNvPicPr>
                                   <a:picLocks noChangeArrowheads="1" noChangeAspect="1"/>
                                 </pic:cNvPicPr>
                               </pic:nvPicPr>
                               <pic:blipFill>
-                                <a:blip r:embed="rId104"/>
+                                <a:blip r:embed="rId93"/>
                                 <a:stretch>
                                   <a:fillRect/>
                                 </a:stretch>
@@ -15616,7 +15616,7 @@
                     <w:t xml:space="preserve">h1_2.01.1</w:t>
                   </w:r>
                 </w:p>
-                <w:bookmarkEnd w:id="107"/>
+                <w:bookmarkEnd w:id="96"/>
               </w:tc>
             </w:tr>
           </w:tbl>
@@ -15637,7 +15637,7 @@
             <w:tr>
               <w:tc>
                 <w:tcPr/>
-                <w:bookmarkStart w:id="111" w:name="fig-selectivity-sc5-compare-2"/>
+                <w:bookmarkStart w:id="100" w:name="fig-selectivity-sc5-compare-2"/>
                 <w:p>
                   <w:pPr>
                     <w:pStyle w:val="Compact"/>
@@ -15649,18 +15649,18 @@
                       <wp:inline>
                         <wp:extent cx="2971800" cy="4754880"/>
                         <wp:effectExtent b="0" l="0" r="0" t="0"/>
-                        <wp:docPr descr="" title="" id="109" name="Picture"/>
+                        <wp:docPr descr="" title="" id="98" name="Picture"/>
                         <a:graphic>
                           <a:graphicData uri="http://schemas.openxmlformats.org/drawingml/2006/picture">
                             <pic:pic>
                               <pic:nvPicPr>
-                                <pic:cNvPr descr="SCW16-Paper-01_files/figure-docx/fig-selectivity-sc5-compare-2.png" id="110" name="Picture"/>
+                                <pic:cNvPr descr="SCW16-Paper-01_files/figure-docx/fig-selectivity-sc5-compare-2.png" id="99" name="Picture"/>
                                 <pic:cNvPicPr>
                                   <a:picLocks noChangeArrowheads="1" noChangeAspect="1"/>
                                 </pic:cNvPicPr>
                               </pic:nvPicPr>
                               <pic:blipFill>
-                                <a:blip r:embed="rId108"/>
+                                <a:blip r:embed="rId97"/>
                                 <a:stretch>
                                   <a:fillRect/>
                                 </a:stretch>
@@ -15710,7 +15710,7 @@
                     <w:t xml:space="preserve">h1_2.01.2</w:t>
                   </w:r>
                 </w:p>
-                <w:bookmarkEnd w:id="111"/>
+                <w:bookmarkEnd w:id="100"/>
               </w:tc>
             </w:tr>
           </w:tbl>
@@ -15766,7 +15766,7 @@
         <w:t xml:space="preserve">.</w:t>
       </w:r>
     </w:p>
-    <w:bookmarkEnd w:id="112"/>
+    <w:bookmarkEnd w:id="101"/>
     <w:tbl>
       <w:tblPr>
         <w:tblStyle w:val="Table"/>
@@ -15780,7 +15780,7 @@
       <w:tr>
         <w:tc>
           <w:tcPr/>
-          <w:bookmarkStart w:id="116" w:name="fig-selectivity-sc5-ssb"/>
+          <w:bookmarkStart w:id="105" w:name="fig-selectivity-sc5-ssb"/>
           <w:p>
             <w:pPr>
               <w:pStyle w:val="Compact"/>
@@ -15791,18 +15791,18 @@
                 <wp:inline>
                   <wp:extent cx="5334000" cy="3194843"/>
                   <wp:effectExtent b="0" l="0" r="0" t="0"/>
-                  <wp:docPr descr="" title="" id="114" name="Picture"/>
+                  <wp:docPr descr="" title="" id="103" name="Picture"/>
                   <a:graphic>
                     <a:graphicData uri="http://schemas.openxmlformats.org/drawingml/2006/picture">
                       <pic:pic>
                         <pic:nvPicPr>
-                          <pic:cNvPr descr="SCW16-Paper-01_files/figure-docx/fig-selectivity-sc5-ssb-1.png" id="115" name="Picture"/>
+                          <pic:cNvPr descr="SCW16-Paper-01_files/figure-docx/fig-selectivity-sc5-ssb-1.png" id="104" name="Picture"/>
                           <pic:cNvPicPr>
                             <a:picLocks noChangeArrowheads="1" noChangeAspect="1"/>
                           </pic:cNvPicPr>
                         </pic:nvPicPr>
                         <pic:blipFill>
-                          <a:blip r:embed="rId113"/>
+                          <a:blip r:embed="rId102"/>
                           <a:stretch>
                             <a:fillRect/>
                           </a:stretch>
@@ -15869,14 +15869,14 @@
               <w:t xml:space="preserve">).</w:t>
             </w:r>
           </w:p>
-          <w:bookmarkEnd w:id="116"/>
+          <w:bookmarkEnd w:id="105"/>
         </w:tc>
       </w:tr>
     </w:tbl>
-    <w:bookmarkEnd w:id="117"/>
-    <w:bookmarkEnd w:id="118"/>
-    <w:bookmarkEnd w:id="119"/>
-    <w:bookmarkStart w:id="135" w:name="harmonized-northern-treatment"/>
+    <w:bookmarkEnd w:id="106"/>
+    <w:bookmarkEnd w:id="107"/>
+    <w:bookmarkEnd w:id="108"/>
+    <w:bookmarkStart w:id="124" w:name="harmonized-northern-treatment"/>
     <w:p>
       <w:pPr>
         <w:pStyle w:val="Heading2"/>
@@ -16070,18 +16070,18 @@
                 <wp:inline>
                   <wp:extent cx="152400" cy="152400"/>
                   <wp:effectExtent b="0" l="0" r="0" t="0"/>
-                  <wp:docPr descr="" title="" id="120" name="Picture"/>
+                  <wp:docPr descr="" title="" id="109" name="Picture"/>
                   <a:graphic>
                     <a:graphicData uri="http://schemas.openxmlformats.org/drawingml/2006/picture">
                       <pic:pic>
                         <pic:nvPicPr>
-                          <pic:cNvPr descr="/Applications/quarto/share/formats/docx/note.png" id="121" name="Picture"/>
+                          <pic:cNvPr descr="/Applications/quarto/share/formats/docx/note.png" id="110" name="Picture"/>
                           <pic:cNvPicPr>
                             <a:picLocks noChangeArrowheads="1" noChangeAspect="1"/>
                           </pic:cNvPicPr>
                         </pic:nvPicPr>
                         <pic:blipFill>
-                          <a:blip r:embed="rId47"/>
+                          <a:blip r:embed="rId36"/>
                           <a:stretch>
                             <a:fillRect/>
                           </a:stretch>
@@ -16553,7 +16553,7 @@
       <w:tr>
         <w:tc>
           <w:tcPr/>
-          <w:bookmarkStart w:id="122" w:name="tbl-north-harmonized-like-components"/>
+          <w:bookmarkStart w:id="111" w:name="tbl-north-harmonized-like-components"/>
           <w:p>
             <w:pPr>
               <w:jc w:val="center"/>
@@ -18783,7 +18783,7 @@
               </w:tc>
             </w:tr>
           </w:tbl>
-          <w:bookmarkEnd w:id="122"/>
+          <w:bookmarkEnd w:id="111"/>
         </w:tc>
       </w:tr>
     </w:tbl>
@@ -18874,7 +18874,7 @@
       <w:tr>
         <w:tc>
           <w:tcPr/>
-          <w:bookmarkStart w:id="126" w:name="fig-harmonized-index-fits"/>
+          <w:bookmarkStart w:id="115" w:name="fig-harmonized-index-fits"/>
           <w:p>
             <w:pPr>
               <w:pStyle w:val="Compact"/>
@@ -18885,18 +18885,18 @@
                 <wp:inline>
                   <wp:extent cx="5334000" cy="4333875"/>
                   <wp:effectExtent b="0" l="0" r="0" t="0"/>
-                  <wp:docPr descr="" title="" id="124" name="Picture"/>
+                  <wp:docPr descr="" title="" id="113" name="Picture"/>
                   <a:graphic>
                     <a:graphicData uri="http://schemas.openxmlformats.org/drawingml/2006/picture">
                       <pic:pic>
                         <pic:nvPicPr>
-                          <pic:cNvPr descr="SCW16-Paper-01_files/figure-docx/fig-harmonized-index-fits-1.png" id="125" name="Picture"/>
+                          <pic:cNvPr descr="SCW16-Paper-01_files/figure-docx/fig-harmonized-index-fits-1.png" id="114" name="Picture"/>
                           <pic:cNvPicPr>
                             <a:picLocks noChangeArrowheads="1" noChangeAspect="1"/>
                           </pic:cNvPicPr>
                         </pic:nvPicPr>
                         <pic:blipFill>
-                          <a:blip r:embed="rId123"/>
+                          <a:blip r:embed="rId112"/>
                           <a:stretch>
                             <a:fillRect/>
                           </a:stretch>
@@ -18972,7 +18972,7 @@
               <w:t xml:space="preserve">. Panels show the retained comparable index series: South-Central Chile CPUE, Acoustic North, Peruvian CPUE, and Offshore CPUE.</w:t>
             </w:r>
           </w:p>
-          <w:bookmarkEnd w:id="126"/>
+          <w:bookmarkEnd w:id="115"/>
         </w:tc>
       </w:tr>
     </w:tbl>
@@ -19071,7 +19071,7 @@
       <w:tr>
         <w:tc>
           <w:tcPr/>
-          <w:bookmarkStart w:id="130" w:name="fig-harmonized-ssb"/>
+          <w:bookmarkStart w:id="119" w:name="fig-harmonized-ssb"/>
           <w:p>
             <w:pPr>
               <w:pStyle w:val="Compact"/>
@@ -19082,18 +19082,18 @@
                 <wp:inline>
                   <wp:extent cx="5334000" cy="3194843"/>
                   <wp:effectExtent b="0" l="0" r="0" t="0"/>
-                  <wp:docPr descr="" title="" id="128" name="Picture"/>
+                  <wp:docPr descr="" title="" id="117" name="Picture"/>
                   <a:graphic>
                     <a:graphicData uri="http://schemas.openxmlformats.org/drawingml/2006/picture">
                       <pic:pic>
                         <pic:nvPicPr>
-                          <pic:cNvPr descr="SCW16-Paper-01_files/figure-docx/fig-harmonized-ssb-1.png" id="129" name="Picture"/>
+                          <pic:cNvPr descr="SCW16-Paper-01_files/figure-docx/fig-harmonized-ssb-1.png" id="118" name="Picture"/>
                           <pic:cNvPicPr>
                             <a:picLocks noChangeArrowheads="1" noChangeAspect="1"/>
                           </pic:cNvPicPr>
                         </pic:nvPicPr>
                         <pic:blipFill>
-                          <a:blip r:embed="rId127"/>
+                          <a:blip r:embed="rId116"/>
                           <a:stretch>
                             <a:fillRect/>
                           </a:stretch>
@@ -19181,7 +19181,7 @@
               <w:t xml:space="preserve">, values are the sum of stock-1 and stock-2 spawning biomass.</w:t>
             </w:r>
           </w:p>
-          <w:bookmarkEnd w:id="130"/>
+          <w:bookmarkEnd w:id="119"/>
         </w:tc>
       </w:tr>
     </w:tbl>
@@ -19198,7 +19198,7 @@
       <w:tr>
         <w:tc>
           <w:tcPr/>
-          <w:bookmarkStart w:id="134" w:name="fig-harmonized-rec"/>
+          <w:bookmarkStart w:id="123" w:name="fig-harmonized-rec"/>
           <w:p>
             <w:pPr>
               <w:pStyle w:val="Compact"/>
@@ -19209,18 +19209,18 @@
                 <wp:inline>
                   <wp:extent cx="5334000" cy="3194843"/>
                   <wp:effectExtent b="0" l="0" r="0" t="0"/>
-                  <wp:docPr descr="" title="" id="132" name="Picture"/>
+                  <wp:docPr descr="" title="" id="121" name="Picture"/>
                   <a:graphic>
                     <a:graphicData uri="http://schemas.openxmlformats.org/drawingml/2006/picture">
                       <pic:pic>
                         <pic:nvPicPr>
-                          <pic:cNvPr descr="SCW16-Paper-01_files/figure-docx/fig-harmonized-rec-1.png" id="133" name="Picture"/>
+                          <pic:cNvPr descr="SCW16-Paper-01_files/figure-docx/fig-harmonized-rec-1.png" id="122" name="Picture"/>
                           <pic:cNvPicPr>
                             <a:picLocks noChangeArrowheads="1" noChangeAspect="1"/>
                           </pic:cNvPicPr>
                         </pic:nvPicPr>
                         <pic:blipFill>
-                          <a:blip r:embed="rId131"/>
+                          <a:blip r:embed="rId120"/>
                           <a:stretch>
                             <a:fillRect/>
                           </a:stretch>
@@ -19308,12 +19308,12 @@
               <w:t xml:space="preserve">, values are the sum of stock-1 and stock-2 recruitment.</w:t>
             </w:r>
           </w:p>
-          <w:bookmarkEnd w:id="134"/>
+          <w:bookmarkEnd w:id="123"/>
         </w:tc>
       </w:tr>
     </w:tbl>
-    <w:bookmarkEnd w:id="135"/>
-    <w:bookmarkStart w:id="150" w:name="simplified-recruitment-alternatives"/>
+    <w:bookmarkEnd w:id="124"/>
+    <w:bookmarkStart w:id="139" w:name="simplified-recruitment-alternatives"/>
     <w:p>
       <w:pPr>
         <w:pStyle w:val="Heading2"/>
@@ -19337,37 +19337,473 @@
         <w:t xml:space="preserve"> </w:t>
       </w:r>
       <w:r>
+        <w:rPr>
+          <w:highlight w:val="yellow"/>
+        </w:rPr>
         <w:t xml:space="preserve">Another option is to reduce recruitment complexity by using one recruitment</w:t>
       </w:r>
       <w:r>
-        <w:t xml:space="preserve"> </w:t>
-      </w:r>
-      <w:r>
-        <w:t xml:space="preserve">relationship per stock hypothesis, or one per stock under the two-stock model,</w:t>
-      </w:r>
-      <w:r>
-        <w:t xml:space="preserve"> </w:t>
-      </w:r>
-      <w:r>
-        <w:t xml:space="preserve">without additional regime splitting unless that feature is shown to be essential</w:t>
-      </w:r>
-      <w:r>
-        <w:t xml:space="preserve"> </w:t>
-      </w:r>
-      <w:r>
-        <w:t xml:space="preserve">for management performance. The preferred approach is therefore to fit a single</w:t>
-      </w:r>
-      <w:r>
-        <w:t xml:space="preserve"> </w:t>
-      </w:r>
-      <w:r>
-        <w:t xml:space="preserve">Beverton-Holt relationship per stock in the simplified operating model, and then</w:t>
-      </w:r>
-      <w:r>
-        <w:t xml:space="preserve"> </w:t>
-      </w:r>
-      <w:r>
-        <w:t xml:space="preserve">treat regime differences as a robustness test rather than a primary structural alternative.</w:t>
+        <w:rPr>
+          <w:highlight w:val="yellow"/>
+        </w:rPr>
+        <w:t xml:space="preserve"> </w:t>
+      </w:r>
+      <w:r>
+        <w:rPr>
+          <w:highlight w:val="yellow"/>
+        </w:rPr>
+        <w:t xml:space="preserve">relationship per stock hypothesis, or one per stock under the two-stock model.</w:t>
+      </w:r>
+      <w:r>
+        <w:rPr>
+          <w:highlight w:val="yellow"/>
+        </w:rPr>
+        <w:t xml:space="preserve"> </w:t>
+      </w:r>
+      <w:r>
+        <w:rPr>
+          <w:highlight w:val="yellow"/>
+        </w:rPr>
+        <w:t xml:space="preserve">For the Far North, however, this simplification needs to be evaluated against</w:t>
+      </w:r>
+      <w:r>
+        <w:rPr>
+          <w:highlight w:val="yellow"/>
+        </w:rPr>
+        <w:t xml:space="preserve"> </w:t>
+      </w:r>
+      <w:r>
+        <w:rPr>
+          <w:highlight w:val="yellow"/>
+        </w:rPr>
+        <w:t xml:space="preserve">the evidence for a late-1990s productivity shift in the northern Humboldt</w:t>
+      </w:r>
+      <w:r>
+        <w:rPr>
+          <w:highlight w:val="yellow"/>
+        </w:rPr>
+        <w:t xml:space="preserve"> </w:t>
+      </w:r>
+      <w:r>
+        <w:rPr>
+          <w:highlight w:val="yellow"/>
+        </w:rPr>
+        <w:t xml:space="preserve">Current system. The current</w:t>
+      </w:r>
+      <w:r>
+        <w:rPr>
+          <w:highlight w:val="yellow"/>
+        </w:rPr>
+        <w:t xml:space="preserve"> </w:t>
+      </w:r>
+      <w:r>
+        <w:rPr>
+          <w:rStyle w:val="VerbatimChar"/>
+          <w:highlight w:val="yellow"/>
+        </w:rPr>
+        <w:t xml:space="preserve">h2</w:t>
+      </w:r>
+      <w:r>
+        <w:rPr>
+          <w:highlight w:val="yellow"/>
+        </w:rPr>
+        <w:t xml:space="preserve"> </w:t>
+      </w:r>
+      <w:r>
+        <w:rPr>
+          <w:highlight w:val="yellow"/>
+        </w:rPr>
+        <w:t xml:space="preserve">assessment structure already treats the</w:t>
+      </w:r>
+      <w:r>
+        <w:rPr>
+          <w:highlight w:val="yellow"/>
+        </w:rPr>
+        <w:t xml:space="preserve"> </w:t>
+      </w:r>
+      <w:r>
+        <w:rPr>
+          <w:highlight w:val="yellow"/>
+        </w:rPr>
+        <w:t xml:space="preserve">northern component as having a recruitment-regime shift near 1999, and that</w:t>
+      </w:r>
+      <w:r>
+        <w:rPr>
+          <w:highlight w:val="yellow"/>
+        </w:rPr>
+        <w:t xml:space="preserve"> </w:t>
+      </w:r>
+      <w:r>
+        <w:rPr>
+          <w:highlight w:val="yellow"/>
+        </w:rPr>
+        <w:t xml:space="preserve">feature is not only a statistical convenience in the control file. It is also</w:t>
+      </w:r>
+      <w:r>
+        <w:rPr>
+          <w:highlight w:val="yellow"/>
+        </w:rPr>
+        <w:t xml:space="preserve"> </w:t>
+      </w:r>
+      <w:r>
+        <w:rPr>
+          <w:highlight w:val="yellow"/>
+        </w:rPr>
+        <w:t xml:space="preserve">consistent with a broader ecosystem interpretation in which jack mackerel</w:t>
+      </w:r>
+      <w:r>
+        <w:rPr>
+          <w:highlight w:val="yellow"/>
+        </w:rPr>
+        <w:t xml:space="preserve"> </w:t>
+      </w:r>
+      <w:r>
+        <w:rPr>
+          <w:highlight w:val="yellow"/>
+        </w:rPr>
+        <w:t xml:space="preserve">productivity off Peru changed between the late 1990s and early 2000s.</w:t>
+      </w:r>
+    </w:p>
+    <w:p>
+      <w:pPr>
+        <w:pStyle w:val="BodyText"/>
+      </w:pPr>
+      <w:r>
+        <w:rPr>
+          <w:b/>
+          <w:bCs/>
+        </w:rPr>
+        <w:t xml:space="preserve">86.</w:t>
+      </w:r>
+      <w:r>
+        <w:t xml:space="preserve"> </w:t>
+      </w:r>
+      <w:r>
+        <w:rPr>
+          <w:highlight w:val="yellow"/>
+        </w:rPr>
+        <w:t xml:space="preserve">Several independent lines of evidence support treating this as a structural</w:t>
+      </w:r>
+      <w:r>
+        <w:rPr>
+          <w:highlight w:val="yellow"/>
+        </w:rPr>
+        <w:t xml:space="preserve"> </w:t>
+      </w:r>
+      <w:r>
+        <w:rPr>
+          <w:highlight w:val="yellow"/>
+        </w:rPr>
+        <w:t xml:space="preserve">axis for the Far North operating model. Regime shifts have been documented in</w:t>
+      </w:r>
+      <w:r>
+        <w:rPr>
+          <w:highlight w:val="yellow"/>
+        </w:rPr>
+        <w:t xml:space="preserve"> </w:t>
+      </w:r>
+      <w:r>
+        <w:rPr>
+          <w:highlight w:val="yellow"/>
+        </w:rPr>
+        <w:t xml:space="preserve">the Humboldt Current ecosystem</w:t>
+      </w:r>
+      <w:r>
+        <w:rPr>
+          <w:highlight w:val="yellow"/>
+        </w:rPr>
+        <w:t xml:space="preserve"> </w:t>
+      </w:r>
+      <w:r>
+        <w:rPr>
+          <w:highlight w:val="yellow"/>
+        </w:rPr>
+        <w:t xml:space="preserve">(Alheit &amp; Niquen, 2004)</w:t>
+      </w:r>
+      <w:r>
+        <w:rPr>
+          <w:highlight w:val="yellow"/>
+        </w:rPr>
+        <w:t xml:space="preserve">, and a broader Pacific</w:t>
+      </w:r>
+      <w:r>
+        <w:rPr>
+          <w:highlight w:val="yellow"/>
+        </w:rPr>
+        <w:t xml:space="preserve"> </w:t>
+      </w:r>
+      <w:r>
+        <w:rPr>
+          <w:highlight w:val="yellow"/>
+        </w:rPr>
+        <w:t xml:space="preserve">climate and productivity transition around the 1997-1998 El Niño has been</w:t>
+      </w:r>
+      <w:r>
+        <w:rPr>
+          <w:highlight w:val="yellow"/>
+        </w:rPr>
+        <w:t xml:space="preserve"> </w:t>
+      </w:r>
+      <w:r>
+        <w:rPr>
+          <w:highlight w:val="yellow"/>
+        </w:rPr>
+        <w:t xml:space="preserve">described from sea-surface-temperature and production patterns</w:t>
+      </w:r>
+      <w:r>
+        <w:rPr>
+          <w:highlight w:val="yellow"/>
+        </w:rPr>
+        <w:t xml:space="preserve"> </w:t>
+      </w:r>
+      <w:r>
+        <w:rPr>
+          <w:highlight w:val="yellow"/>
+        </w:rPr>
+        <w:t xml:space="preserve">(Chavez et al., 2011)</w:t>
+      </w:r>
+      <w:r>
+        <w:rPr>
+          <w:highlight w:val="yellow"/>
+        </w:rPr>
+        <w:t xml:space="preserve">.</w:t>
+      </w:r>
+      <w:r>
+        <w:rPr>
+          <w:highlight w:val="yellow"/>
+        </w:rPr>
+        <w:t xml:space="preserve"> </w:t>
+      </w:r>
+      <w:r>
+        <w:rPr>
+          <w:highlight w:val="yellow"/>
+        </w:rPr>
+        <w:t xml:space="preserve">Long-term diet and condition data for jack mackerel and chub mackerel off Peru</w:t>
+      </w:r>
+      <w:r>
+        <w:rPr>
+          <w:highlight w:val="yellow"/>
+        </w:rPr>
+        <w:t xml:space="preserve"> </w:t>
+      </w:r>
+      <w:r>
+        <w:rPr>
+          <w:highlight w:val="yellow"/>
+        </w:rPr>
+        <w:t xml:space="preserve">also indicate a shift around 1999-2000, including lower stomach fullness after</w:t>
+      </w:r>
+      <w:r>
+        <w:rPr>
+          <w:highlight w:val="yellow"/>
+        </w:rPr>
+        <w:t xml:space="preserve"> </w:t>
+      </w:r>
+      <w:r>
+        <w:rPr>
+          <w:highlight w:val="yellow"/>
+        </w:rPr>
+        <w:t xml:space="preserve">1999 and a marked increase in diet diversity during the subsequent cooler,</w:t>
+      </w:r>
+      <w:r>
+        <w:rPr>
+          <w:highlight w:val="yellow"/>
+        </w:rPr>
+        <w:t xml:space="preserve"> </w:t>
+      </w:r>
+      <w:r>
+        <w:rPr>
+          <w:highlight w:val="yellow"/>
+        </w:rPr>
+        <w:t xml:space="preserve">more productive period</w:t>
+      </w:r>
+      <w:r>
+        <w:rPr>
+          <w:highlight w:val="yellow"/>
+        </w:rPr>
+        <w:t xml:space="preserve"> </w:t>
+      </w:r>
+      <w:r>
+        <w:rPr>
+          <w:highlight w:val="yellow"/>
+        </w:rPr>
+        <w:t xml:space="preserve">(Alegre et al., 2015)</w:t>
+      </w:r>
+      <w:r>
+        <w:rPr>
+          <w:highlight w:val="yellow"/>
+        </w:rPr>
+        <w:t xml:space="preserve">. Other northern Humboldt analyses</w:t>
+      </w:r>
+      <w:r>
+        <w:rPr>
+          <w:highlight w:val="yellow"/>
+        </w:rPr>
+        <w:t xml:space="preserve"> </w:t>
+      </w:r>
+      <w:r>
+        <w:rPr>
+          <w:highlight w:val="yellow"/>
+        </w:rPr>
+        <w:t xml:space="preserve">identify related ecosystem changes in zooplankton biomass, taxon richness,</w:t>
+      </w:r>
+      <w:r>
+        <w:rPr>
+          <w:highlight w:val="yellow"/>
+        </w:rPr>
+        <w:t xml:space="preserve"> </w:t>
+      </w:r>
+      <w:r>
+        <w:rPr>
+          <w:highlight w:val="yellow"/>
+        </w:rPr>
+        <w:t xml:space="preserve">species composition, oxygen, productivity, and large-scale climate associations</w:t>
+      </w:r>
+      <w:r>
+        <w:rPr>
+          <w:highlight w:val="yellow"/>
+        </w:rPr>
+        <w:t xml:space="preserve"> </w:t>
+      </w:r>
+      <w:r>
+        <w:rPr>
+          <w:highlight w:val="yellow"/>
+        </w:rPr>
+        <w:t xml:space="preserve">(Arones et al., 2019; Bertrand et al., 2011; Espino, 2013; Gutiérrez et al., 2011; Moron Correa, 2017)</w:t>
+      </w:r>
+      <w:r>
+        <w:rPr>
+          <w:highlight w:val="yellow"/>
+        </w:rPr>
+        <w:t xml:space="preserve">.</w:t>
+      </w:r>
+    </w:p>
+    <w:p>
+      <w:pPr>
+        <w:pStyle w:val="BodyText"/>
+      </w:pPr>
+      <w:r>
+        <w:rPr>
+          <w:b/>
+          <w:bCs/>
+        </w:rPr>
+        <w:t xml:space="preserve">87.</w:t>
+      </w:r>
+      <w:r>
+        <w:t xml:space="preserve"> </w:t>
+      </w:r>
+      <w:r>
+        <w:rPr>
+          <w:highlight w:val="yellow"/>
+        </w:rPr>
+        <w:t xml:space="preserve">The practical implication for TG-03 is that a two-regime Far North recruitment</w:t>
+      </w:r>
+      <w:r>
+        <w:rPr>
+          <w:highlight w:val="yellow"/>
+        </w:rPr>
+        <w:t xml:space="preserve"> </w:t>
+      </w:r>
+      <w:r>
+        <w:rPr>
+          <w:highlight w:val="yellow"/>
+        </w:rPr>
+        <w:t xml:space="preserve">configuration, approximately pre- and post-1999, should remain part of the</w:t>
+      </w:r>
+      <w:r>
+        <w:rPr>
+          <w:highlight w:val="yellow"/>
+        </w:rPr>
+        <w:t xml:space="preserve"> </w:t>
+      </w:r>
+      <w:r>
+        <w:rPr>
+          <w:highlight w:val="yellow"/>
+        </w:rPr>
+        <w:t xml:space="preserve">benchmark operating-model reference set. More complex covariate-driven</w:t>
+      </w:r>
+      <w:r>
+        <w:rPr>
+          <w:highlight w:val="yellow"/>
+        </w:rPr>
+        <w:t xml:space="preserve"> </w:t>
+      </w:r>
+      <w:r>
+        <w:rPr>
+          <w:highlight w:val="yellow"/>
+        </w:rPr>
+        <w:t xml:space="preserve">formulations could still be treated as later robustness cases, but collapsing</w:t>
+      </w:r>
+      <w:r>
+        <w:rPr>
+          <w:highlight w:val="yellow"/>
+        </w:rPr>
+        <w:t xml:space="preserve"> </w:t>
+      </w:r>
+      <w:r>
+        <w:rPr>
+          <w:highlight w:val="yellow"/>
+        </w:rPr>
+        <w:t xml:space="preserve">the Far North to a single productivity regime risks smoothing over the</w:t>
+      </w:r>
+      <w:r>
+        <w:rPr>
+          <w:highlight w:val="yellow"/>
+        </w:rPr>
+        <w:t xml:space="preserve"> </w:t>
+      </w:r>
+      <w:r>
+        <w:rPr>
+          <w:highlight w:val="yellow"/>
+        </w:rPr>
+        <w:t xml:space="preserve">structure most relevant to recent stock perception and reference-point</w:t>
+      </w:r>
+      <w:r>
+        <w:rPr>
+          <w:highlight w:val="yellow"/>
+        </w:rPr>
+        <w:t xml:space="preserve"> </w:t>
+      </w:r>
+      <w:r>
+        <w:rPr>
+          <w:highlight w:val="yellow"/>
+        </w:rPr>
+        <w:t xml:space="preserve">calculation. This issue also needs to be handled consistently with the 2002 Far</w:t>
+      </w:r>
+      <w:r>
+        <w:rPr>
+          <w:highlight w:val="yellow"/>
+        </w:rPr>
+        <w:t xml:space="preserve"> </w:t>
+      </w:r>
+      <w:r>
+        <w:rPr>
+          <w:highlight w:val="yellow"/>
+        </w:rPr>
+        <w:t xml:space="preserve">North fleet change, so that recruitment-regime assumptions and selectivity</w:t>
+      </w:r>
+      <w:r>
+        <w:rPr>
+          <w:highlight w:val="yellow"/>
+        </w:rPr>
+        <w:t xml:space="preserve"> </w:t>
+      </w:r>
+      <w:r>
+        <w:rPr>
+          <w:highlight w:val="yellow"/>
+        </w:rPr>
+        <w:t xml:space="preserve">regularization are not confounded across the one-stock and two-stock operating</w:t>
+      </w:r>
+      <w:r>
+        <w:rPr>
+          <w:highlight w:val="yellow"/>
+        </w:rPr>
+        <w:t xml:space="preserve"> </w:t>
+      </w:r>
+      <w:r>
+        <w:rPr>
+          <w:highlight w:val="yellow"/>
+        </w:rPr>
+        <w:t xml:space="preserve">model hypotheses.</w:t>
       </w:r>
     </w:p>
     <w:tbl>
@@ -19411,18 +19847,18 @@
                 <wp:inline>
                   <wp:extent cx="152400" cy="152400"/>
                   <wp:effectExtent b="0" l="0" r="0" t="0"/>
-                  <wp:docPr descr="" title="" id="136" name="Picture"/>
+                  <wp:docPr descr="" title="" id="125" name="Picture"/>
                   <a:graphic>
                     <a:graphicData uri="http://schemas.openxmlformats.org/drawingml/2006/picture">
                       <pic:pic>
                         <pic:nvPicPr>
-                          <pic:cNvPr descr="/Applications/quarto/share/formats/docx/note.png" id="137" name="Picture"/>
+                          <pic:cNvPr descr="/Applications/quarto/share/formats/docx/note.png" id="126" name="Picture"/>
                           <pic:cNvPicPr>
                             <a:picLocks noChangeArrowheads="1" noChangeAspect="1"/>
                           </pic:cNvPicPr>
                         </pic:nvPicPr>
                         <pic:blipFill>
-                          <a:blip r:embed="rId47"/>
+                          <a:blip r:embed="rId36"/>
                           <a:stretch>
                             <a:fillRect/>
                           </a:stretch>
@@ -19483,7 +19919,7 @@
                 <w:b/>
                 <w:bCs/>
               </w:rPr>
-              <w:t xml:space="preserve">86.</w:t>
+              <w:t xml:space="preserve">88.</w:t>
             </w:r>
             <w:r>
               <w:t xml:space="preserve"> </w:t>
@@ -19516,7 +19952,7 @@
                 <w:b/>
                 <w:bCs/>
               </w:rPr>
-              <w:t xml:space="preserve">87.</w:t>
+              <w:t xml:space="preserve">89.</w:t>
             </w:r>
             <w:r>
               <w:t xml:space="preserve"> </w:t>
@@ -19538,43 +19974,72 @@
           <w:b/>
           <w:bCs/>
         </w:rPr>
-        <w:t xml:space="preserve">88.</w:t>
-      </w:r>
-      <w:r>
-        <w:t xml:space="preserve"> </w:t>
-      </w:r>
-      <w:r>
-        <w:t xml:space="preserve">To illustrate this simplification directly, I fitted</w:t>
-      </w:r>
-      <w:r>
+        <w:t xml:space="preserve">90.</w:t>
+      </w:r>
+      <w:r>
+        <w:t xml:space="preserve"> </w:t>
+      </w:r>
+      <w:r>
+        <w:rPr>
+          <w:highlight w:val="yellow"/>
+        </w:rPr>
+        <w:t xml:space="preserve">To illustrate the consequences of collapsing this structure, I fitted</w:t>
+      </w:r>
+      <w:r>
+        <w:rPr>
+          <w:highlight w:val="yellow"/>
+        </w:rPr>
         <w:t xml:space="preserve"> </w:t>
       </w:r>
       <w:r>
         <w:rPr>
           <w:rStyle w:val="VerbatimChar"/>
+          <w:highlight w:val="yellow"/>
         </w:rPr>
         <w:t xml:space="preserve">h2_2.03</w:t>
       </w:r>
       <w:r>
-        <w:t xml:space="preserve"> </w:t>
-      </w:r>
-      <w:r>
+        <w:rPr>
+          <w:highlight w:val="yellow"/>
+        </w:rPr>
+        <w:t xml:space="preserve"> </w:t>
+      </w:r>
+      <w:r>
+        <w:rPr>
+          <w:highlight w:val="yellow"/>
+        </w:rPr>
         <w:t xml:space="preserve">as a variant of</w:t>
       </w:r>
       <w:r>
+        <w:rPr>
+          <w:highlight w:val="yellow"/>
+        </w:rPr>
         <w:t xml:space="preserve"> </w:t>
       </w:r>
       <w:r>
         <w:rPr>
           <w:rStyle w:val="VerbatimChar"/>
+          <w:highlight w:val="yellow"/>
         </w:rPr>
         <w:t xml:space="preserve">h2_2.02</w:t>
       </w:r>
       <w:r>
-        <w:t xml:space="preserve"> </w:t>
-      </w:r>
-      <w:r>
-        <w:t xml:space="preserve">in which the second stock uses a single stock-recruitment regime spanning the combined years that were previously split across the two stock-2 regimes. The simplified model converged cleanly, with a slightly worse objective function than</w:t>
+        <w:rPr>
+          <w:highlight w:val="yellow"/>
+        </w:rPr>
+        <w:t xml:space="preserve"> </w:t>
+      </w:r>
+      <w:r>
+        <w:rPr>
+          <w:highlight w:val="yellow"/>
+        </w:rPr>
+        <w:t xml:space="preserve">in which the second stock uses a single stock-recruitment regime spanning the combined years that were previously split across the two stock-2 regimes. This should be interpreted as a diagnostic simplification rather than as the preferred benchmark treatment for the Far North.</w:t>
+      </w:r>
+      <w:r>
+        <w:t xml:space="preserve"> </w:t>
+      </w:r>
+      <w:r>
+        <w:t xml:space="preserve">The simplified model converged cleanly, with a slightly worse objective function than</w:t>
       </w:r>
       <w:r>
         <w:t xml:space="preserve"> </w:t>
@@ -19643,7 +20108,7 @@
       <w:tr>
         <w:tc>
           <w:tcPr/>
-          <w:bookmarkStart w:id="141" w:name="fig-h2-sr-compare"/>
+          <w:bookmarkStart w:id="130" w:name="fig-h2-sr-compare"/>
           <w:p>
             <w:pPr>
               <w:pStyle w:val="Compact"/>
@@ -19654,18 +20119,18 @@
                 <wp:inline>
                   <wp:extent cx="5334000" cy="3194843"/>
                   <wp:effectExtent b="0" l="0" r="0" t="0"/>
-                  <wp:docPr descr="" title="" id="139" name="Picture"/>
+                  <wp:docPr descr="" title="" id="128" name="Picture"/>
                   <a:graphic>
                     <a:graphicData uri="http://schemas.openxmlformats.org/drawingml/2006/picture">
                       <pic:pic>
                         <pic:nvPicPr>
-                          <pic:cNvPr descr="SCW16-Paper-01_files/figure-docx/fig-h2-sr-compare-1.png" id="140" name="Picture"/>
+                          <pic:cNvPr descr="SCW16-Paper-01_files/figure-docx/fig-h2-sr-compare-1.png" id="129" name="Picture"/>
                           <pic:cNvPicPr>
                             <a:picLocks noChangeArrowheads="1" noChangeAspect="1"/>
                           </pic:cNvPicPr>
                         </pic:nvPicPr>
                         <pic:blipFill>
-                          <a:blip r:embed="rId138"/>
+                          <a:blip r:embed="rId127"/>
                           <a:stretch>
                             <a:fillRect/>
                           </a:stretch>
@@ -19756,7 +20221,7 @@
               <w:t xml:space="preserve">.</w:t>
             </w:r>
           </w:p>
-          <w:bookmarkEnd w:id="141"/>
+          <w:bookmarkEnd w:id="130"/>
         </w:tc>
       </w:tr>
     </w:tbl>
@@ -19769,7 +20234,7 @@
           <w:b/>
           <w:bCs/>
         </w:rPr>
-        <w:t xml:space="preserve">89.</w:t>
+        <w:t xml:space="preserve">91.</w:t>
       </w:r>
       <w:r>
         <w:t xml:space="preserve"> </w:t>
@@ -19900,7 +20365,7 @@
           <w:b/>
           <w:bCs/>
         </w:rPr>
-        <w:t xml:space="preserve">90.</w:t>
+        <w:t xml:space="preserve">92.</w:t>
       </w:r>
       <w:r>
         <w:t xml:space="preserve"> </w:t>
@@ -19947,6 +20412,15 @@
       </w:hyperlink>
       <w:r>
         <w:t xml:space="preserve">. The single-regime formulation changes the fitted recruitment trajectory modestly, with the largest differences occurring in the early years and around some of the higher-recruitment episodes.</w:t>
+      </w:r>
+      <w:r>
+        <w:t xml:space="preserve"> </w:t>
+      </w:r>
+      <w:r>
+        <w:rPr>
+          <w:highlight w:val="yellow"/>
+        </w:rPr>
+        <w:t xml:space="preserve">These diagnostics show that a single-regime formulation is computationally feasible, but they do not remove the biological and ecosystem rationale for retaining the late-1990s Far North productivity shift in the benchmark reference set.</w:t>
       </w:r>
     </w:p>
     <w:tbl>
@@ -19962,7 +20436,7 @@
       <w:tr>
         <w:tc>
           <w:tcPr/>
-          <w:bookmarkStart w:id="145" w:name="fig-h2-stock2-ssb"/>
+          <w:bookmarkStart w:id="134" w:name="fig-h2-stock2-ssb"/>
           <w:p>
             <w:pPr>
               <w:pStyle w:val="Compact"/>
@@ -19973,18 +20447,18 @@
                 <wp:inline>
                   <wp:extent cx="5334000" cy="3062882"/>
                   <wp:effectExtent b="0" l="0" r="0" t="0"/>
-                  <wp:docPr descr="" title="" id="143" name="Picture"/>
+                  <wp:docPr descr="" title="" id="132" name="Picture"/>
                   <a:graphic>
                     <a:graphicData uri="http://schemas.openxmlformats.org/drawingml/2006/picture">
                       <pic:pic>
                         <pic:nvPicPr>
-                          <pic:cNvPr descr="SCW16-Paper-01_files/figure-docx/fig-h2-stock2-ssb-1.png" id="144" name="Picture"/>
+                          <pic:cNvPr descr="SCW16-Paper-01_files/figure-docx/fig-h2-stock2-ssb-1.png" id="133" name="Picture"/>
                           <pic:cNvPicPr>
                             <a:picLocks noChangeArrowheads="1" noChangeAspect="1"/>
                           </pic:cNvPicPr>
                         </pic:nvPicPr>
                         <pic:blipFill>
-                          <a:blip r:embed="rId142"/>
+                          <a:blip r:embed="rId131"/>
                           <a:stretch>
                             <a:fillRect/>
                           </a:stretch>
@@ -20051,7 +20525,7 @@
               <w:t xml:space="preserve">.</w:t>
             </w:r>
           </w:p>
-          <w:bookmarkEnd w:id="145"/>
+          <w:bookmarkEnd w:id="134"/>
         </w:tc>
       </w:tr>
     </w:tbl>
@@ -20068,7 +20542,7 @@
       <w:tr>
         <w:tc>
           <w:tcPr/>
-          <w:bookmarkStart w:id="149" w:name="fig-h2-stock2-rec"/>
+          <w:bookmarkStart w:id="138" w:name="fig-h2-stock2-rec"/>
           <w:p>
             <w:pPr>
               <w:pStyle w:val="Compact"/>
@@ -20079,18 +20553,18 @@
                 <wp:inline>
                   <wp:extent cx="5334000" cy="3062882"/>
                   <wp:effectExtent b="0" l="0" r="0" t="0"/>
-                  <wp:docPr descr="" title="" id="147" name="Picture"/>
+                  <wp:docPr descr="" title="" id="136" name="Picture"/>
                   <a:graphic>
                     <a:graphicData uri="http://schemas.openxmlformats.org/drawingml/2006/picture">
                       <pic:pic>
                         <pic:nvPicPr>
-                          <pic:cNvPr descr="SCW16-Paper-01_files/figure-docx/fig-h2-stock2-rec-1.png" id="148" name="Picture"/>
+                          <pic:cNvPr descr="SCW16-Paper-01_files/figure-docx/fig-h2-stock2-rec-1.png" id="137" name="Picture"/>
                           <pic:cNvPicPr>
                             <a:picLocks noChangeArrowheads="1" noChangeAspect="1"/>
                           </pic:cNvPicPr>
                         </pic:nvPicPr>
                         <pic:blipFill>
-                          <a:blip r:embed="rId146"/>
+                          <a:blip r:embed="rId135"/>
                           <a:stretch>
                             <a:fillRect/>
                           </a:stretch>
@@ -20157,12 +20631,12 @@
               <w:t xml:space="preserve">.</w:t>
             </w:r>
           </w:p>
-          <w:bookmarkEnd w:id="149"/>
+          <w:bookmarkEnd w:id="138"/>
         </w:tc>
       </w:tr>
     </w:tbl>
-    <w:bookmarkEnd w:id="150"/>
-    <w:bookmarkStart w:id="161" w:name="fixed-reference-point-alternatives"/>
+    <w:bookmarkEnd w:id="139"/>
+    <w:bookmarkStart w:id="150" w:name="fixed-reference-point-alternatives"/>
     <w:p>
       <w:pPr>
         <w:pStyle w:val="Heading2"/>
@@ -20180,7 +20654,7 @@
           <w:b/>
           <w:bCs/>
         </w:rPr>
-        <w:t xml:space="preserve">91.</w:t>
+        <w:t xml:space="preserve">93.</w:t>
       </w:r>
       <w:r>
         <w:t xml:space="preserve"> </w:t>
@@ -20216,7 +20690,7 @@
           <w:b/>
           <w:bCs/>
         </w:rPr>
-        <w:t xml:space="preserve">92.</w:t>
+        <w:t xml:space="preserve">94.</w:t>
       </w:r>
       <w:r>
         <w:t xml:space="preserve"> </w:t>
@@ -20322,7 +20796,7 @@
           <w:b/>
           <w:bCs/>
         </w:rPr>
-        <w:t xml:space="preserve">93.</w:t>
+        <w:t xml:space="preserve">95.</w:t>
       </w:r>
       <w:r>
         <w:t xml:space="preserve"> </w:t>
@@ -20597,7 +21071,7 @@
       <w:tr>
         <w:tc>
           <w:tcPr/>
-          <w:bookmarkStart w:id="154" w:name="fig-mean-selected-age"/>
+          <w:bookmarkStart w:id="143" w:name="fig-mean-selected-age"/>
           <w:p>
             <w:pPr>
               <w:pStyle w:val="Compact"/>
@@ -20608,18 +21082,18 @@
                 <wp:inline>
                   <wp:extent cx="5334000" cy="3062882"/>
                   <wp:effectExtent b="0" l="0" r="0" t="0"/>
-                  <wp:docPr descr="" title="" id="152" name="Picture"/>
+                  <wp:docPr descr="" title="" id="141" name="Picture"/>
                   <a:graphic>
                     <a:graphicData uri="http://schemas.openxmlformats.org/drawingml/2006/picture">
                       <pic:pic>
                         <pic:nvPicPr>
-                          <pic:cNvPr descr="SCW16-Paper-01_files/figure-docx/fig-mean-selected-age-1.png" id="153" name="Picture"/>
+                          <pic:cNvPr descr="SCW16-Paper-01_files/figure-docx/fig-mean-selected-age-1.png" id="142" name="Picture"/>
                           <pic:cNvPicPr>
                             <a:picLocks noChangeArrowheads="1" noChangeAspect="1"/>
                           </pic:cNvPicPr>
                         </pic:nvPicPr>
                         <pic:blipFill>
-                          <a:blip r:embed="rId151"/>
+                          <a:blip r:embed="rId140"/>
                           <a:stretch>
                             <a:fillRect/>
                           </a:stretch>
@@ -20831,7 +21305,7 @@
               <w:t xml:space="preserve">.</w:t>
             </w:r>
           </w:p>
-          <w:bookmarkEnd w:id="154"/>
+          <w:bookmarkEnd w:id="143"/>
         </w:tc>
       </w:tr>
     </w:tbl>
@@ -20844,7 +21318,7 @@
           <w:b/>
           <w:bCs/>
         </w:rPr>
-        <w:t xml:space="preserve">94.</w:t>
+        <w:t xml:space="preserve">96.</w:t>
       </w:r>
       <w:r>
         <w:t xml:space="preserve"> </w:t>
@@ -20934,7 +21408,7 @@
           <w:b/>
           <w:bCs/>
         </w:rPr>
-        <w:t xml:space="preserve">95.</w:t>
+        <w:t xml:space="preserve">97.</w:t>
       </w:r>
       <w:r>
         <w:t xml:space="preserve"> </w:t>
@@ -21028,7 +21502,7 @@
       <w:tr>
         <w:tc>
           <w:tcPr/>
-          <w:bookmarkStart w:id="158" w:name="fig-mean-selected-age-fmsy"/>
+          <w:bookmarkStart w:id="147" w:name="fig-mean-selected-age-fmsy"/>
           <w:p>
             <w:pPr>
               <w:pStyle w:val="Compact"/>
@@ -21039,18 +21513,18 @@
                 <wp:inline>
                   <wp:extent cx="5334000" cy="4000500"/>
                   <wp:effectExtent b="0" l="0" r="0" t="0"/>
-                  <wp:docPr descr="" title="" id="156" name="Picture"/>
+                  <wp:docPr descr="" title="" id="145" name="Picture"/>
                   <a:graphic>
                     <a:graphicData uri="http://schemas.openxmlformats.org/drawingml/2006/picture">
                       <pic:pic>
                         <pic:nvPicPr>
-                          <pic:cNvPr descr="SCW16-Paper-01_files/figure-docx/fig-mean-selected-age-fmsy-1.png" id="157" name="Picture"/>
+                          <pic:cNvPr descr="SCW16-Paper-01_files/figure-docx/fig-mean-selected-age-fmsy-1.png" id="146" name="Picture"/>
                           <pic:cNvPicPr>
                             <a:picLocks noChangeArrowheads="1" noChangeAspect="1"/>
                           </pic:cNvPicPr>
                         </pic:nvPicPr>
                         <pic:blipFill>
-                          <a:blip r:embed="rId155"/>
+                          <a:blip r:embed="rId144"/>
                           <a:stretch>
                             <a:fillRect/>
                           </a:stretch>
@@ -21167,7 +21641,7 @@
               <w:t xml:space="preserve">. Points are colored by year and labeled with year.</w:t>
             </w:r>
           </w:p>
-          <w:bookmarkEnd w:id="158"/>
+          <w:bookmarkEnd w:id="147"/>
         </w:tc>
       </w:tr>
     </w:tbl>
@@ -21212,18 +21686,18 @@
                 <wp:inline>
                   <wp:extent cx="152400" cy="152400"/>
                   <wp:effectExtent b="0" l="0" r="0" t="0"/>
-                  <wp:docPr descr="" title="" id="159" name="Picture"/>
+                  <wp:docPr descr="" title="" id="148" name="Picture"/>
                   <a:graphic>
                     <a:graphicData uri="http://schemas.openxmlformats.org/drawingml/2006/picture">
                       <pic:pic>
                         <pic:nvPicPr>
-                          <pic:cNvPr descr="/Applications/quarto/share/formats/docx/note.png" id="160" name="Picture"/>
+                          <pic:cNvPr descr="/Applications/quarto/share/formats/docx/note.png" id="149" name="Picture"/>
                           <pic:cNvPicPr>
                             <a:picLocks noChangeArrowheads="1" noChangeAspect="1"/>
                           </pic:cNvPicPr>
                         </pic:nvPicPr>
                         <pic:blipFill>
-                          <a:blip r:embed="rId47"/>
+                          <a:blip r:embed="rId36"/>
                           <a:stretch>
                             <a:fillRect/>
                           </a:stretch>
@@ -21284,7 +21758,7 @@
                 <w:b/>
                 <w:bCs/>
               </w:rPr>
-              <w:t xml:space="preserve">96.</w:t>
+              <w:t xml:space="preserve">98.</w:t>
             </w:r>
             <w:r>
               <w:t xml:space="preserve"> </w:t>
@@ -21416,7 +21890,7 @@
           <w:b/>
           <w:bCs/>
         </w:rPr>
-        <w:t xml:space="preserve">97.</w:t>
+        <w:t xml:space="preserve">99.</w:t>
       </w:r>
       <w:r>
         <w:t xml:space="preserve"> </w:t>
@@ -21425,9 +21899,9 @@
         <w:t xml:space="preserve">The recommended approach is therefore to calculate reference points once, using the terminal selectivity block and the current biological schedules, and use those fixed values as management benchmarks throughout the MSE simulation. Sensitivity to the choice of reference period can be examined as part of robustness testing.</w:t>
       </w:r>
     </w:p>
-    <w:bookmarkEnd w:id="161"/>
-    <w:bookmarkEnd w:id="162"/>
-    <w:bookmarkStart w:id="163" w:name="summary"/>
+    <w:bookmarkEnd w:id="150"/>
+    <w:bookmarkEnd w:id="151"/>
+    <w:bookmarkStart w:id="152" w:name="summary"/>
     <w:p>
       <w:pPr>
         <w:pStyle w:val="Heading1"/>
@@ -21445,7 +21919,7 @@
           <w:b/>
           <w:bCs/>
         </w:rPr>
-        <w:t xml:space="preserve">98.</w:t>
+        <w:t xml:space="preserve">100.</w:t>
       </w:r>
       <w:r>
         <w:t xml:space="preserve"> </w:t>
@@ -21852,126 +22326,158 @@
         <w:rPr>
           <w:b/>
           <w:bCs/>
-        </w:rPr>
-        <w:t xml:space="preserve">Simplifying the stock-2 recruitment structure in</w:t>
-      </w:r>
-      <w:r>
-        <w:rPr>
-          <w:b/>
-          <w:bCs/>
+          <w:highlight w:val="yellow"/>
+        </w:rPr>
+        <w:t xml:space="preserve">The Far North recruitment-regime structure should remain a benchmark axis, with the single-regime version retained as a diagnostic sensitivity.</w:t>
+      </w:r>
+      <w:r>
+        <w:rPr>
+          <w:highlight w:val="yellow"/>
+        </w:rPr>
+        <w:t xml:space="preserve"> </w:t>
+      </w:r>
+      <w:r>
+        <w:rPr>
+          <w:highlight w:val="yellow"/>
+        </w:rPr>
+        <w:t xml:space="preserve">Model</w:t>
+      </w:r>
+      <w:r>
+        <w:rPr>
+          <w:highlight w:val="yellow"/>
         </w:rPr>
         <w:t xml:space="preserve"> </w:t>
       </w:r>
       <w:r>
         <w:rPr>
           <w:rStyle w:val="VerbatimChar"/>
-          <w:b/>
-          <w:bCs/>
-        </w:rPr>
-        <w:t xml:space="preserve">h2</w:t>
-      </w:r>
-      <w:r>
-        <w:rPr>
-          <w:b/>
-          <w:bCs/>
-        </w:rPr>
-        <w:t xml:space="preserve"> </w:t>
-      </w:r>
-      <w:r>
-        <w:rPr>
-          <w:b/>
-          <w:bCs/>
-        </w:rPr>
-        <w:t xml:space="preserve">appears feasible, but it changes both fit and interpretation.</w:t>
-      </w:r>
-      <w:r>
-        <w:t xml:space="preserve"> </w:t>
-      </w:r>
-      <w:r>
-        <w:t xml:space="preserve">Model</w:t>
-      </w:r>
-      <w:r>
+          <w:highlight w:val="yellow"/>
+        </w:rPr>
+        <w:t xml:space="preserve">h2_2.03</w:t>
+      </w:r>
+      <w:r>
+        <w:rPr>
+          <w:highlight w:val="yellow"/>
+        </w:rPr>
+        <w:t xml:space="preserve"> </w:t>
+      </w:r>
+      <w:r>
+        <w:rPr>
+          <w:highlight w:val="yellow"/>
+        </w:rPr>
+        <w:t xml:space="preserve">converges cleanly and only modestly worsens the objective function relative to</w:t>
+      </w:r>
+      <w:r>
+        <w:rPr>
+          <w:highlight w:val="yellow"/>
+        </w:rPr>
         <w:t xml:space="preserve"> </w:t>
       </w:r>
       <w:r>
         <w:rPr>
           <w:rStyle w:val="VerbatimChar"/>
+          <w:highlight w:val="yellow"/>
+        </w:rPr>
+        <w:t xml:space="preserve">h2_2.02</w:t>
+      </w:r>
+      <w:r>
+        <w:rPr>
+          <w:highlight w:val="yellow"/>
+        </w:rPr>
+        <w:t xml:space="preserve">, so a single stock-2 relationship is computationally workable. However, the external evidence for a late-1990s productivity shift in the northern Humboldt system argues against treating this collapse as the preferred benchmark simplification. The stock-recruitment comparison also makes clearer that</w:t>
+      </w:r>
+      <w:r>
+        <w:rPr>
+          <w:highlight w:val="yellow"/>
+        </w:rPr>
+        <w:t xml:space="preserve"> </w:t>
+      </w:r>
+      <w:r>
+        <w:rPr>
+          <w:rStyle w:val="VerbatimChar"/>
+          <w:highlight w:val="yellow"/>
+        </w:rPr>
+        <w:t xml:space="preserve">h2_1.14</w:t>
+      </w:r>
+      <w:r>
+        <w:rPr>
+          <w:highlight w:val="yellow"/>
+        </w:rPr>
+        <w:t xml:space="preserve"> </w:t>
+      </w:r>
+      <w:r>
+        <w:rPr>
+          <w:highlight w:val="yellow"/>
+        </w:rPr>
+        <w:t xml:space="preserve">and</w:t>
+      </w:r>
+      <w:r>
+        <w:rPr>
+          <w:highlight w:val="yellow"/>
+        </w:rPr>
+        <w:t xml:space="preserve"> </w:t>
+      </w:r>
+      <w:r>
+        <w:rPr>
+          <w:rStyle w:val="VerbatimChar"/>
+          <w:highlight w:val="yellow"/>
+        </w:rPr>
+        <w:t xml:space="preserve">h2_2.02</w:t>
+      </w:r>
+      <w:r>
+        <w:rPr>
+          <w:highlight w:val="yellow"/>
+        </w:rPr>
+        <w:t xml:space="preserve"> </w:t>
+      </w:r>
+      <w:r>
+        <w:rPr>
+          <w:highlight w:val="yellow"/>
+        </w:rPr>
+        <w:t xml:space="preserve">estimated stock-2 relationships using restricted hatch-year windows and omitted hatch years</w:t>
+      </w:r>
+      <w:r>
+        <w:rPr>
+          <w:highlight w:val="yellow"/>
+        </w:rPr>
+        <w:t xml:space="preserve"> </w:t>
+      </w:r>
+      <w:r>
+        <w:rPr>
+          <w:rStyle w:val="VerbatimChar"/>
+          <w:highlight w:val="yellow"/>
+        </w:rPr>
+        <w:t xml:space="preserve">1997-2000</w:t>
+      </w:r>
+      <w:r>
+        <w:rPr>
+          <w:highlight w:val="yellow"/>
+        </w:rPr>
+        <w:t xml:space="preserve">, whereas</w:t>
+      </w:r>
+      <w:r>
+        <w:rPr>
+          <w:highlight w:val="yellow"/>
+        </w:rPr>
+        <w:t xml:space="preserve"> </w:t>
+      </w:r>
+      <w:r>
+        <w:rPr>
+          <w:rStyle w:val="VerbatimChar"/>
+          <w:highlight w:val="yellow"/>
         </w:rPr>
         <w:t xml:space="preserve">h2_2.03</w:t>
       </w:r>
       <w:r>
-        <w:t xml:space="preserve"> </w:t>
-      </w:r>
-      <w:r>
-        <w:t xml:space="preserve">converges cleanly and only modestly worsens the objective function relative to</w:t>
-      </w:r>
-      <w:r>
-        <w:t xml:space="preserve"> </w:t>
-      </w:r>
-      <w:r>
-        <w:rPr>
-          <w:rStyle w:val="VerbatimChar"/>
-        </w:rPr>
-        <w:t xml:space="preserve">h2_2.02</w:t>
-      </w:r>
-      <w:r>
-        <w:t xml:space="preserve">, so a single stock-2 relationship looks workable. At the same time, the stock-recruitment comparison now makes clearer that</w:t>
-      </w:r>
-      <w:r>
-        <w:t xml:space="preserve"> </w:t>
-      </w:r>
-      <w:r>
-        <w:rPr>
-          <w:rStyle w:val="VerbatimChar"/>
-        </w:rPr>
-        <w:t xml:space="preserve">h2_1.14</w:t>
-      </w:r>
-      <w:r>
-        <w:t xml:space="preserve"> </w:t>
-      </w:r>
-      <w:r>
-        <w:t xml:space="preserve">and</w:t>
-      </w:r>
-      <w:r>
-        <w:t xml:space="preserve"> </w:t>
-      </w:r>
-      <w:r>
-        <w:rPr>
-          <w:rStyle w:val="VerbatimChar"/>
-        </w:rPr>
-        <w:t xml:space="preserve">h2_2.02</w:t>
-      </w:r>
-      <w:r>
-        <w:t xml:space="preserve"> </w:t>
-      </w:r>
-      <w:r>
-        <w:t xml:space="preserve">estimated stock-2 relationships using restricted hatch-year windows and omitted hatch years</w:t>
-      </w:r>
-      <w:r>
-        <w:t xml:space="preserve"> </w:t>
-      </w:r>
-      <w:r>
-        <w:rPr>
-          <w:rStyle w:val="VerbatimChar"/>
-        </w:rPr>
-        <w:t xml:space="preserve">1997-2000</w:t>
-      </w:r>
-      <w:r>
-        <w:t xml:space="preserve">, whereas</w:t>
-      </w:r>
-      <w:r>
-        <w:t xml:space="preserve"> </w:t>
-      </w:r>
-      <w:r>
-        <w:rPr>
-          <w:rStyle w:val="VerbatimChar"/>
-        </w:rPr>
-        <w:t xml:space="preserve">h2_2.03</w:t>
-      </w:r>
-      <w:r>
-        <w:t xml:space="preserve"> </w:t>
-      </w:r>
-      <w:r>
+        <w:rPr>
+          <w:highlight w:val="yellow"/>
+        </w:rPr>
+        <w:t xml:space="preserve"> </w:t>
+      </w:r>
+      <w:r>
+        <w:rPr>
+          <w:highlight w:val="yellow"/>
+        </w:rPr>
         <w:t xml:space="preserve">removes that gap by fitting one relationship across the combined period. The choice is therefore not only about the number of regimes; it also changes which years are allowed to inform the fitted stock-2 stock-recruitment relationship.</w:t>
       </w:r>
     </w:p>
@@ -22228,7 +22734,16 @@
         <w:t xml:space="preserve"> </w:t>
       </w:r>
       <w:r>
-        <w:t xml:space="preserve">Projection-period selectivity uncertainty should still be explored using averaging-window alternatives, but reference points are likely to be more stable and interpretable if calculated from period means (multi-year averaged selectivity and related schedules) and then fixed for simulation. Stock-2 recruitment structure should be treated as an explicit robustness axis, and northern biology uncertainty and index-standardization choices remain natural later-phase candidates.</w:t>
+        <w:t xml:space="preserve">Projection-period selectivity uncertainty should still be explored using averaging-window alternatives, but reference points are likely to be more stable and interpretable if calculated from period means (multi-year averaged selectivity and related schedules) and then fixed for simulation.</w:t>
+      </w:r>
+      <w:r>
+        <w:t xml:space="preserve"> </w:t>
+      </w:r>
+      <w:r>
+        <w:rPr>
+          <w:highlight w:val="yellow"/>
+        </w:rPr>
+        <w:t xml:space="preserve">Far North productivity-regime structure should be treated as an explicit operating-model axis, and northern biology uncertainty and index-standardization choices remain natural later-phase candidates.</w:t>
       </w:r>
     </w:p>
     <w:p>
@@ -22240,7 +22755,7 @@
           <w:b/>
           <w:bCs/>
         </w:rPr>
-        <w:t xml:space="preserve">99.</w:t>
+        <w:t xml:space="preserve">101.</w:t>
       </w:r>
       <w:r>
         <w:t xml:space="preserve"> </w:t>
@@ -22249,8 +22764,8 @@
         <w:t xml:space="preserve">Taken together, these results suggest that the next stage should focus less on broad additional simplification and more on selecting a compact set of well-motivated operating models and robustness scenarios. The current evidence points toward carrying forward a reduced-index baseline, a single-stock model that preserves South-Central Chile selectivity flexibility, a harmonized two-stock comparator, and targeted robustness cases for q variability, projection selectivity, and alternative stock-2 recruitment structure.</w:t>
       </w:r>
     </w:p>
-    <w:bookmarkEnd w:id="163"/>
-    <w:bookmarkStart w:id="173" w:name="appendix-compact-equation-summary"/>
+    <w:bookmarkEnd w:id="152"/>
+    <w:bookmarkStart w:id="162" w:name="appendix-compact-equation-summary"/>
     <w:p>
       <w:pPr>
         <w:pStyle w:val="Heading1"/>
@@ -22267,7 +22782,7 @@
         <w:t xml:space="preserve">This appendix gives a compact schematic description of the equations underlying the SC13 Joint Jack Mackerel Model. It is intended to summarize the structure used in this working paper rather than to reproduce every implementation detail of the ADMB code or every option described in the technical annex and user guide.</w:t>
       </w:r>
     </w:p>
-    <w:bookmarkStart w:id="164" w:name="notation"/>
+    <w:bookmarkStart w:id="153" w:name="notation"/>
     <w:p>
       <w:pPr>
         <w:pStyle w:val="Heading2"/>
@@ -22857,8 +23372,8 @@
         <w:t xml:space="preserve">.</w:t>
       </w:r>
     </w:p>
-    <w:bookmarkEnd w:id="164"/>
-    <w:bookmarkStart w:id="165" w:name="population-update"/>
+    <w:bookmarkEnd w:id="153"/>
+    <w:bookmarkStart w:id="154" w:name="population-update"/>
     <w:p>
       <w:pPr>
         <w:pStyle w:val="Heading2"/>
@@ -23255,14 +23770,181 @@
             </m:rPr>
             <m:t>exp</m:t>
           </m:r>
-          <m:d>
-            <m:dPr>
-              <m:begChr m:val="("/>
-              <m:sepChr m:val=""/>
-              <m:endChr m:val=")"/>
-              <m:grow/>
-            </m:dPr>
+          <m:r>
+            <m:rPr>
+              <m:sty m:val="p"/>
+            </m:rPr>
+            <m:t>(</m:t>
+          </m:r>
+          <m:r>
+            <m:rPr>
+              <m:sty m:val="p"/>
+            </m:rPr>
+            <m:t>−</m:t>
+          </m:r>
+          <m:sSub>
             <m:e>
+              <m:r>
+                <m:t>Z</m:t>
+              </m:r>
+            </m:e>
+            <m:sub>
+              <m:r>
+                <m:t>s</m:t>
+              </m:r>
+              <m:r>
+                <m:rPr>
+                  <m:sty m:val="p"/>
+                </m:rPr>
+                <m:t>,</m:t>
+              </m:r>
+              <m:r>
+                <m:t>a</m:t>
+              </m:r>
+              <m:r>
+                <m:rPr>
+                  <m:sty m:val="p"/>
+                </m:rPr>
+                <m:t>,</m:t>
+              </m:r>
+              <m:r>
+                <m:t>y</m:t>
+              </m:r>
+            </m:sub>
+          </m:sSub>
+          <m:r>
+            <m:rPr>
+              <m:sty m:val="p"/>
+            </m:rPr>
+            <m:t>)</m:t>
+          </m:r>
+          <m:r>
+            <m:rPr>
+              <m:sty m:val="p"/>
+            </m:rPr>
+            <m:t>.</m:t>
+          </m:r>
+        </m:oMath>
+      </m:oMathPara>
+    </w:p>
+    <w:p>
+      <w:pPr>
+        <w:pStyle w:val="FirstParagraph"/>
+      </w:pPr>
+      <w:r>
+        <w:t xml:space="preserve">The plus group is updated as</w:t>
+      </w:r>
+    </w:p>
+    <w:p>
+      <w:pPr>
+        <w:pStyle w:val="BodyText"/>
+      </w:pPr>
+      <m:oMathPara>
+        <m:oMathParaPr>
+          <m:jc m:val="center"/>
+        </m:oMathParaPr>
+        <m:oMath>
+          <m:eqArr>
+            <m:e>
+              <m:sSub>
+                <m:e>
+                  <m:r>
+                    <m:t>N</m:t>
+                  </m:r>
+                </m:e>
+                <m:sub>
+                  <m:r>
+                    <m:t>s</m:t>
+                  </m:r>
+                  <m:r>
+                    <m:rPr>
+                      <m:sty m:val="p"/>
+                    </m:rPr>
+                    <m:t>,</m:t>
+                  </m:r>
+                  <m:r>
+                    <m:t>A</m:t>
+                  </m:r>
+                  <m:r>
+                    <m:rPr>
+                      <m:sty m:val="p"/>
+                    </m:rPr>
+                    <m:t>,</m:t>
+                  </m:r>
+                  <m:r>
+                    <m:t>y</m:t>
+                  </m:r>
+                  <m:r>
+                    <m:rPr>
+                      <m:sty m:val="p"/>
+                    </m:rPr>
+                    <m:t>+</m:t>
+                  </m:r>
+                  <m:r>
+                    <m:t>1</m:t>
+                  </m:r>
+                </m:sub>
+              </m:sSub>
+              <m:r>
+                <m:t>&amp;</m:t>
+              </m:r>
+              <m:r>
+                <m:rPr>
+                  <m:sty m:val="p"/>
+                </m:rPr>
+                <m:t>=</m:t>
+              </m:r>
+              <m:sSub>
+                <m:e>
+                  <m:r>
+                    <m:t>N</m:t>
+                  </m:r>
+                </m:e>
+                <m:sub>
+                  <m:r>
+                    <m:t>s</m:t>
+                  </m:r>
+                  <m:r>
+                    <m:rPr>
+                      <m:sty m:val="p"/>
+                    </m:rPr>
+                    <m:t>,</m:t>
+                  </m:r>
+                  <m:r>
+                    <m:t>A</m:t>
+                  </m:r>
+                  <m:r>
+                    <m:rPr>
+                      <m:sty m:val="p"/>
+                    </m:rPr>
+                    <m:t>−</m:t>
+                  </m:r>
+                  <m:r>
+                    <m:t>1</m:t>
+                  </m:r>
+                  <m:r>
+                    <m:rPr>
+                      <m:sty m:val="p"/>
+                    </m:rPr>
+                    <m:t>,</m:t>
+                  </m:r>
+                  <m:r>
+                    <m:t>y</m:t>
+                  </m:r>
+                </m:sub>
+              </m:sSub>
+              <m:r>
+                <m:rPr>
+                  <m:sty m:val="p"/>
+                </m:rPr>
+                <m:t>exp</m:t>
+              </m:r>
+              <m:r>
+                <m:rPr>
+                  <m:sty m:val="p"/>
+                </m:rPr>
+                <m:t>(</m:t>
+              </m:r>
               <m:r>
                 <m:rPr>
                   <m:sty m:val="p"/>
@@ -23286,7 +23968,16 @@
                     <m:t>,</m:t>
                   </m:r>
                   <m:r>
-                    <m:t>a</m:t>
+                    <m:t>A</m:t>
+                  </m:r>
+                  <m:r>
+                    <m:rPr>
+                      <m:sty m:val="p"/>
+                    </m:rPr>
+                    <m:t>−</m:t>
+                  </m:r>
+                  <m:r>
+                    <m:t>1</m:t>
                   </m:r>
                   <m:r>
                     <m:rPr>
@@ -23299,307 +23990,118 @@
                   </m:r>
                 </m:sub>
               </m:sSub>
+              <m:r>
+                <m:rPr>
+                  <m:sty m:val="p"/>
+                </m:rPr>
+                <m:t>)</m:t>
+              </m:r>
             </m:e>
-          </m:d>
-          <m:r>
-            <m:rPr>
-              <m:sty m:val="p"/>
-            </m:rPr>
-            <m:t>.</m:t>
-          </m:r>
-        </m:oMath>
-      </m:oMathPara>
-    </w:p>
-    <w:p>
-      <w:pPr>
-        <w:pStyle w:val="FirstParagraph"/>
-      </w:pPr>
-      <w:r>
-        <w:t xml:space="preserve">The plus group is updated as</w:t>
-      </w:r>
-    </w:p>
-    <w:p>
-      <w:pPr>
-        <w:pStyle w:val="BodyText"/>
-      </w:pPr>
-      <m:oMathPara>
-        <m:oMathParaPr>
-          <m:jc m:val="center"/>
-        </m:oMathParaPr>
-        <m:oMath>
-          <m:m>
-            <m:mPr>
-              <m:baseJc m:val="center"/>
-              <m:plcHide m:val="on"/>
-              <m:mcs>
-                <m:mc>
-                  <m:mcPr>
-                    <m:mcJc m:val="right"/>
-                    <m:count m:val="1"/>
-                  </m:mcPr>
-                </m:mc>
-                <m:mc>
-                  <m:mcPr>
-                    <m:mcJc m:val="left"/>
-                    <m:count m:val="1"/>
-                  </m:mcPr>
-                </m:mc>
-              </m:mcs>
-            </m:mPr>
-            <m:mr>
-              <m:e>
-                <m:sSub>
-                  <m:e>
-                    <m:r>
-                      <m:t>N</m:t>
-                    </m:r>
-                  </m:e>
-                  <m:sub>
-                    <m:r>
-                      <m:t>s</m:t>
-                    </m:r>
-                    <m:r>
-                      <m:rPr>
-                        <m:sty m:val="p"/>
-                      </m:rPr>
-                      <m:t>,</m:t>
-                    </m:r>
-                    <m:r>
-                      <m:t>A</m:t>
-                    </m:r>
-                    <m:r>
-                      <m:rPr>
-                        <m:sty m:val="p"/>
-                      </m:rPr>
-                      <m:t>,</m:t>
-                    </m:r>
-                    <m:r>
-                      <m:t>y</m:t>
-                    </m:r>
-                    <m:r>
-                      <m:rPr>
-                        <m:sty m:val="p"/>
-                      </m:rPr>
-                      <m:t>+</m:t>
-                    </m:r>
-                    <m:r>
-                      <m:t>1</m:t>
-                    </m:r>
-                  </m:sub>
-                </m:sSub>
-              </m:e>
-              <m:e>
-                <m:r>
-                  <m:rPr>
-                    <m:sty m:val="p"/>
-                  </m:rPr>
-                  <m:t>=</m:t>
-                </m:r>
-                <m:sSub>
-                  <m:e>
-                    <m:r>
-                      <m:t>N</m:t>
-                    </m:r>
-                  </m:e>
-                  <m:sub>
-                    <m:r>
-                      <m:t>s</m:t>
-                    </m:r>
-                    <m:r>
-                      <m:rPr>
-                        <m:sty m:val="p"/>
-                      </m:rPr>
-                      <m:t>,</m:t>
-                    </m:r>
-                    <m:r>
-                      <m:t>A</m:t>
-                    </m:r>
-                    <m:r>
-                      <m:rPr>
-                        <m:sty m:val="p"/>
-                      </m:rPr>
-                      <m:t>−</m:t>
-                    </m:r>
-                    <m:r>
-                      <m:t>1</m:t>
-                    </m:r>
-                    <m:r>
-                      <m:rPr>
-                        <m:sty m:val="p"/>
-                      </m:rPr>
-                      <m:t>,</m:t>
-                    </m:r>
-                    <m:r>
-                      <m:t>y</m:t>
-                    </m:r>
-                  </m:sub>
-                </m:sSub>
-                <m:r>
-                  <m:rPr>
-                    <m:sty m:val="p"/>
-                  </m:rPr>
-                  <m:t>exp</m:t>
-                </m:r>
-                <m:d>
-                  <m:dPr>
-                    <m:begChr m:val="("/>
-                    <m:sepChr m:val=""/>
-                    <m:endChr m:val=")"/>
-                    <m:grow/>
-                  </m:dPr>
-                  <m:e>
-                    <m:r>
-                      <m:rPr>
-                        <m:sty m:val="p"/>
-                      </m:rPr>
-                      <m:t>−</m:t>
-                    </m:r>
-                    <m:sSub>
-                      <m:e>
-                        <m:r>
-                          <m:t>Z</m:t>
-                        </m:r>
-                      </m:e>
-                      <m:sub>
-                        <m:r>
-                          <m:t>s</m:t>
-                        </m:r>
-                        <m:r>
-                          <m:rPr>
-                            <m:sty m:val="p"/>
-                          </m:rPr>
-                          <m:t>,</m:t>
-                        </m:r>
-                        <m:r>
-                          <m:t>A</m:t>
-                        </m:r>
-                        <m:r>
-                          <m:rPr>
-                            <m:sty m:val="p"/>
-                          </m:rPr>
-                          <m:t>−</m:t>
-                        </m:r>
-                        <m:r>
-                          <m:t>1</m:t>
-                        </m:r>
-                        <m:r>
-                          <m:rPr>
-                            <m:sty m:val="p"/>
-                          </m:rPr>
-                          <m:t>,</m:t>
-                        </m:r>
-                        <m:r>
-                          <m:t>y</m:t>
-                        </m:r>
-                      </m:sub>
-                    </m:sSub>
-                  </m:e>
-                </m:d>
-              </m:e>
-            </m:mr>
-            <m:mr>
-              <m:e/>
-              <m:e>
-                <m:r>
-                  <m:t> </m:t>
-                </m:r>
-                <m:r>
-                  <m:rPr>
-                    <m:sty m:val="p"/>
-                  </m:rPr>
-                  <m:t>+</m:t>
-                </m:r>
-                <m:sSub>
-                  <m:e>
-                    <m:r>
-                      <m:t>N</m:t>
-                    </m:r>
-                  </m:e>
-                  <m:sub>
-                    <m:r>
-                      <m:t>s</m:t>
-                    </m:r>
-                    <m:r>
-                      <m:rPr>
-                        <m:sty m:val="p"/>
-                      </m:rPr>
-                      <m:t>,</m:t>
-                    </m:r>
-                    <m:r>
-                      <m:t>A</m:t>
-                    </m:r>
-                    <m:r>
-                      <m:rPr>
-                        <m:sty m:val="p"/>
-                      </m:rPr>
-                      <m:t>,</m:t>
-                    </m:r>
-                    <m:r>
-                      <m:t>y</m:t>
-                    </m:r>
-                  </m:sub>
-                </m:sSub>
-                <m:r>
-                  <m:rPr>
-                    <m:sty m:val="p"/>
-                  </m:rPr>
-                  <m:t>exp</m:t>
-                </m:r>
-                <m:d>
-                  <m:dPr>
-                    <m:begChr m:val="("/>
-                    <m:sepChr m:val=""/>
-                    <m:endChr m:val=")"/>
-                    <m:grow/>
-                  </m:dPr>
-                  <m:e>
-                    <m:r>
-                      <m:rPr>
-                        <m:sty m:val="p"/>
-                      </m:rPr>
-                      <m:t>−</m:t>
-                    </m:r>
-                    <m:sSub>
-                      <m:e>
-                        <m:r>
-                          <m:t>Z</m:t>
-                        </m:r>
-                      </m:e>
-                      <m:sub>
-                        <m:r>
-                          <m:t>s</m:t>
-                        </m:r>
-                        <m:r>
-                          <m:rPr>
-                            <m:sty m:val="p"/>
-                          </m:rPr>
-                          <m:t>,</m:t>
-                        </m:r>
-                        <m:r>
-                          <m:t>A</m:t>
-                        </m:r>
-                        <m:r>
-                          <m:rPr>
-                            <m:sty m:val="p"/>
-                          </m:rPr>
-                          <m:t>,</m:t>
-                        </m:r>
-                        <m:r>
-                          <m:t>y</m:t>
-                        </m:r>
-                      </m:sub>
-                    </m:sSub>
-                  </m:e>
-                </m:d>
-                <m:r>
-                  <m:rPr>
-                    <m:sty m:val="p"/>
-                  </m:rPr>
-                  <m:t>.</m:t>
-                </m:r>
-              </m:e>
-            </m:mr>
-          </m:m>
+            <m:e>
+              <m:r>
+                <m:t>&amp;</m:t>
+              </m:r>
+              <m:r>
+                <m:t> </m:t>
+              </m:r>
+              <m:r>
+                <m:rPr>
+                  <m:sty m:val="p"/>
+                </m:rPr>
+                <m:t>+</m:t>
+              </m:r>
+              <m:sSub>
+                <m:e>
+                  <m:r>
+                    <m:t>N</m:t>
+                  </m:r>
+                </m:e>
+                <m:sub>
+                  <m:r>
+                    <m:t>s</m:t>
+                  </m:r>
+                  <m:r>
+                    <m:rPr>
+                      <m:sty m:val="p"/>
+                    </m:rPr>
+                    <m:t>,</m:t>
+                  </m:r>
+                  <m:r>
+                    <m:t>A</m:t>
+                  </m:r>
+                  <m:r>
+                    <m:rPr>
+                      <m:sty m:val="p"/>
+                    </m:rPr>
+                    <m:t>,</m:t>
+                  </m:r>
+                  <m:r>
+                    <m:t>y</m:t>
+                  </m:r>
+                </m:sub>
+              </m:sSub>
+              <m:r>
+                <m:rPr>
+                  <m:sty m:val="p"/>
+                </m:rPr>
+                <m:t>exp</m:t>
+              </m:r>
+              <m:r>
+                <m:rPr>
+                  <m:sty m:val="p"/>
+                </m:rPr>
+                <m:t>(</m:t>
+              </m:r>
+              <m:r>
+                <m:rPr>
+                  <m:sty m:val="p"/>
+                </m:rPr>
+                <m:t>−</m:t>
+              </m:r>
+              <m:sSub>
+                <m:e>
+                  <m:r>
+                    <m:t>Z</m:t>
+                  </m:r>
+                </m:e>
+                <m:sub>
+                  <m:r>
+                    <m:t>s</m:t>
+                  </m:r>
+                  <m:r>
+                    <m:rPr>
+                      <m:sty m:val="p"/>
+                    </m:rPr>
+                    <m:t>,</m:t>
+                  </m:r>
+                  <m:r>
+                    <m:t>A</m:t>
+                  </m:r>
+                  <m:r>
+                    <m:rPr>
+                      <m:sty m:val="p"/>
+                    </m:rPr>
+                    <m:t>,</m:t>
+                  </m:r>
+                  <m:r>
+                    <m:t>y</m:t>
+                  </m:r>
+                </m:sub>
+              </m:sSub>
+              <m:r>
+                <m:rPr>
+                  <m:sty m:val="p"/>
+                </m:rPr>
+                <m:t>)</m:t>
+              </m:r>
+              <m:r>
+                <m:rPr>
+                  <m:sty m:val="p"/>
+                </m:rPr>
+                <m:t>.</m:t>
+              </m:r>
+            </m:e>
+          </m:eqArr>
         </m:oMath>
       </m:oMathPara>
     </w:p>
@@ -23709,55 +24211,57 @@
             </m:rPr>
             <m:t>exp</m:t>
           </m:r>
-          <m:d>
-            <m:dPr>
-              <m:begChr m:val="("/>
-              <m:sepChr m:val=""/>
-              <m:endChr m:val=")"/>
-              <m:grow/>
-            </m:dPr>
+          <m:r>
+            <m:rPr>
+              <m:sty m:val="p"/>
+            </m:rPr>
+            <m:t>(</m:t>
+          </m:r>
+          <m:r>
+            <m:rPr>
+              <m:sty m:val="p"/>
+            </m:rPr>
+            <m:t>−</m:t>
+          </m:r>
+          <m:r>
+            <m:t>τ</m:t>
+          </m:r>
+          <m:sSub>
             <m:e>
+              <m:r>
+                <m:t>Z</m:t>
+              </m:r>
+            </m:e>
+            <m:sub>
+              <m:r>
+                <m:t>s</m:t>
+              </m:r>
               <m:r>
                 <m:rPr>
                   <m:sty m:val="p"/>
                 </m:rPr>
-                <m:t>−</m:t>
+                <m:t>,</m:t>
               </m:r>
               <m:r>
-                <m:t>τ</m:t>
+                <m:t>a</m:t>
               </m:r>
-              <m:sSub>
-                <m:e>
-                  <m:r>
-                    <m:t>Z</m:t>
-                  </m:r>
-                </m:e>
-                <m:sub>
-                  <m:r>
-                    <m:t>s</m:t>
-                  </m:r>
-                  <m:r>
-                    <m:rPr>
-                      <m:sty m:val="p"/>
-                    </m:rPr>
-                    <m:t>,</m:t>
-                  </m:r>
-                  <m:r>
-                    <m:t>a</m:t>
-                  </m:r>
-                  <m:r>
-                    <m:rPr>
-                      <m:sty m:val="p"/>
-                    </m:rPr>
-                    <m:t>,</m:t>
-                  </m:r>
-                  <m:r>
-                    <m:t>y</m:t>
-                  </m:r>
-                </m:sub>
-              </m:sSub>
-            </m:e>
-          </m:d>
+              <m:r>
+                <m:rPr>
+                  <m:sty m:val="p"/>
+                </m:rPr>
+                <m:t>,</m:t>
+              </m:r>
+              <m:r>
+                <m:t>y</m:t>
+              </m:r>
+            </m:sub>
+          </m:sSub>
+          <m:r>
+            <m:rPr>
+              <m:sty m:val="p"/>
+            </m:rPr>
+            <m:t>)</m:t>
+          </m:r>
           <m:r>
             <m:t> </m:t>
           </m:r>
@@ -23866,8 +24370,8 @@
         <w:t xml:space="preserve">is the fraction of annual mortality occurring before spawning.</w:t>
       </w:r>
     </w:p>
-    <w:bookmarkEnd w:id="165"/>
-    <w:bookmarkStart w:id="166" w:name="stock-recruitment-relationship"/>
+    <w:bookmarkEnd w:id="154"/>
+    <w:bookmarkStart w:id="155" w:name="stock-recruitment-relationship"/>
     <w:p>
       <w:pPr>
         <w:pStyle w:val="Heading2"/>
@@ -24020,37 +24524,39 @@
                   </m:r>
                 </m:sub>
               </m:sSub>
-              <m:d>
-                <m:dPr>
-                  <m:begChr m:val="("/>
-                  <m:sepChr m:val=""/>
-                  <m:endChr m:val=")"/>
-                  <m:grow/>
-                </m:dPr>
+              <m:r>
+                <m:rPr>
+                  <m:sty m:val="p"/>
+                </m:rPr>
+                <m:t>(</m:t>
+              </m:r>
+              <m:r>
+                <m:t>1</m:t>
+              </m:r>
+              <m:r>
+                <m:rPr>
+                  <m:sty m:val="p"/>
+                </m:rPr>
+                <m:t>−</m:t>
+              </m:r>
+              <m:sSub>
                 <m:e>
                   <m:r>
-                    <m:t>1</m:t>
+                    <m:t>h</m:t>
                   </m:r>
+                </m:e>
+                <m:sub>
                   <m:r>
-                    <m:rPr>
-                      <m:sty m:val="p"/>
-                    </m:rPr>
-                    <m:t>−</m:t>
+                    <m:t>s</m:t>
                   </m:r>
-                  <m:sSub>
-                    <m:e>
-                      <m:r>
-                        <m:t>h</m:t>
-                      </m:r>
-                    </m:e>
-                    <m:sub>
-                      <m:r>
-                        <m:t>s</m:t>
-                      </m:r>
-                    </m:sub>
-                  </m:sSub>
-                </m:e>
-              </m:d>
+                </m:sub>
+              </m:sSub>
+              <m:r>
+                <m:rPr>
+                  <m:sty m:val="p"/>
+                </m:rPr>
+                <m:t>)</m:t>
+              </m:r>
               <m:r>
                 <m:rPr>
                   <m:sty m:val="p"/>
@@ -24093,40 +24599,42 @@
                   </m:r>
                 </m:sub>
               </m:sSub>
-              <m:d>
-                <m:dPr>
-                  <m:begChr m:val="("/>
-                  <m:sepChr m:val=""/>
-                  <m:endChr m:val=")"/>
-                  <m:grow/>
-                </m:dPr>
+              <m:r>
+                <m:rPr>
+                  <m:sty m:val="p"/>
+                </m:rPr>
+                <m:t>(</m:t>
+              </m:r>
+              <m:r>
+                <m:t>5</m:t>
+              </m:r>
+              <m:sSub>
                 <m:e>
                   <m:r>
-                    <m:t>5</m:t>
-                  </m:r>
-                  <m:sSub>
-                    <m:e>
-                      <m:r>
-                        <m:t>h</m:t>
-                      </m:r>
-                    </m:e>
-                    <m:sub>
-                      <m:r>
-                        <m:t>s</m:t>
-                      </m:r>
-                    </m:sub>
-                  </m:sSub>
-                  <m:r>
-                    <m:rPr>
-                      <m:sty m:val="p"/>
-                    </m:rPr>
-                    <m:t>−</m:t>
-                  </m:r>
-                  <m:r>
-                    <m:t>1</m:t>
+                    <m:t>h</m:t>
                   </m:r>
                 </m:e>
-              </m:d>
+                <m:sub>
+                  <m:r>
+                    <m:t>s</m:t>
+                  </m:r>
+                </m:sub>
+              </m:sSub>
+              <m:r>
+                <m:rPr>
+                  <m:sty m:val="p"/>
+                </m:rPr>
+                <m:t>−</m:t>
+              </m:r>
+              <m:r>
+                <m:t>1</m:t>
+              </m:r>
+              <m:r>
+                <m:rPr>
+                  <m:sty m:val="p"/>
+                </m:rPr>
+                <m:t>)</m:t>
+              </m:r>
             </m:den>
           </m:f>
           <m:r>
@@ -24392,8 +24900,8 @@
         <w:t xml:space="preserve">, recruitment is assigned across two stocks with a more complex regime structure, including the 1999 shift described in the control file.</w:t>
       </w:r>
     </w:p>
-    <w:bookmarkEnd w:id="166"/>
-    <w:bookmarkStart w:id="167" w:name="fishing-mortality-and-catch"/>
+    <w:bookmarkEnd w:id="155"/>
+    <w:bookmarkStart w:id="156" w:name="fishing-mortality-and-catch"/>
     <w:p>
       <w:pPr>
         <w:pStyle w:val="Heading2"/>
@@ -24782,52 +25290,54 @@
                 </m:rPr>
                 <m:t>exp</m:t>
               </m:r>
-              <m:d>
-                <m:dPr>
-                  <m:begChr m:val="("/>
-                  <m:sepChr m:val=""/>
-                  <m:endChr m:val=")"/>
-                  <m:grow/>
-                </m:dPr>
+              <m:r>
+                <m:rPr>
+                  <m:sty m:val="p"/>
+                </m:rPr>
+                <m:t>(</m:t>
+              </m:r>
+              <m:r>
+                <m:rPr>
+                  <m:sty m:val="p"/>
+                </m:rPr>
+                <m:t>−</m:t>
+              </m:r>
+              <m:sSub>
                 <m:e>
+                  <m:r>
+                    <m:t>Z</m:t>
+                  </m:r>
+                </m:e>
+                <m:sub>
+                  <m:r>
+                    <m:t>s</m:t>
+                  </m:r>
                   <m:r>
                     <m:rPr>
                       <m:sty m:val="p"/>
                     </m:rPr>
-                    <m:t>−</m:t>
+                    <m:t>,</m:t>
                   </m:r>
-                  <m:sSub>
-                    <m:e>
-                      <m:r>
-                        <m:t>Z</m:t>
-                      </m:r>
-                    </m:e>
-                    <m:sub>
-                      <m:r>
-                        <m:t>s</m:t>
-                      </m:r>
-                      <m:r>
-                        <m:rPr>
-                          <m:sty m:val="p"/>
-                        </m:rPr>
-                        <m:t>,</m:t>
-                      </m:r>
-                      <m:r>
-                        <m:t>a</m:t>
-                      </m:r>
-                      <m:r>
-                        <m:rPr>
-                          <m:sty m:val="p"/>
-                        </m:rPr>
-                        <m:t>,</m:t>
-                      </m:r>
-                      <m:r>
-                        <m:t>y</m:t>
-                      </m:r>
-                    </m:sub>
-                  </m:sSub>
-                </m:e>
-              </m:d>
+                  <m:r>
+                    <m:t>a</m:t>
+                  </m:r>
+                  <m:r>
+                    <m:rPr>
+                      <m:sty m:val="p"/>
+                    </m:rPr>
+                    <m:t>,</m:t>
+                  </m:r>
+                  <m:r>
+                    <m:t>y</m:t>
+                  </m:r>
+                </m:sub>
+              </m:sSub>
+              <m:r>
+                <m:rPr>
+                  <m:sty m:val="p"/>
+                </m:rPr>
+                <m:t>)</m:t>
+              </m:r>
             </m:e>
           </m:d>
           <m:r>
@@ -25069,8 +25579,8 @@
         </m:oMath>
       </m:oMathPara>
     </w:p>
-    <w:bookmarkEnd w:id="167"/>
-    <w:bookmarkStart w:id="168" w:name="abundance-indices"/>
+    <w:bookmarkEnd w:id="156"/>
+    <w:bookmarkStart w:id="157" w:name="abundance-indices"/>
     <w:p>
       <w:pPr>
         <w:pStyle w:val="Heading2"/>
@@ -25107,342 +25617,325 @@
           <m:jc m:val="center"/>
         </m:oMathParaPr>
         <m:oMath>
-          <m:m>
-            <m:mPr>
-              <m:baseJc m:val="center"/>
-              <m:plcHide m:val="on"/>
-              <m:mcs>
-                <m:mc>
-                  <m:mcPr>
-                    <m:mcJc m:val="right"/>
-                    <m:count m:val="1"/>
-                  </m:mcPr>
-                </m:mc>
-                <m:mc>
-                  <m:mcPr>
-                    <m:mcJc m:val="left"/>
-                    <m:count m:val="1"/>
-                  </m:mcPr>
-                </m:mc>
-              </m:mcs>
-            </m:mPr>
-            <m:mr>
-              <m:e>
-                <m:sSubSup>
-                  <m:e>
-                    <m:r>
-                      <m:t>I</m:t>
-                    </m:r>
-                  </m:e>
-                  <m:sub>
-                    <m:r>
-                      <m:t>i</m:t>
-                    </m:r>
-                    <m:r>
-                      <m:rPr>
-                        <m:sty m:val="p"/>
-                      </m:rPr>
-                      <m:t>,</m:t>
-                    </m:r>
-                    <m:r>
-                      <m:t>y</m:t>
-                    </m:r>
-                  </m:sub>
-                  <m:sup>
-                    <m:r>
-                      <m:rPr>
-                        <m:sty m:val="p"/>
-                      </m:rPr>
-                      <m:t>p</m:t>
-                    </m:r>
-                    <m:r>
-                      <m:rPr>
-                        <m:sty m:val="p"/>
-                      </m:rPr>
-                      <m:t>r</m:t>
-                    </m:r>
-                    <m:r>
-                      <m:rPr>
-                        <m:sty m:val="p"/>
-                      </m:rPr>
-                      <m:t>e</m:t>
-                    </m:r>
-                    <m:r>
-                      <m:rPr>
-                        <m:sty m:val="p"/>
-                      </m:rPr>
-                      <m:t>d</m:t>
-                    </m:r>
-                  </m:sup>
-                </m:sSubSup>
-              </m:e>
-              <m:e>
-                <m:r>
-                  <m:rPr>
-                    <m:sty m:val="p"/>
-                  </m:rPr>
-                  <m:t>=</m:t>
-                </m:r>
-                <m:sSub>
-                  <m:e>
-                    <m:r>
-                      <m:t>q</m:t>
-                    </m:r>
-                  </m:e>
-                  <m:sub>
-                    <m:r>
-                      <m:t>i</m:t>
-                    </m:r>
-                  </m:sub>
-                </m:sSub>
-                <m:nary>
-                  <m:naryPr>
-                    <m:chr m:val="∑"/>
-                    <m:limLoc m:val="undOvr"/>
-                    <m:subHide m:val="off"/>
-                    <m:supHide m:val="on"/>
-                  </m:naryPr>
-                  <m:sub>
-                    <m:r>
-                      <m:t>s</m:t>
-                    </m:r>
-                  </m:sub>
-                  <m:sup>
-                    <m:r>
-                      <m:t>​</m:t>
-                    </m:r>
-                  </m:sup>
-                  <m:e>
-                    <m:nary>
-                      <m:naryPr>
-                        <m:chr m:val="∑"/>
-                        <m:limLoc m:val="undOvr"/>
-                        <m:subHide m:val="off"/>
-                        <m:supHide m:val="on"/>
-                      </m:naryPr>
-                      <m:sub>
-                        <m:r>
-                          <m:t>a</m:t>
-                        </m:r>
-                      </m:sub>
-                      <m:sup>
-                        <m:r>
-                          <m:t>​</m:t>
-                        </m:r>
-                      </m:sup>
-                      <m:e>
-                        <m:sSub>
-                          <m:e>
-                            <m:r>
-                              <m:t>N</m:t>
-                            </m:r>
-                          </m:e>
-                          <m:sub>
-                            <m:r>
-                              <m:t>s</m:t>
-                            </m:r>
-                            <m:r>
-                              <m:rPr>
-                                <m:sty m:val="p"/>
-                              </m:rPr>
-                              <m:t>,</m:t>
-                            </m:r>
-                            <m:r>
-                              <m:t>a</m:t>
-                            </m:r>
-                            <m:r>
-                              <m:rPr>
-                                <m:sty m:val="p"/>
-                              </m:rPr>
-                              <m:t>,</m:t>
-                            </m:r>
-                            <m:r>
-                              <m:t>y</m:t>
-                            </m:r>
-                          </m:sub>
-                        </m:sSub>
-                      </m:e>
-                    </m:nary>
-                  </m:e>
-                </m:nary>
-                <m:r>
-                  <m:rPr>
-                    <m:sty m:val="p"/>
-                  </m:rPr>
-                  <m:t>exp</m:t>
-                </m:r>
-                <m:d>
-                  <m:dPr>
-                    <m:begChr m:val="("/>
-                    <m:sepChr m:val=""/>
-                    <m:endChr m:val=")"/>
-                    <m:grow/>
-                  </m:dPr>
-                  <m:e>
-                    <m:r>
-                      <m:rPr>
-                        <m:sty m:val="p"/>
-                      </m:rPr>
-                      <m:t>−</m:t>
-                    </m:r>
-                    <m:sSub>
-                      <m:e>
-                        <m:r>
-                          <m:t>λ</m:t>
-                        </m:r>
-                      </m:e>
-                      <m:sub>
-                        <m:r>
-                          <m:t>i</m:t>
-                        </m:r>
-                      </m:sub>
-                    </m:sSub>
-                    <m:sSub>
-                      <m:e>
-                        <m:r>
-                          <m:t>Z</m:t>
-                        </m:r>
-                      </m:e>
-                      <m:sub>
-                        <m:r>
-                          <m:t>s</m:t>
-                        </m:r>
-                        <m:r>
-                          <m:rPr>
-                            <m:sty m:val="p"/>
-                          </m:rPr>
-                          <m:t>,</m:t>
-                        </m:r>
-                        <m:r>
-                          <m:t>a</m:t>
-                        </m:r>
-                        <m:r>
-                          <m:rPr>
-                            <m:sty m:val="p"/>
-                          </m:rPr>
-                          <m:t>,</m:t>
-                        </m:r>
-                        <m:r>
-                          <m:t>y</m:t>
-                        </m:r>
-                      </m:sub>
-                    </m:sSub>
-                  </m:e>
-                </m:d>
-              </m:e>
-            </m:mr>
-            <m:mr>
-              <m:e/>
-              <m:e>
-                <m:r>
-                  <m:t> </m:t>
-                </m:r>
-                <m:r>
-                  <m:rPr>
-                    <m:sty m:val="p"/>
-                  </m:rPr>
-                  <m:t>×</m:t>
-                </m:r>
-                <m:sSubSup>
-                  <m:e>
-                    <m:r>
-                      <m:t>S</m:t>
-                    </m:r>
-                  </m:e>
-                  <m:sub>
-                    <m:r>
-                      <m:t>i</m:t>
-                    </m:r>
-                    <m:r>
-                      <m:rPr>
-                        <m:sty m:val="p"/>
-                      </m:rPr>
-                      <m:t>,</m:t>
-                    </m:r>
-                    <m:r>
-                      <m:t>s</m:t>
-                    </m:r>
-                    <m:r>
-                      <m:rPr>
-                        <m:sty m:val="p"/>
-                      </m:rPr>
-                      <m:t>,</m:t>
-                    </m:r>
-                    <m:r>
-                      <m:t>a</m:t>
-                    </m:r>
-                    <m:r>
-                      <m:rPr>
-                        <m:sty m:val="p"/>
-                      </m:rPr>
-                      <m:t>,</m:t>
-                    </m:r>
-                    <m:r>
-                      <m:t>y</m:t>
-                    </m:r>
-                  </m:sub>
-                  <m:sup>
-                    <m:r>
-                      <m:t>I</m:t>
-                    </m:r>
-                  </m:sup>
-                </m:sSubSup>
-                <m:r>
-                  <m:t> </m:t>
-                </m:r>
-                <m:sSubSup>
-                  <m:e>
-                    <m:r>
-                      <m:t>w</m:t>
-                    </m:r>
-                  </m:e>
-                  <m:sub>
-                    <m:r>
-                      <m:t>i</m:t>
-                    </m:r>
-                    <m:r>
-                      <m:rPr>
-                        <m:sty m:val="p"/>
-                      </m:rPr>
-                      <m:t>,</m:t>
-                    </m:r>
-                    <m:r>
-                      <m:t>s</m:t>
-                    </m:r>
-                    <m:r>
-                      <m:rPr>
-                        <m:sty m:val="p"/>
-                      </m:rPr>
-                      <m:t>,</m:t>
-                    </m:r>
-                    <m:r>
-                      <m:t>a</m:t>
-                    </m:r>
-                    <m:r>
-                      <m:rPr>
-                        <m:sty m:val="p"/>
-                      </m:rPr>
-                      <m:t>,</m:t>
-                    </m:r>
-                    <m:r>
-                      <m:t>y</m:t>
-                    </m:r>
-                  </m:sub>
-                  <m:sup>
-                    <m:r>
-                      <m:t>I</m:t>
-                    </m:r>
-                  </m:sup>
-                </m:sSubSup>
-                <m:r>
-                  <m:rPr>
-                    <m:sty m:val="p"/>
-                  </m:rPr>
-                  <m:t>.</m:t>
-                </m:r>
-              </m:e>
-            </m:mr>
-          </m:m>
+          <m:eqArr>
+            <m:e>
+              <m:sSubSup>
+                <m:e>
+                  <m:r>
+                    <m:t>I</m:t>
+                  </m:r>
+                </m:e>
+                <m:sub>
+                  <m:r>
+                    <m:t>i</m:t>
+                  </m:r>
+                  <m:r>
+                    <m:rPr>
+                      <m:sty m:val="p"/>
+                    </m:rPr>
+                    <m:t>,</m:t>
+                  </m:r>
+                  <m:r>
+                    <m:t>y</m:t>
+                  </m:r>
+                </m:sub>
+                <m:sup>
+                  <m:r>
+                    <m:rPr>
+                      <m:sty m:val="p"/>
+                    </m:rPr>
+                    <m:t>p</m:t>
+                  </m:r>
+                  <m:r>
+                    <m:rPr>
+                      <m:sty m:val="p"/>
+                    </m:rPr>
+                    <m:t>r</m:t>
+                  </m:r>
+                  <m:r>
+                    <m:rPr>
+                      <m:sty m:val="p"/>
+                    </m:rPr>
+                    <m:t>e</m:t>
+                  </m:r>
+                  <m:r>
+                    <m:rPr>
+                      <m:sty m:val="p"/>
+                    </m:rPr>
+                    <m:t>d</m:t>
+                  </m:r>
+                </m:sup>
+              </m:sSubSup>
+              <m:r>
+                <m:t>&amp;</m:t>
+              </m:r>
+              <m:r>
+                <m:rPr>
+                  <m:sty m:val="p"/>
+                </m:rPr>
+                <m:t>=</m:t>
+              </m:r>
+              <m:sSub>
+                <m:e>
+                  <m:r>
+                    <m:t>q</m:t>
+                  </m:r>
+                </m:e>
+                <m:sub>
+                  <m:r>
+                    <m:t>i</m:t>
+                  </m:r>
+                </m:sub>
+              </m:sSub>
+              <m:nary>
+                <m:naryPr>
+                  <m:chr m:val="∑"/>
+                  <m:limLoc m:val="undOvr"/>
+                  <m:subHide m:val="off"/>
+                  <m:supHide m:val="on"/>
+                </m:naryPr>
+                <m:sub>
+                  <m:r>
+                    <m:t>s</m:t>
+                  </m:r>
+                </m:sub>
+                <m:sup>
+                  <m:r>
+                    <m:t>​</m:t>
+                  </m:r>
+                </m:sup>
+                <m:e>
+                  <m:nary>
+                    <m:naryPr>
+                      <m:chr m:val="∑"/>
+                      <m:limLoc m:val="undOvr"/>
+                      <m:subHide m:val="off"/>
+                      <m:supHide m:val="on"/>
+                    </m:naryPr>
+                    <m:sub>
+                      <m:r>
+                        <m:t>a</m:t>
+                      </m:r>
+                    </m:sub>
+                    <m:sup>
+                      <m:r>
+                        <m:t>​</m:t>
+                      </m:r>
+                    </m:sup>
+                    <m:e>
+                      <m:sSub>
+                        <m:e>
+                          <m:r>
+                            <m:t>N</m:t>
+                          </m:r>
+                        </m:e>
+                        <m:sub>
+                          <m:r>
+                            <m:t>s</m:t>
+                          </m:r>
+                          <m:r>
+                            <m:rPr>
+                              <m:sty m:val="p"/>
+                            </m:rPr>
+                            <m:t>,</m:t>
+                          </m:r>
+                          <m:r>
+                            <m:t>a</m:t>
+                          </m:r>
+                          <m:r>
+                            <m:rPr>
+                              <m:sty m:val="p"/>
+                            </m:rPr>
+                            <m:t>,</m:t>
+                          </m:r>
+                          <m:r>
+                            <m:t>y</m:t>
+                          </m:r>
+                        </m:sub>
+                      </m:sSub>
+                    </m:e>
+                  </m:nary>
+                </m:e>
+              </m:nary>
+              <m:r>
+                <m:rPr>
+                  <m:sty m:val="p"/>
+                </m:rPr>
+                <m:t>exp</m:t>
+              </m:r>
+              <m:r>
+                <m:rPr>
+                  <m:sty m:val="p"/>
+                </m:rPr>
+                <m:t>(</m:t>
+              </m:r>
+              <m:r>
+                <m:rPr>
+                  <m:sty m:val="p"/>
+                </m:rPr>
+                <m:t>−</m:t>
+              </m:r>
+              <m:sSub>
+                <m:e>
+                  <m:r>
+                    <m:t>λ</m:t>
+                  </m:r>
+                </m:e>
+                <m:sub>
+                  <m:r>
+                    <m:t>i</m:t>
+                  </m:r>
+                </m:sub>
+              </m:sSub>
+              <m:sSub>
+                <m:e>
+                  <m:r>
+                    <m:t>Z</m:t>
+                  </m:r>
+                </m:e>
+                <m:sub>
+                  <m:r>
+                    <m:t>s</m:t>
+                  </m:r>
+                  <m:r>
+                    <m:rPr>
+                      <m:sty m:val="p"/>
+                    </m:rPr>
+                    <m:t>,</m:t>
+                  </m:r>
+                  <m:r>
+                    <m:t>a</m:t>
+                  </m:r>
+                  <m:r>
+                    <m:rPr>
+                      <m:sty m:val="p"/>
+                    </m:rPr>
+                    <m:t>,</m:t>
+                  </m:r>
+                  <m:r>
+                    <m:t>y</m:t>
+                  </m:r>
+                </m:sub>
+              </m:sSub>
+              <m:r>
+                <m:rPr>
+                  <m:sty m:val="p"/>
+                </m:rPr>
+                <m:t>)</m:t>
+              </m:r>
+            </m:e>
+            <m:e>
+              <m:r>
+                <m:t>&amp;</m:t>
+              </m:r>
+              <m:r>
+                <m:t> </m:t>
+              </m:r>
+              <m:r>
+                <m:rPr>
+                  <m:sty m:val="p"/>
+                </m:rPr>
+                <m:t>×</m:t>
+              </m:r>
+              <m:sSubSup>
+                <m:e>
+                  <m:r>
+                    <m:t>S</m:t>
+                  </m:r>
+                </m:e>
+                <m:sub>
+                  <m:r>
+                    <m:t>i</m:t>
+                  </m:r>
+                  <m:r>
+                    <m:rPr>
+                      <m:sty m:val="p"/>
+                    </m:rPr>
+                    <m:t>,</m:t>
+                  </m:r>
+                  <m:r>
+                    <m:t>s</m:t>
+                  </m:r>
+                  <m:r>
+                    <m:rPr>
+                      <m:sty m:val="p"/>
+                    </m:rPr>
+                    <m:t>,</m:t>
+                  </m:r>
+                  <m:r>
+                    <m:t>a</m:t>
+                  </m:r>
+                  <m:r>
+                    <m:rPr>
+                      <m:sty m:val="p"/>
+                    </m:rPr>
+                    <m:t>,</m:t>
+                  </m:r>
+                  <m:r>
+                    <m:t>y</m:t>
+                  </m:r>
+                </m:sub>
+                <m:sup>
+                  <m:r>
+                    <m:t>I</m:t>
+                  </m:r>
+                </m:sup>
+              </m:sSubSup>
+              <m:r>
+                <m:t> </m:t>
+              </m:r>
+              <m:sSubSup>
+                <m:e>
+                  <m:r>
+                    <m:t>w</m:t>
+                  </m:r>
+                </m:e>
+                <m:sub>
+                  <m:r>
+                    <m:t>i</m:t>
+                  </m:r>
+                  <m:r>
+                    <m:rPr>
+                      <m:sty m:val="p"/>
+                    </m:rPr>
+                    <m:t>,</m:t>
+                  </m:r>
+                  <m:r>
+                    <m:t>s</m:t>
+                  </m:r>
+                  <m:r>
+                    <m:rPr>
+                      <m:sty m:val="p"/>
+                    </m:rPr>
+                    <m:t>,</m:t>
+                  </m:r>
+                  <m:r>
+                    <m:t>a</m:t>
+                  </m:r>
+                  <m:r>
+                    <m:rPr>
+                      <m:sty m:val="p"/>
+                    </m:rPr>
+                    <m:t>,</m:t>
+                  </m:r>
+                  <m:r>
+                    <m:t>y</m:t>
+                  </m:r>
+                </m:sub>
+                <m:sup>
+                  <m:r>
+                    <m:t>I</m:t>
+                  </m:r>
+                </m:sup>
+              </m:sSubSup>
+              <m:r>
+                <m:rPr>
+                  <m:sty m:val="p"/>
+                </m:rPr>
+                <m:t>.</m:t>
+              </m:r>
+            </m:e>
+          </m:eqArr>
         </m:oMath>
       </m:oMathPara>
     </w:p>
@@ -25477,8 +25970,8 @@
         <w:t xml:space="preserve">places the survey or CPUE observation within the year. This expression is schematic because some indices are closer to numbers-at-age and others to biomass, but it captures the model logic used across the SC13 index components.</w:t>
       </w:r>
     </w:p>
-    <w:bookmarkEnd w:id="168"/>
-    <w:bookmarkStart w:id="169" w:name="age-and-length-compositions"/>
+    <w:bookmarkEnd w:id="157"/>
+    <w:bookmarkStart w:id="158" w:name="age-and-length-compositions"/>
     <w:p>
       <w:pPr>
         <w:pStyle w:val="Heading2"/>
@@ -25991,8 +26484,8 @@
         <w:t xml:space="preserve">, derived from the von Bertalanffy growth specification used by the model.</w:t>
       </w:r>
     </w:p>
-    <w:bookmarkEnd w:id="169"/>
-    <w:bookmarkStart w:id="170" w:name="observation-likelihoods"/>
+    <w:bookmarkEnd w:id="158"/>
+    <w:bookmarkStart w:id="159" w:name="observation-likelihoods"/>
     <w:p>
       <w:pPr>
         <w:pStyle w:val="Heading2"/>
@@ -26029,9 +26522,6 @@
           <m:sSub>
             <m:e>
               <m:r>
-                <m:rPr>
-                  <m:sty m:val="p"/>
-                </m:rPr>
                 <m:t>ℓ</m:t>
               </m:r>
             </m:e>
@@ -26095,28 +26585,30 @@
                             </m:rPr>
                             <m:t>log</m:t>
                           </m:r>
-                          <m:d>
-                            <m:dPr>
-                              <m:begChr m:val="("/>
-                              <m:sepChr m:val=""/>
-                              <m:endChr m:val=")"/>
-                              <m:grow/>
-                            </m:dPr>
+                          <m:r>
+                            <m:rPr>
+                              <m:sty m:val="p"/>
+                            </m:rPr>
+                            <m:t>(</m:t>
+                          </m:r>
+                          <m:sSub>
                             <m:e>
-                              <m:sSub>
-                                <m:e>
-                                  <m:r>
-                                    <m:t>O</m:t>
-                                  </m:r>
-                                </m:e>
-                                <m:sub>
-                                  <m:r>
-                                    <m:t>y</m:t>
-                                  </m:r>
-                                </m:sub>
-                              </m:sSub>
+                              <m:r>
+                                <m:t>O</m:t>
+                              </m:r>
                             </m:e>
-                          </m:d>
+                            <m:sub>
+                              <m:r>
+                                <m:t>y</m:t>
+                              </m:r>
+                            </m:sub>
+                          </m:sSub>
+                          <m:r>
+                            <m:rPr>
+                              <m:sty m:val="p"/>
+                            </m:rPr>
+                            <m:t>)</m:t>
+                          </m:r>
                           <m:r>
                             <m:rPr>
                               <m:sty m:val="p"/>
@@ -26129,28 +26621,30 @@
                             </m:rPr>
                             <m:t>log</m:t>
                           </m:r>
-                          <m:d>
-                            <m:dPr>
-                              <m:begChr m:val="("/>
-                              <m:sepChr m:val=""/>
-                              <m:endChr m:val=")"/>
-                              <m:grow/>
-                            </m:dPr>
+                          <m:r>
+                            <m:rPr>
+                              <m:sty m:val="p"/>
+                            </m:rPr>
+                            <m:t>(</m:t>
+                          </m:r>
+                          <m:sSub>
                             <m:e>
-                              <m:sSub>
-                                <m:e>
-                                  <m:r>
-                                    <m:t>P</m:t>
-                                  </m:r>
-                                </m:e>
-                                <m:sub>
-                                  <m:r>
-                                    <m:t>y</m:t>
-                                  </m:r>
-                                </m:sub>
-                              </m:sSub>
+                              <m:r>
+                                <m:t>P</m:t>
+                              </m:r>
                             </m:e>
-                          </m:d>
+                            <m:sub>
+                              <m:r>
+                                <m:t>y</m:t>
+                              </m:r>
+                            </m:sub>
+                          </m:sSub>
+                          <m:r>
+                            <m:rPr>
+                              <m:sty m:val="p"/>
+                            </m:rPr>
+                            <m:t>)</m:t>
+                          </m:r>
                         </m:e>
                       </m:d>
                     </m:e>
@@ -26298,9 +26792,6 @@
           <m:sSub>
             <m:e>
               <m:r>
-                <m:rPr>
-                  <m:sty m:val="p"/>
-                </m:rPr>
                 <m:t>ℓ</m:t>
               </m:r>
             </m:e>
@@ -26601,8 +27092,8 @@
         <w:t xml:space="preserve">The SC13 model uses Francis weighting for age-composition effective sample sizes, so the composition likelihood is strongly affected by those externally specified weights.</w:t>
       </w:r>
     </w:p>
-    <w:bookmarkEnd w:id="170"/>
-    <w:bookmarkStart w:id="171" w:name="objective-function"/>
+    <w:bookmarkEnd w:id="159"/>
+    <w:bookmarkStart w:id="160" w:name="objective-function"/>
     <w:p>
       <w:pPr>
         <w:pStyle w:val="Heading2"/>
@@ -26630,8 +27121,8 @@
         <m:oMath>
           <m:r>
             <m:rPr>
+              <m:scr m:val="script"/>
               <m:sty m:val="p"/>
-              <m:scr m:val="script"/>
             </m:rPr>
             <m:t>L</m:t>
           </m:r>
@@ -26644,9 +27135,6 @@
           <m:sSub>
             <m:e>
               <m:r>
-                <m:rPr>
-                  <m:sty m:val="p"/>
-                </m:rPr>
                 <m:t>ℓ</m:t>
               </m:r>
             </m:e>
@@ -26692,9 +27180,6 @@
           <m:sSub>
             <m:e>
               <m:r>
-                <m:rPr>
-                  <m:sty m:val="p"/>
-                </m:rPr>
                 <m:t>ℓ</m:t>
               </m:r>
             </m:e>
@@ -26740,9 +27225,6 @@
           <m:sSub>
             <m:e>
               <m:r>
-                <m:rPr>
-                  <m:sty m:val="p"/>
-                </m:rPr>
                 <m:t>ℓ</m:t>
               </m:r>
             </m:e>
@@ -26776,9 +27258,6 @@
           <m:sSub>
             <m:e>
               <m:r>
-                <m:rPr>
-                  <m:sty m:val="p"/>
-                </m:rPr>
                 <m:t>ℓ</m:t>
               </m:r>
             </m:e>
@@ -26812,9 +27291,6 @@
           <m:sSub>
             <m:e>
               <m:r>
-                <m:rPr>
-                  <m:sty m:val="p"/>
-                </m:rPr>
                 <m:t>ℓ</m:t>
               </m:r>
             </m:e>
@@ -26866,9 +27342,6 @@
           <m:sSub>
             <m:e>
               <m:r>
-                <m:rPr>
-                  <m:sty m:val="p"/>
-                </m:rPr>
                 <m:t>ℓ</m:t>
               </m:r>
             </m:e>
@@ -26916,9 +27389,6 @@
         <m:sSub>
           <m:e>
             <m:r>
-              <m:rPr>
-                <m:sty m:val="p"/>
-              </m:rPr>
               <m:t>ℓ</m:t>
             </m:r>
           </m:e>
@@ -26948,8 +27418,8 @@
         <w:t xml:space="preserve">, is especially important in SC13 because the model includes extensive penalties on fishery and survey selectivity trajectories to regularize the time-varying non-parametric selectivity schedules.</w:t>
       </w:r>
     </w:p>
-    <w:bookmarkEnd w:id="171"/>
-    <w:bookmarkStart w:id="172" w:name="dynamic-reference-points"/>
+    <w:bookmarkEnd w:id="160"/>
+    <w:bookmarkStart w:id="161" w:name="dynamic-reference-points"/>
     <w:p>
       <w:pPr>
         <w:pStyle w:val="Heading2"/>
@@ -27058,19 +27528,21 @@
               </m:r>
             </m:sup>
           </m:sSubSup>
-          <m:d>
-            <m:dPr>
-              <m:begChr m:val="("/>
-              <m:sepChr m:val=""/>
-              <m:endChr m:val=")"/>
-              <m:grow/>
-            </m:dPr>
-            <m:e>
-              <m:r>
-                <m:t>F</m:t>
-              </m:r>
-            </m:e>
-          </m:d>
+          <m:r>
+            <m:rPr>
+              <m:sty m:val="p"/>
+            </m:rPr>
+            <m:t>(</m:t>
+          </m:r>
+          <m:r>
+            <m:t>F</m:t>
+          </m:r>
+          <m:r>
+            <m:rPr>
+              <m:sty m:val="p"/>
+            </m:rPr>
+            <m:t>)</m:t>
+          </m:r>
           <m:r>
             <m:rPr>
               <m:sty m:val="p"/>
@@ -27139,52 +27611,54 @@
               </m:r>
             </m:sup>
           </m:sSubSup>
-          <m:d>
-            <m:dPr>
-              <m:begChr m:val="("/>
-              <m:sepChr m:val=""/>
-              <m:endChr m:val=")"/>
-              <m:grow/>
-            </m:dPr>
+          <m:r>
+            <m:rPr>
+              <m:sty m:val="p"/>
+            </m:rPr>
+            <m:t>(</m:t>
+          </m:r>
+          <m:sSub>
             <m:e>
-              <m:sSub>
-                <m:e>
-                  <m:r>
-                    <m:t>F</m:t>
-                  </m:r>
-                </m:e>
-                <m:sub>
-                  <m:r>
-                    <m:rPr>
-                      <m:sty m:val="p"/>
-                    </m:rPr>
-                    <m:t>M</m:t>
-                  </m:r>
-                  <m:r>
-                    <m:rPr>
-                      <m:sty m:val="p"/>
-                    </m:rPr>
-                    <m:t>S</m:t>
-                  </m:r>
-                  <m:r>
-                    <m:rPr>
-                      <m:sty m:val="p"/>
-                    </m:rPr>
-                    <m:t>Y</m:t>
-                  </m:r>
-                  <m:r>
-                    <m:rPr>
-                      <m:sty m:val="p"/>
-                    </m:rPr>
-                    <m:t>,</m:t>
-                  </m:r>
-                  <m:r>
-                    <m:t>y</m:t>
-                  </m:r>
-                </m:sub>
-              </m:sSub>
+              <m:r>
+                <m:t>F</m:t>
+              </m:r>
             </m:e>
-          </m:d>
+            <m:sub>
+              <m:r>
+                <m:rPr>
+                  <m:sty m:val="p"/>
+                </m:rPr>
+                <m:t>M</m:t>
+              </m:r>
+              <m:r>
+                <m:rPr>
+                  <m:sty m:val="p"/>
+                </m:rPr>
+                <m:t>S</m:t>
+              </m:r>
+              <m:r>
+                <m:rPr>
+                  <m:sty m:val="p"/>
+                </m:rPr>
+                <m:t>Y</m:t>
+              </m:r>
+              <m:r>
+                <m:rPr>
+                  <m:sty m:val="p"/>
+                </m:rPr>
+                <m:t>,</m:t>
+              </m:r>
+              <m:r>
+                <m:t>y</m:t>
+              </m:r>
+            </m:sub>
+          </m:sSub>
+          <m:r>
+            <m:rPr>
+              <m:sty m:val="p"/>
+            </m:rPr>
+            <m:t>)</m:t>
+          </m:r>
           <m:r>
             <m:rPr>
               <m:sty m:val="p"/>
@@ -27271,52 +27745,54 @@
               </m:r>
             </m:sup>
           </m:sSubSup>
-          <m:d>
-            <m:dPr>
-              <m:begChr m:val="("/>
-              <m:sepChr m:val=""/>
-              <m:endChr m:val=")"/>
-              <m:grow/>
-            </m:dPr>
+          <m:r>
+            <m:rPr>
+              <m:sty m:val="p"/>
+            </m:rPr>
+            <m:t>(</m:t>
+          </m:r>
+          <m:sSub>
             <m:e>
-              <m:sSub>
-                <m:e>
-                  <m:r>
-                    <m:t>F</m:t>
-                  </m:r>
-                </m:e>
-                <m:sub>
-                  <m:r>
-                    <m:rPr>
-                      <m:sty m:val="p"/>
-                    </m:rPr>
-                    <m:t>M</m:t>
-                  </m:r>
-                  <m:r>
-                    <m:rPr>
-                      <m:sty m:val="p"/>
-                    </m:rPr>
-                    <m:t>S</m:t>
-                  </m:r>
-                  <m:r>
-                    <m:rPr>
-                      <m:sty m:val="p"/>
-                    </m:rPr>
-                    <m:t>Y</m:t>
-                  </m:r>
-                  <m:r>
-                    <m:rPr>
-                      <m:sty m:val="p"/>
-                    </m:rPr>
-                    <m:t>,</m:t>
-                  </m:r>
-                  <m:r>
-                    <m:t>y</m:t>
-                  </m:r>
-                </m:sub>
-              </m:sSub>
+              <m:r>
+                <m:t>F</m:t>
+              </m:r>
             </m:e>
-          </m:d>
+            <m:sub>
+              <m:r>
+                <m:rPr>
+                  <m:sty m:val="p"/>
+                </m:rPr>
+                <m:t>M</m:t>
+              </m:r>
+              <m:r>
+                <m:rPr>
+                  <m:sty m:val="p"/>
+                </m:rPr>
+                <m:t>S</m:t>
+              </m:r>
+              <m:r>
+                <m:rPr>
+                  <m:sty m:val="p"/>
+                </m:rPr>
+                <m:t>Y</m:t>
+              </m:r>
+              <m:r>
+                <m:rPr>
+                  <m:sty m:val="p"/>
+                </m:rPr>
+                <m:t>,</m:t>
+              </m:r>
+              <m:r>
+                <m:t>y</m:t>
+              </m:r>
+            </m:sub>
+          </m:sSub>
+          <m:r>
+            <m:rPr>
+              <m:sty m:val="p"/>
+            </m:rPr>
+            <m:t>)</m:t>
+          </m:r>
           <m:r>
             <m:rPr>
               <m:sty m:val="p"/>
@@ -27403,9 +27879,9 @@
         <w:t xml:space="preserve">vary through time in the SC13 assessment rather than remaining fixed constants.</w:t>
       </w:r>
     </w:p>
-    <w:bookmarkEnd w:id="172"/>
-    <w:bookmarkEnd w:id="173"/>
-    <w:bookmarkStart w:id="202" w:name="references"/>
+    <w:bookmarkEnd w:id="161"/>
+    <w:bookmarkEnd w:id="162"/>
+    <w:bookmarkStart w:id="199" w:name="references"/>
     <w:p>
       <w:pPr>
         <w:pStyle w:val="Heading1"/>
@@ -27414,14 +27890,26 @@
         <w:t xml:space="preserve">References</w:t>
       </w:r>
     </w:p>
-    <w:bookmarkStart w:id="201" w:name="refs"/>
-    <w:bookmarkStart w:id="174" w:name="ref-beverton1957dynamics"/>
+    <w:bookmarkStart w:id="198" w:name="refs"/>
+    <w:bookmarkStart w:id="163" w:name="ref-alegre2015diet"/>
     <w:p>
       <w:pPr>
         <w:pStyle w:val="Bibliography"/>
       </w:pPr>
       <w:r>
-        <w:t xml:space="preserve">Beverton, R. J. H., &amp; Holt, S. J. (1957).</w:t>
+        <w:t xml:space="preserve">Alegre, A., Bertrand, A., Espino, M., Espinoza, P., Dioses, T., Niquen, M., &amp; Ménard, F. (2015). Diet diversity of jack and chub mackerels and ecosystem changes in the northern</w:t>
+      </w:r>
+      <w:r>
+        <w:t xml:space="preserve"> </w:t>
+      </w:r>
+      <w:r>
+        <w:t xml:space="preserve">Humboldt Current</w:t>
+      </w:r>
+      <w:r>
+        <w:t xml:space="preserve"> </w:t>
+      </w:r>
+      <w:r>
+        <w:t xml:space="preserve">system: A long-term study.</w:t>
       </w:r>
       <w:r>
         <w:t xml:space="preserve"> </w:t>
@@ -27431,23 +27919,45 @@
           <w:i/>
           <w:iCs/>
         </w:rPr>
-        <w:t xml:space="preserve">On the dynamics of exploited fish populations</w:t>
-      </w:r>
-      <w:r>
-        <w:t xml:space="preserve"> </w:t>
-      </w:r>
-      <w:r>
-        <w:t xml:space="preserve">(Vol. 19, p. 533). H. M. Stationery Office.</w:t>
+        <w:t xml:space="preserve">Progress in Oceanography</w:t>
+      </w:r>
+      <w:r>
+        <w:t xml:space="preserve">,</w:t>
+      </w:r>
+      <w:r>
+        <w:t xml:space="preserve"> </w:t>
+      </w:r>
+      <w:r>
+        <w:rPr>
+          <w:i/>
+          <w:iCs/>
+        </w:rPr>
+        <w:t xml:space="preserve">137</w:t>
+      </w:r>
+      <w:r>
+        <w:t xml:space="preserve">, 299–313.</w:t>
       </w:r>
     </w:p>
-    <w:bookmarkEnd w:id="174"/>
-    <w:bookmarkStart w:id="176" w:name="ref-butterworth1999procedures"/>
+    <w:bookmarkEnd w:id="163"/>
+    <w:bookmarkStart w:id="164" w:name="ref-alheit2004regime"/>
     <w:p>
       <w:pPr>
         <w:pStyle w:val="Bibliography"/>
       </w:pPr>
       <w:r>
-        <w:t xml:space="preserve">Butterworth, D. S., &amp; Punt, A. E. (1999). Experiences in the evaluation and implementation of management procedures.</w:t>
+        <w:t xml:space="preserve">Alheit, J., &amp; Niquen, M. (2004). Regime shifts in the</w:t>
+      </w:r>
+      <w:r>
+        <w:t xml:space="preserve"> </w:t>
+      </w:r>
+      <w:r>
+        <w:t xml:space="preserve">Humboldt Current</w:t>
+      </w:r>
+      <w:r>
+        <w:t xml:space="preserve"> </w:t>
+      </w:r>
+      <w:r>
+        <w:t xml:space="preserve">ecosystem.</w:t>
       </w:r>
       <w:r>
         <w:t xml:space="preserve"> </w:t>
@@ -27457,7 +27967,7 @@
           <w:i/>
           <w:iCs/>
         </w:rPr>
-        <w:t xml:space="preserve">ICES Journal of Marine Science</w:t>
+        <w:t xml:space="preserve">Progress in Oceanography</w:t>
       </w:r>
       <w:r>
         <w:t xml:space="preserve">,</w:t>
@@ -27470,6 +27980,173 @@
           <w:i/>
           <w:iCs/>
         </w:rPr>
+        <w:t xml:space="preserve">60</w:t>
+      </w:r>
+      <w:r>
+        <w:t xml:space="preserve">(2–4), 201–222.</w:t>
+      </w:r>
+    </w:p>
+    <w:bookmarkEnd w:id="164"/>
+    <w:bookmarkStart w:id="165" w:name="ref-arones2019spatio"/>
+    <w:p>
+      <w:pPr>
+        <w:pStyle w:val="Bibliography"/>
+      </w:pPr>
+      <w:r>
+        <w:t xml:space="preserve">Arones, K., Grados, D., Ayon, P., &amp; Bertrand, A. (2019). Spatio-temporal trends in zooplankton biomass in the northern</w:t>
+      </w:r>
+      <w:r>
+        <w:t xml:space="preserve"> </w:t>
+      </w:r>
+      <w:r>
+        <w:t xml:space="preserve">Humboldt Current</w:t>
+      </w:r>
+      <w:r>
+        <w:t xml:space="preserve"> </w:t>
+      </w:r>
+      <w:r>
+        <w:t xml:space="preserve">system off</w:t>
+      </w:r>
+      <w:r>
+        <w:t xml:space="preserve"> </w:t>
+      </w:r>
+      <w:r>
+        <w:t xml:space="preserve">Peru</w:t>
+      </w:r>
+      <w:r>
+        <w:t xml:space="preserve"> </w:t>
+      </w:r>
+      <w:r>
+        <w:t xml:space="preserve">from 1961–2012.</w:t>
+      </w:r>
+      <w:r>
+        <w:t xml:space="preserve"> </w:t>
+      </w:r>
+      <w:r>
+        <w:rPr>
+          <w:i/>
+          <w:iCs/>
+        </w:rPr>
+        <w:t xml:space="preserve">Deep Sea Research Part II: Topical Studies in Oceanography</w:t>
+      </w:r>
+      <w:r>
+        <w:t xml:space="preserve">,</w:t>
+      </w:r>
+      <w:r>
+        <w:t xml:space="preserve"> </w:t>
+      </w:r>
+      <w:r>
+        <w:rPr>
+          <w:i/>
+          <w:iCs/>
+        </w:rPr>
+        <w:t xml:space="preserve">169</w:t>
+      </w:r>
+      <w:r>
+        <w:t xml:space="preserve">, 104656.</w:t>
+      </w:r>
+    </w:p>
+    <w:bookmarkEnd w:id="165"/>
+    <w:bookmarkStart w:id="166" w:name="ref-bertrand2011oxygen"/>
+    <w:p>
+      <w:pPr>
+        <w:pStyle w:val="Bibliography"/>
+      </w:pPr>
+      <w:r>
+        <w:t xml:space="preserve">Bertrand, A., Chaigneau, A., Peraltilla, S., Ledesma, J., Graco, M., Monetti, F., &amp; Chavez, F. P. (2011). Oxygen: A fundamental property regulating pelagic ecosystem structure in the coastal southeastern tropical</w:t>
+      </w:r>
+      <w:r>
+        <w:t xml:space="preserve"> </w:t>
+      </w:r>
+      <w:r>
+        <w:t xml:space="preserve">Pacific</w:t>
+      </w:r>
+      <w:r>
+        <w:t xml:space="preserve">.</w:t>
+      </w:r>
+      <w:r>
+        <w:t xml:space="preserve"> </w:t>
+      </w:r>
+      <w:r>
+        <w:rPr>
+          <w:i/>
+          <w:iCs/>
+        </w:rPr>
+        <w:t xml:space="preserve">PLOS ONE</w:t>
+      </w:r>
+      <w:r>
+        <w:t xml:space="preserve">,</w:t>
+      </w:r>
+      <w:r>
+        <w:t xml:space="preserve"> </w:t>
+      </w:r>
+      <w:r>
+        <w:rPr>
+          <w:i/>
+          <w:iCs/>
+        </w:rPr>
+        <w:t xml:space="preserve">6</w:t>
+      </w:r>
+      <w:r>
+        <w:t xml:space="preserve">(12), e29558.</w:t>
+      </w:r>
+    </w:p>
+    <w:bookmarkEnd w:id="166"/>
+    <w:bookmarkStart w:id="167" w:name="ref-beverton1957dynamics"/>
+    <w:p>
+      <w:pPr>
+        <w:pStyle w:val="Bibliography"/>
+      </w:pPr>
+      <w:r>
+        <w:t xml:space="preserve">Beverton, R. J. H., &amp; Holt, S. J. (1957).</w:t>
+      </w:r>
+      <w:r>
+        <w:t xml:space="preserve"> </w:t>
+      </w:r>
+      <w:r>
+        <w:rPr>
+          <w:i/>
+          <w:iCs/>
+        </w:rPr>
+        <w:t xml:space="preserve">On the dynamics of exploited fish populations</w:t>
+      </w:r>
+      <w:r>
+        <w:t xml:space="preserve"> </w:t>
+      </w:r>
+      <w:r>
+        <w:t xml:space="preserve">(Vol. 19, p. 533). H. M. Stationery Office.</w:t>
+      </w:r>
+    </w:p>
+    <w:bookmarkEnd w:id="167"/>
+    <w:bookmarkStart w:id="169" w:name="ref-butterworth1999procedures"/>
+    <w:p>
+      <w:pPr>
+        <w:pStyle w:val="Bibliography"/>
+      </w:pPr>
+      <w:r>
+        <w:t xml:space="preserve">Butterworth, D. S., &amp; Punt, A. E. (1999). Experiences in the evaluation and implementation of management procedures.</w:t>
+      </w:r>
+      <w:r>
+        <w:t xml:space="preserve"> </w:t>
+      </w:r>
+      <w:r>
+        <w:rPr>
+          <w:i/>
+          <w:iCs/>
+        </w:rPr>
+        <w:t xml:space="preserve">ICES Journal of Marine Science</w:t>
+      </w:r>
+      <w:r>
+        <w:t xml:space="preserve">,</w:t>
+      </w:r>
+      <w:r>
+        <w:t xml:space="preserve"> </w:t>
+      </w:r>
+      <w:r>
+        <w:rPr>
+          <w:i/>
+          <w:iCs/>
+        </w:rPr>
         <w:t xml:space="preserve">56</w:t>
       </w:r>
       <w:r>
@@ -27478,7 +28155,7 @@
       <w:r>
         <w:t xml:space="preserve"> </w:t>
       </w:r>
-      <w:hyperlink r:id="rId175">
+      <w:hyperlink r:id="rId168">
         <w:r>
           <w:rPr>
             <w:rStyle w:val="Hyperlink"/>
@@ -27487,8 +28164,8 @@
         </w:r>
       </w:hyperlink>
     </w:p>
-    <w:bookmarkEnd w:id="176"/>
-    <w:bookmarkStart w:id="178" w:name="ref-carruthers2024roadmap"/>
+    <w:bookmarkEnd w:id="169"/>
+    <w:bookmarkStart w:id="171" w:name="ref-carruthers2024roadmap"/>
     <w:p>
       <w:pPr>
         <w:pStyle w:val="Bibliography"/>
@@ -27551,7 +28228,7 @@
       <w:r>
         <w:t xml:space="preserve"> </w:t>
       </w:r>
-      <w:hyperlink r:id="rId177">
+      <w:hyperlink r:id="rId170">
         <w:r>
           <w:rPr>
             <w:rStyle w:val="Hyperlink"/>
@@ -27560,14 +28237,14 @@
         </w:r>
       </w:hyperlink>
     </w:p>
-    <w:bookmarkEnd w:id="178"/>
-    <w:bookmarkStart w:id="180" w:name="ref-fournier2012admb"/>
+    <w:bookmarkEnd w:id="171"/>
+    <w:bookmarkStart w:id="172" w:name="ref-chavez2011marine"/>
     <w:p>
       <w:pPr>
         <w:pStyle w:val="Bibliography"/>
       </w:pPr>
       <w:r>
-        <w:t xml:space="preserve">Fournier, D. A., Skaug, H. J., Ancheta, J., Ianelli, J., Magnusson, A., Maunder, M. N., Nielsen, A., &amp; Sibert, J. (2012). AD model builder: Using automatic differentiation for statistical inference of highly parameterized complex nonlinear models.</w:t>
+        <w:t xml:space="preserve">Chavez, F. P., Messié, M., &amp; Pennington, J. T. (2011). Marine primary production in relation to climate variability and change.</w:t>
       </w:r>
       <w:r>
         <w:t xml:space="preserve"> </w:t>
@@ -27577,7 +28254,7 @@
           <w:i/>
           <w:iCs/>
         </w:rPr>
-        <w:t xml:space="preserve">Optimization Methods and Software</w:t>
+        <w:t xml:space="preserve">Annual Review of Marine Science</w:t>
       </w:r>
       <w:r>
         <w:t xml:space="preserve">,</w:t>
@@ -27590,6 +28267,94 @@
           <w:i/>
           <w:iCs/>
         </w:rPr>
+        <w:t xml:space="preserve">3</w:t>
+      </w:r>
+      <w:r>
+        <w:t xml:space="preserve">(1), 227–260.</w:t>
+      </w:r>
+    </w:p>
+    <w:bookmarkEnd w:id="172"/>
+    <w:bookmarkStart w:id="173" w:name="ref-espino2013jurel"/>
+    <w:p>
+      <w:pPr>
+        <w:pStyle w:val="Bibliography"/>
+      </w:pPr>
+      <w:r>
+        <w:t xml:space="preserve">Espino, M. (2013). El jurel</w:t>
+      </w:r>
+      <w:r>
+        <w:t xml:space="preserve"> </w:t>
+      </w:r>
+      <w:r>
+        <w:rPr>
+          <w:i/>
+          <w:iCs/>
+        </w:rPr>
+        <w:t xml:space="preserve">trachurus murphyi</w:t>
+      </w:r>
+      <w:r>
+        <w:t xml:space="preserve"> </w:t>
+      </w:r>
+      <w:r>
+        <w:t xml:space="preserve">y las variables ambientales de macroescala.</w:t>
+      </w:r>
+      <w:r>
+        <w:t xml:space="preserve"> </w:t>
+      </w:r>
+      <w:r>
+        <w:rPr>
+          <w:i/>
+          <w:iCs/>
+        </w:rPr>
+        <w:t xml:space="preserve">Revista Peruana de Biología</w:t>
+      </w:r>
+      <w:r>
+        <w:t xml:space="preserve">,</w:t>
+      </w:r>
+      <w:r>
+        <w:t xml:space="preserve"> </w:t>
+      </w:r>
+      <w:r>
+        <w:rPr>
+          <w:i/>
+          <w:iCs/>
+        </w:rPr>
+        <w:t xml:space="preserve">20</w:t>
+      </w:r>
+      <w:r>
+        <w:t xml:space="preserve">(1), 9–20.</w:t>
+      </w:r>
+    </w:p>
+    <w:bookmarkEnd w:id="173"/>
+    <w:bookmarkStart w:id="175" w:name="ref-fournier2012admb"/>
+    <w:p>
+      <w:pPr>
+        <w:pStyle w:val="Bibliography"/>
+      </w:pPr>
+      <w:r>
+        <w:t xml:space="preserve">Fournier, D. A., Skaug, H. J., Ancheta, J., Ianelli, J., Magnusson, A., Maunder, M. N., Nielsen, A., &amp; Sibert, J. (2012). AD model builder: Using automatic differentiation for statistical inference of highly parameterized complex nonlinear models.</w:t>
+      </w:r>
+      <w:r>
+        <w:t xml:space="preserve"> </w:t>
+      </w:r>
+      <w:r>
+        <w:rPr>
+          <w:i/>
+          <w:iCs/>
+        </w:rPr>
+        <w:t xml:space="preserve">Optimization Methods and Software</w:t>
+      </w:r>
+      <w:r>
+        <w:t xml:space="preserve">,</w:t>
+      </w:r>
+      <w:r>
+        <w:t xml:space="preserve"> </w:t>
+      </w:r>
+      <w:r>
+        <w:rPr>
+          <w:i/>
+          <w:iCs/>
+        </w:rPr>
         <w:t xml:space="preserve">27</w:t>
       </w:r>
       <w:r>
@@ -27598,7 +28363,7 @@
       <w:r>
         <w:t xml:space="preserve"> </w:t>
       </w:r>
-      <w:hyperlink r:id="rId179">
+      <w:hyperlink r:id="rId174">
         <w:r>
           <w:rPr>
             <w:rStyle w:val="Hyperlink"/>
@@ -27607,8 +28372,8 @@
         </w:r>
       </w:hyperlink>
     </w:p>
-    <w:bookmarkEnd w:id="180"/>
-    <w:bookmarkStart w:id="182" w:name="ref-fournier1982catchage"/>
+    <w:bookmarkEnd w:id="175"/>
+    <w:bookmarkStart w:id="177" w:name="ref-fournier1982catchage"/>
     <w:p>
       <w:pPr>
         <w:pStyle w:val="Bibliography"/>
@@ -27645,7 +28410,7 @@
       <w:r>
         <w:t xml:space="preserve"> </w:t>
       </w:r>
-      <w:hyperlink r:id="rId181">
+      <w:hyperlink r:id="rId176">
         <w:r>
           <w:rPr>
             <w:rStyle w:val="Hyperlink"/>
@@ -27654,8 +28419,8 @@
         </w:r>
       </w:hyperlink>
     </w:p>
-    <w:bookmarkEnd w:id="182"/>
-    <w:bookmarkStart w:id="184" w:name="ref-francis2011weighting"/>
+    <w:bookmarkEnd w:id="177"/>
+    <w:bookmarkStart w:id="179" w:name="ref-francis2011weighting"/>
     <w:p>
       <w:pPr>
         <w:pStyle w:val="Bibliography"/>
@@ -27692,7 +28457,7 @@
       <w:r>
         <w:t xml:space="preserve"> </w:t>
       </w:r>
-      <w:hyperlink r:id="rId183">
+      <w:hyperlink r:id="rId178">
         <w:r>
           <w:rPr>
             <w:rStyle w:val="Hyperlink"/>
@@ -27701,14 +28466,26 @@
         </w:r>
       </w:hyperlink>
     </w:p>
-    <w:bookmarkEnd w:id="184"/>
-    <w:bookmarkStart w:id="186" w:name="ref-hilborn1992quantitative"/>
+    <w:bookmarkEnd w:id="179"/>
+    <w:bookmarkStart w:id="180" w:name="ref-gutierrez2011coastal"/>
     <w:p>
       <w:pPr>
         <w:pStyle w:val="Bibliography"/>
       </w:pPr>
       <w:r>
-        <w:t xml:space="preserve">Hilborn, R., &amp; Walters, C. J. (1992).</w:t>
+        <w:t xml:space="preserve">Gutiérrez, D., Bouloubassi, I., Sifeddine, A., Purca, S., Goubanova, K., Graco, M., Field, D., Méjanelle, L., Velazco, F., Lorre, A., Salvatteci, R., Quispe, D., Vargas, G., Dewitte, B., &amp; Ortlieb, L. (2011). Coastal cooling and increased productivity in the main upwelling zone off</w:t>
+      </w:r>
+      <w:r>
+        <w:t xml:space="preserve"> </w:t>
+      </w:r>
+      <w:r>
+        <w:t xml:space="preserve">Peru</w:t>
+      </w:r>
+      <w:r>
+        <w:t xml:space="preserve"> </w:t>
+      </w:r>
+      <w:r>
+        <w:t xml:space="preserve">since the mid-twentieth century.</w:t>
       </w:r>
       <w:r>
         <w:t xml:space="preserve"> </w:t>
@@ -27718,6 +28495,42 @@
           <w:i/>
           <w:iCs/>
         </w:rPr>
+        <w:t xml:space="preserve">Geophysical Research Letters</w:t>
+      </w:r>
+      <w:r>
+        <w:t xml:space="preserve">,</w:t>
+      </w:r>
+      <w:r>
+        <w:t xml:space="preserve"> </w:t>
+      </w:r>
+      <w:r>
+        <w:rPr>
+          <w:i/>
+          <w:iCs/>
+        </w:rPr>
+        <w:t xml:space="preserve">38</w:t>
+      </w:r>
+      <w:r>
+        <w:t xml:space="preserve">(7).</w:t>
+      </w:r>
+    </w:p>
+    <w:bookmarkEnd w:id="180"/>
+    <w:bookmarkStart w:id="182" w:name="ref-hilborn1992quantitative"/>
+    <w:p>
+      <w:pPr>
+        <w:pStyle w:val="Bibliography"/>
+      </w:pPr>
+      <w:r>
+        <w:t xml:space="preserve">Hilborn, R., &amp; Walters, C. J. (1992).</w:t>
+      </w:r>
+      <w:r>
+        <w:t xml:space="preserve"> </w:t>
+      </w:r>
+      <w:r>
+        <w:rPr>
+          <w:i/>
+          <w:iCs/>
+        </w:rPr>
         <w:t xml:space="preserve">Quantitative fisheries stock assessment: Choice, dynamics and uncertainty</w:t>
       </w:r>
       <w:r>
@@ -27726,7 +28539,7 @@
       <w:r>
         <w:t xml:space="preserve"> </w:t>
       </w:r>
-      <w:hyperlink r:id="rId185">
+      <w:hyperlink r:id="rId181">
         <w:r>
           <w:rPr>
             <w:rStyle w:val="Hyperlink"/>
@@ -27735,8 +28548,8 @@
         </w:r>
       </w:hyperlink>
     </w:p>
-    <w:bookmarkEnd w:id="186"/>
-    <w:bookmarkStart w:id="188" w:name="ref-linton2011selectivity"/>
+    <w:bookmarkEnd w:id="182"/>
+    <w:bookmarkStart w:id="184" w:name="ref-linton2011selectivity"/>
     <w:p>
       <w:pPr>
         <w:pStyle w:val="Bibliography"/>
@@ -27773,7 +28586,7 @@
       <w:r>
         <w:t xml:space="preserve"> </w:t>
       </w:r>
-      <w:hyperlink r:id="rId187">
+      <w:hyperlink r:id="rId183">
         <w:r>
           <w:rPr>
             <w:rStyle w:val="Hyperlink"/>
@@ -27782,14 +28595,14 @@
         </w:r>
       </w:hyperlink>
     </w:p>
-    <w:bookmarkEnd w:id="188"/>
-    <w:bookmarkStart w:id="190" w:name="ref-punt2016bestpractices"/>
+    <w:bookmarkEnd w:id="184"/>
+    <w:bookmarkStart w:id="185" w:name="ref-moron2017analisis"/>
     <w:p>
       <w:pPr>
         <w:pStyle w:val="Bibliography"/>
       </w:pPr>
       <w:r>
-        <w:t xml:space="preserve">Punt, A. E., Butterworth, D. S., Moor, C. L. de, Oliveira, J. A. A. de, &amp; Haddon, M. (2016). Management strategy evaluation: Best practices.</w:t>
+        <w:t xml:space="preserve">Moron Correa, G. C. (2017).</w:t>
       </w:r>
       <w:r>
         <w:t xml:space="preserve"> </w:t>
@@ -27799,10 +28612,23 @@
           <w:i/>
           <w:iCs/>
         </w:rPr>
-        <w:t xml:space="preserve">Fish and Fisheries</w:t>
-      </w:r>
-      <w:r>
-        <w:t xml:space="preserve">,</w:t>
+        <w:t xml:space="preserve">Análisis espacio temporal de la biodiversidad en el ambiente epipelágico del mar peruano</w:t>
+      </w:r>
+      <w:r>
+        <w:t xml:space="preserve"> </w:t>
+      </w:r>
+      <w:r>
+        <w:t xml:space="preserve">[PhD thesis]. Universidad Nacional Mayor de San Marcos.</w:t>
+      </w:r>
+    </w:p>
+    <w:bookmarkEnd w:id="185"/>
+    <w:bookmarkStart w:id="187" w:name="ref-punt2016bestpractices"/>
+    <w:p>
+      <w:pPr>
+        <w:pStyle w:val="Bibliography"/>
+      </w:pPr>
+      <w:r>
+        <w:t xml:space="preserve">Punt, A. E., Butterworth, D. S., Moor, C. L. de, Oliveira, J. A. A. de, &amp; Haddon, M. (2016). Management strategy evaluation: Best practices.</w:t>
       </w:r>
       <w:r>
         <w:t xml:space="preserve"> </w:t>
@@ -27812,6 +28638,19 @@
           <w:i/>
           <w:iCs/>
         </w:rPr>
+        <w:t xml:space="preserve">Fish and Fisheries</w:t>
+      </w:r>
+      <w:r>
+        <w:t xml:space="preserve">,</w:t>
+      </w:r>
+      <w:r>
+        <w:t xml:space="preserve"> </w:t>
+      </w:r>
+      <w:r>
+        <w:rPr>
+          <w:i/>
+          <w:iCs/>
+        </w:rPr>
         <w:t xml:space="preserve">17</w:t>
       </w:r>
       <w:r>
@@ -27820,7 +28659,7 @@
       <w:r>
         <w:t xml:space="preserve"> </w:t>
       </w:r>
-      <w:hyperlink r:id="rId189">
+      <w:hyperlink r:id="rId186">
         <w:r>
           <w:rPr>
             <w:rStyle w:val="Hyperlink"/>
@@ -27829,8 +28668,8 @@
         </w:r>
       </w:hyperlink>
     </w:p>
-    <w:bookmarkEnd w:id="190"/>
-    <w:bookmarkStart w:id="192" w:name="ref-rousseau2019fleets"/>
+    <w:bookmarkEnd w:id="187"/>
+    <w:bookmarkStart w:id="189" w:name="ref-rousseau2019fleets"/>
     <w:p>
       <w:pPr>
         <w:pStyle w:val="Bibliography"/>
@@ -27867,7 +28706,7 @@
       <w:r>
         <w:t xml:space="preserve"> </w:t>
       </w:r>
-      <w:hyperlink r:id="rId191">
+      <w:hyperlink r:id="rId188">
         <w:r>
           <w:rPr>
             <w:rStyle w:val="Hyperlink"/>
@@ -27876,8 +28715,8 @@
         </w:r>
       </w:hyperlink>
     </w:p>
-    <w:bookmarkEnd w:id="192"/>
-    <w:bookmarkStart w:id="194" w:name="ref-schnute1995error"/>
+    <w:bookmarkEnd w:id="189"/>
+    <w:bookmarkStart w:id="191" w:name="ref-schnute1995error"/>
     <w:p>
       <w:pPr>
         <w:pStyle w:val="Bibliography"/>
@@ -27914,7 +28753,7 @@
       <w:r>
         <w:t xml:space="preserve"> </w:t>
       </w:r>
-      <w:hyperlink r:id="rId193">
+      <w:hyperlink r:id="rId190">
         <w:r>
           <w:rPr>
             <w:rStyle w:val="Hyperlink"/>
@@ -27923,8 +28762,8 @@
         </w:r>
       </w:hyperlink>
     </w:p>
-    <w:bookmarkEnd w:id="194"/>
-    <w:bookmarkStart w:id="196" w:name="ref-siple2021smallpelagics"/>
+    <w:bookmarkEnd w:id="191"/>
+    <w:bookmarkStart w:id="193" w:name="ref-siple2021smallpelagics"/>
     <w:p>
       <w:pPr>
         <w:pStyle w:val="Bibliography"/>
@@ -27961,7 +28800,7 @@
       <w:r>
         <w:t xml:space="preserve"> </w:t>
       </w:r>
-      <w:hyperlink r:id="rId195">
+      <w:hyperlink r:id="rId192">
         <w:r>
           <w:rPr>
             <w:rStyle w:val="Hyperlink"/>
@@ -27970,8 +28809,8 @@
         </w:r>
       </w:hyperlink>
     </w:p>
-    <w:bookmarkEnd w:id="196"/>
-    <w:bookmarkStart w:id="198" w:name="ref-sprfmo2025mseworkshop"/>
+    <w:bookmarkEnd w:id="193"/>
+    <w:bookmarkStart w:id="195" w:name="ref-sprfmo2025mseworkshop"/>
     <w:p>
       <w:pPr>
         <w:pStyle w:val="Bibliography"/>
@@ -28035,12 +28874,12 @@
         <w:t xml:space="preserve"> </w:t>
       </w:r>
       <w:r>
-        <w:t xml:space="preserve">(SC13-JM09). South Pacific Regional Fisheries Management Organisation (SPRFMO).</w:t>
-      </w:r>
-      <w:r>
-        <w:t xml:space="preserve"> </w:t>
-      </w:r>
-      <w:hyperlink r:id="rId197">
+        <w:t xml:space="preserve">(Nos. SC13-JM09). South Pacific Regional Fisheries Management Organisation (SPRFMO).</w:t>
+      </w:r>
+      <w:r>
+        <w:t xml:space="preserve"> </w:t>
+      </w:r>
+      <w:hyperlink r:id="rId194">
         <w:r>
           <w:rPr>
             <w:rStyle w:val="Hyperlink"/>
@@ -28049,8 +28888,8 @@
         </w:r>
       </w:hyperlink>
     </w:p>
-    <w:bookmarkEnd w:id="198"/>
-    <w:bookmarkStart w:id="200" w:name="ref-sprfmo2025annex11"/>
+    <w:bookmarkEnd w:id="195"/>
+    <w:bookmarkStart w:id="197" w:name="ref-sprfmo2025annex11"/>
     <w:p>
       <w:pPr>
         <w:pStyle w:val="Bibliography"/>
@@ -28074,7 +28913,7 @@
       <w:r>
         <w:t xml:space="preserve"> </w:t>
       </w:r>
-      <w:hyperlink r:id="rId199">
+      <w:hyperlink r:id="rId196">
         <w:r>
           <w:rPr>
             <w:rStyle w:val="Hyperlink"/>
@@ -28083,9 +28922,9 @@
         </w:r>
       </w:hyperlink>
     </w:p>
-    <w:bookmarkEnd w:id="200"/>
-    <w:bookmarkEnd w:id="201"/>
-    <w:bookmarkEnd w:id="202"/>
+    <w:bookmarkEnd w:id="197"/>
+    <w:bookmarkEnd w:id="198"/>
+    <w:bookmarkEnd w:id="199"/>
     <w:sectPr>
       <w:footnotePr>
         <w:numRestart w:val="eachSect"/>
@@ -28566,10 +29405,10 @@
   <w:docDefaults>
     <w:rPrDefault>
       <w:rPr>
-        <w:rFonts w:asciiTheme="minorHAnsi" w:cstheme="minorBidi" w:eastAsiaTheme="minorHAnsi" w:hAnsiTheme="minorHAnsi"/>
+        <w:rFonts w:asciiTheme="minorHAnsi" w:cstheme="minorBidi" w:eastAsiaTheme="minorEastAsia" w:hAnsiTheme="minorHAnsi"/>
         <w:sz w:val="24"/>
         <w:szCs w:val="24"/>
-        <w:lang w:bidi="ar-SA" w:eastAsia="en-US" w:val="en-US"/>
+        <w:lang w:bidi="ar-SA" w:eastAsia="zh-CN" w:val="en-US"/>
       </w:rPr>
     </w:rPrDefault>
     <w:pPrDefault>
@@ -29110,13 +29949,6 @@
       </w:tblCellMar>
     </w:tblPr>
     <w:tblStylePr w:type="firstRow">
-      <w:tblPr>
-        <w:jc w:val="left"/>
-        <w:tblInd w:type="dxa" w:w="0"/>
-      </w:tblPr>
-      <w:trPr>
-        <w:jc w:val="left"/>
-      </w:trPr>
       <w:tcPr>
         <w:tcBorders>
           <w:bottom w:val="single"/>
